--- a/prp/ip data/notes/Learnings/system design/CQRSANDSAGA.docx
+++ b/prp/ip data/notes/Learnings/system design/CQRSANDSAGA.docx
@@ -5032,6 +5032,6430 @@
           <w:lang w:eastAsia="en-IN"/>
         </w:rPr>
         <w:t>This video provides a deep-dive walkthrough of building a robust CQRS architecture using Spring Boot alongside Apache Kafka for event-driven synchronization.</w:t>
+      </w:r>
+    </w:p>
+    <w:p>
+      <w:pPr>
+        <w:spacing w:before="100" w:beforeAutospacing="1" w:after="100" w:afterAutospacing="1" w:line="240" w:lineRule="auto"/>
+        <w:rPr>
+          <w:rFonts w:ascii="Times New Roman" w:eastAsia="Times New Roman" w:hAnsi="Times New Roman" w:cs="Times New Roman"/>
+          <w:sz w:val="24"/>
+          <w:szCs w:val="24"/>
+          <w:lang w:eastAsia="en-IN"/>
+        </w:rPr>
+      </w:pPr>
+      <w:r>
+        <w:rPr>
+          <w:rFonts w:ascii="Times New Roman" w:eastAsia="Times New Roman" w:hAnsi="Times New Roman" w:cs="Times New Roman"/>
+          <w:sz w:val="24"/>
+          <w:szCs w:val="24"/>
+          <w:lang w:eastAsia="en-IN"/>
+        </w:rPr>
+        <w:t xml:space="preserve">Imagine you are building a </w:t>
+      </w:r>
+      <w:r>
+        <w:rPr>
+          <w:rFonts w:ascii="Times New Roman" w:eastAsia="Times New Roman" w:hAnsi="Times New Roman" w:cs="Times New Roman"/>
+          <w:b/>
+          <w:bCs/>
+          <w:sz w:val="24"/>
+          <w:szCs w:val="24"/>
+          <w:lang w:eastAsia="en-IN"/>
+        </w:rPr>
+        <w:t>Vacation Booking App</w:t>
+      </w:r>
+      <w:r>
+        <w:rPr>
+          <w:rFonts w:ascii="Times New Roman" w:eastAsia="Times New Roman" w:hAnsi="Times New Roman" w:cs="Times New Roman"/>
+          <w:sz w:val="24"/>
+          <w:szCs w:val="24"/>
+          <w:lang w:eastAsia="en-IN"/>
+        </w:rPr>
+        <w:t>. To book a vacation, you need to do three things:</w:t>
+      </w:r>
+    </w:p>
+    <w:p>
+      <w:pPr>
+        <w:numPr>
+          <w:ilvl w:val="0"/>
+          <w:numId w:val="6"/>
+        </w:numPr>
+        <w:spacing w:before="100" w:beforeAutospacing="1" w:after="100" w:afterAutospacing="1" w:line="240" w:lineRule="auto"/>
+        <w:rPr>
+          <w:rFonts w:ascii="Times New Roman" w:eastAsia="Times New Roman" w:hAnsi="Times New Roman" w:cs="Times New Roman"/>
+          <w:sz w:val="24"/>
+          <w:szCs w:val="24"/>
+          <w:lang w:eastAsia="en-IN"/>
+        </w:rPr>
+      </w:pPr>
+      <w:r>
+        <w:rPr>
+          <w:rFonts w:ascii="Times New Roman" w:eastAsia="Times New Roman" w:hAnsi="Times New Roman" w:cs="Times New Roman"/>
+          <w:sz w:val="24"/>
+          <w:szCs w:val="24"/>
+          <w:lang w:eastAsia="en-IN"/>
+        </w:rPr>
+        <w:t xml:space="preserve">Book a </w:t>
+      </w:r>
+      <w:proofErr w:type="gramStart"/>
+      <w:r>
+        <w:rPr>
+          <w:rFonts w:ascii="Times New Roman" w:eastAsia="Times New Roman" w:hAnsi="Times New Roman" w:cs="Times New Roman"/>
+          <w:b/>
+          <w:bCs/>
+          <w:sz w:val="24"/>
+          <w:szCs w:val="24"/>
+          <w:lang w:eastAsia="en-IN"/>
+        </w:rPr>
+        <w:t>Hotel</w:t>
+      </w:r>
+      <w:proofErr w:type="gramEnd"/>
+      <w:r>
+        <w:rPr>
+          <w:rFonts w:ascii="Times New Roman" w:eastAsia="Times New Roman" w:hAnsi="Times New Roman" w:cs="Times New Roman"/>
+          <w:sz w:val="24"/>
+          <w:szCs w:val="24"/>
+          <w:lang w:eastAsia="en-IN"/>
+        </w:rPr>
+        <w:t>.</w:t>
+      </w:r>
+    </w:p>
+    <w:p>
+      <w:pPr>
+        <w:numPr>
+          <w:ilvl w:val="0"/>
+          <w:numId w:val="6"/>
+        </w:numPr>
+        <w:spacing w:before="100" w:beforeAutospacing="1" w:after="100" w:afterAutospacing="1" w:line="240" w:lineRule="auto"/>
+        <w:rPr>
+          <w:rFonts w:ascii="Times New Roman" w:eastAsia="Times New Roman" w:hAnsi="Times New Roman" w:cs="Times New Roman"/>
+          <w:sz w:val="24"/>
+          <w:szCs w:val="24"/>
+          <w:lang w:eastAsia="en-IN"/>
+        </w:rPr>
+      </w:pPr>
+      <w:r>
+        <w:rPr>
+          <w:rFonts w:ascii="Times New Roman" w:eastAsia="Times New Roman" w:hAnsi="Times New Roman" w:cs="Times New Roman"/>
+          <w:sz w:val="24"/>
+          <w:szCs w:val="24"/>
+          <w:lang w:eastAsia="en-IN"/>
+        </w:rPr>
+        <w:t xml:space="preserve">Book a </w:t>
+      </w:r>
+      <w:r>
+        <w:rPr>
+          <w:rFonts w:ascii="Times New Roman" w:eastAsia="Times New Roman" w:hAnsi="Times New Roman" w:cs="Times New Roman"/>
+          <w:b/>
+          <w:bCs/>
+          <w:sz w:val="24"/>
+          <w:szCs w:val="24"/>
+          <w:lang w:eastAsia="en-IN"/>
+        </w:rPr>
+        <w:t>Flight</w:t>
+      </w:r>
+      <w:r>
+        <w:rPr>
+          <w:rFonts w:ascii="Times New Roman" w:eastAsia="Times New Roman" w:hAnsi="Times New Roman" w:cs="Times New Roman"/>
+          <w:sz w:val="24"/>
+          <w:szCs w:val="24"/>
+          <w:lang w:eastAsia="en-IN"/>
+        </w:rPr>
+        <w:t>.</w:t>
+      </w:r>
+    </w:p>
+    <w:p>
+      <w:pPr>
+        <w:numPr>
+          <w:ilvl w:val="0"/>
+          <w:numId w:val="6"/>
+        </w:numPr>
+        <w:spacing w:before="100" w:beforeAutospacing="1" w:after="100" w:afterAutospacing="1" w:line="240" w:lineRule="auto"/>
+        <w:rPr>
+          <w:rFonts w:ascii="Times New Roman" w:eastAsia="Times New Roman" w:hAnsi="Times New Roman" w:cs="Times New Roman"/>
+          <w:sz w:val="24"/>
+          <w:szCs w:val="24"/>
+          <w:lang w:eastAsia="en-IN"/>
+        </w:rPr>
+      </w:pPr>
+      <w:r>
+        <w:rPr>
+          <w:rFonts w:ascii="Times New Roman" w:eastAsia="Times New Roman" w:hAnsi="Times New Roman" w:cs="Times New Roman"/>
+          <w:sz w:val="24"/>
+          <w:szCs w:val="24"/>
+          <w:lang w:eastAsia="en-IN"/>
+        </w:rPr>
+        <w:t xml:space="preserve">Book a </w:t>
+      </w:r>
+      <w:r>
+        <w:rPr>
+          <w:rFonts w:ascii="Times New Roman" w:eastAsia="Times New Roman" w:hAnsi="Times New Roman" w:cs="Times New Roman"/>
+          <w:b/>
+          <w:bCs/>
+          <w:sz w:val="24"/>
+          <w:szCs w:val="24"/>
+          <w:lang w:eastAsia="en-IN"/>
+        </w:rPr>
+        <w:t>Car Rental</w:t>
+      </w:r>
+      <w:r>
+        <w:rPr>
+          <w:rFonts w:ascii="Times New Roman" w:eastAsia="Times New Roman" w:hAnsi="Times New Roman" w:cs="Times New Roman"/>
+          <w:sz w:val="24"/>
+          <w:szCs w:val="24"/>
+          <w:lang w:eastAsia="en-IN"/>
+        </w:rPr>
+        <w:t>.</w:t>
+      </w:r>
+    </w:p>
+    <w:p>
+      <w:pPr>
+        <w:spacing w:before="100" w:beforeAutospacing="1" w:after="100" w:afterAutospacing="1" w:line="240" w:lineRule="auto"/>
+        <w:rPr>
+          <w:rFonts w:ascii="Times New Roman" w:eastAsia="Times New Roman" w:hAnsi="Times New Roman" w:cs="Times New Roman"/>
+          <w:sz w:val="24"/>
+          <w:szCs w:val="24"/>
+          <w:lang w:eastAsia="en-IN"/>
+        </w:rPr>
+      </w:pPr>
+      <w:r>
+        <w:rPr>
+          <w:rFonts w:ascii="Times New Roman" w:eastAsia="Times New Roman" w:hAnsi="Times New Roman" w:cs="Times New Roman"/>
+          <w:sz w:val="24"/>
+          <w:szCs w:val="24"/>
+          <w:lang w:eastAsia="en-IN"/>
+        </w:rPr>
+        <w:t xml:space="preserve">In a Saga pattern, if the </w:t>
+      </w:r>
+      <w:r>
+        <w:rPr>
+          <w:rFonts w:ascii="Times New Roman" w:eastAsia="Times New Roman" w:hAnsi="Times New Roman" w:cs="Times New Roman"/>
+          <w:b/>
+          <w:bCs/>
+          <w:sz w:val="24"/>
+          <w:szCs w:val="24"/>
+          <w:lang w:eastAsia="en-IN"/>
+        </w:rPr>
+        <w:t>Car Rental</w:t>
+      </w:r>
+      <w:r>
+        <w:rPr>
+          <w:rFonts w:ascii="Times New Roman" w:eastAsia="Times New Roman" w:hAnsi="Times New Roman" w:cs="Times New Roman"/>
+          <w:sz w:val="24"/>
+          <w:szCs w:val="24"/>
+          <w:lang w:eastAsia="en-IN"/>
+        </w:rPr>
+        <w:t xml:space="preserve"> fails (e.g., no cars left), you can't just do a normal database rollback because the Hotel and Flight were already saved in their respective databases. Instead, you must </w:t>
+      </w:r>
+      <w:r>
+        <w:rPr>
+          <w:rFonts w:ascii="Times New Roman" w:eastAsia="Times New Roman" w:hAnsi="Times New Roman" w:cs="Times New Roman"/>
+          <w:b/>
+          <w:bCs/>
+          <w:sz w:val="24"/>
+          <w:szCs w:val="24"/>
+          <w:lang w:eastAsia="en-IN"/>
+        </w:rPr>
+        <w:t>manually undo</w:t>
+      </w:r>
+      <w:r>
+        <w:rPr>
+          <w:rFonts w:ascii="Times New Roman" w:eastAsia="Times New Roman" w:hAnsi="Times New Roman" w:cs="Times New Roman"/>
+          <w:sz w:val="24"/>
+          <w:szCs w:val="24"/>
+          <w:lang w:eastAsia="en-IN"/>
+        </w:rPr>
+        <w:t xml:space="preserve"> them: cancel the flight, then cancel the hotel.</w:t>
+      </w:r>
+    </w:p>
+    <w:p>
+      <w:pPr>
+        <w:spacing w:before="100" w:beforeAutospacing="1" w:after="100" w:afterAutospacing="1" w:line="240" w:lineRule="auto"/>
+        <w:outlineLvl w:val="2"/>
+        <w:rPr>
+          <w:rFonts w:ascii="Times New Roman" w:eastAsia="Times New Roman" w:hAnsi="Times New Roman" w:cs="Times New Roman"/>
+          <w:b/>
+          <w:bCs/>
+          <w:sz w:val="27"/>
+          <w:szCs w:val="27"/>
+          <w:lang w:eastAsia="en-IN"/>
+        </w:rPr>
+      </w:pPr>
+      <w:r>
+        <w:rPr>
+          <w:rFonts w:ascii="Times New Roman" w:eastAsia="Times New Roman" w:hAnsi="Times New Roman" w:cs="Times New Roman"/>
+          <w:b/>
+          <w:bCs/>
+          <w:sz w:val="27"/>
+          <w:szCs w:val="27"/>
+          <w:lang w:eastAsia="en-IN"/>
+        </w:rPr>
+        <w:t>Part 1: Simple Project Structure</w:t>
+      </w:r>
+    </w:p>
+    <w:p>
+      <w:pPr>
+        <w:spacing w:before="100" w:beforeAutospacing="1" w:after="100" w:afterAutospacing="1" w:line="240" w:lineRule="auto"/>
+        <w:rPr>
+          <w:rFonts w:ascii="Times New Roman" w:eastAsia="Times New Roman" w:hAnsi="Times New Roman" w:cs="Times New Roman"/>
+          <w:sz w:val="24"/>
+          <w:szCs w:val="24"/>
+          <w:lang w:eastAsia="en-IN"/>
+        </w:rPr>
+      </w:pPr>
+      <w:r>
+        <w:rPr>
+          <w:rFonts w:ascii="Times New Roman" w:eastAsia="Times New Roman" w:hAnsi="Times New Roman" w:cs="Times New Roman"/>
+          <w:sz w:val="24"/>
+          <w:szCs w:val="24"/>
+          <w:lang w:eastAsia="en-IN"/>
+        </w:rPr>
+        <w:t>In a Spring Boot project, your file structure usually looks like this:</w:t>
+      </w:r>
+    </w:p>
+    <w:p>
+      <w:pPr>
+        <w:spacing w:after="0" w:line="240" w:lineRule="auto"/>
+        <w:rPr>
+          <w:rFonts w:ascii="Times New Roman" w:eastAsia="Times New Roman" w:hAnsi="Times New Roman" w:cs="Times New Roman"/>
+          <w:sz w:val="24"/>
+          <w:szCs w:val="24"/>
+          <w:lang w:eastAsia="en-IN"/>
+        </w:rPr>
+      </w:pPr>
+      <w:r>
+        <w:rPr>
+          <w:rFonts w:ascii="Times New Roman" w:eastAsia="Times New Roman" w:hAnsi="Times New Roman" w:cs="Times New Roman"/>
+          <w:sz w:val="24"/>
+          <w:szCs w:val="24"/>
+          <w:lang w:eastAsia="en-IN"/>
+        </w:rPr>
+        <w:t>Plaintext</w:t>
+      </w:r>
+    </w:p>
+    <w:p>
+      <w:pPr>
+        <w:tabs>
+          <w:tab w:val="left" w:pos="916"/>
+          <w:tab w:val="left" w:pos="1832"/>
+          <w:tab w:val="left" w:pos="2748"/>
+          <w:tab w:val="left" w:pos="3664"/>
+          <w:tab w:val="left" w:pos="4580"/>
+          <w:tab w:val="left" w:pos="5496"/>
+          <w:tab w:val="left" w:pos="6412"/>
+          <w:tab w:val="left" w:pos="7328"/>
+          <w:tab w:val="left" w:pos="8244"/>
+          <w:tab w:val="left" w:pos="9160"/>
+          <w:tab w:val="left" w:pos="10076"/>
+          <w:tab w:val="left" w:pos="10992"/>
+          <w:tab w:val="left" w:pos="11908"/>
+          <w:tab w:val="left" w:pos="12824"/>
+          <w:tab w:val="left" w:pos="13740"/>
+          <w:tab w:val="left" w:pos="14656"/>
+        </w:tabs>
+        <w:spacing w:after="0" w:line="240" w:lineRule="auto"/>
+        <w:rPr>
+          <w:rFonts w:ascii="Courier New" w:eastAsia="Times New Roman" w:hAnsi="Courier New" w:cs="Courier New"/>
+          <w:sz w:val="20"/>
+          <w:szCs w:val="20"/>
+          <w:lang w:eastAsia="en-IN"/>
+        </w:rPr>
+      </w:pPr>
+      <w:r>
+        <w:rPr>
+          <w:rFonts w:ascii="Courier New" w:eastAsia="Times New Roman" w:hAnsi="Courier New" w:cs="Courier New"/>
+          <w:sz w:val="20"/>
+          <w:szCs w:val="20"/>
+          <w:lang w:eastAsia="en-IN"/>
+        </w:rPr>
+        <w:t>my-saga-app/</w:t>
+      </w:r>
+    </w:p>
+    <w:p>
+      <w:pPr>
+        <w:tabs>
+          <w:tab w:val="left" w:pos="916"/>
+          <w:tab w:val="left" w:pos="1832"/>
+          <w:tab w:val="left" w:pos="2748"/>
+          <w:tab w:val="left" w:pos="3664"/>
+          <w:tab w:val="left" w:pos="4580"/>
+          <w:tab w:val="left" w:pos="5496"/>
+          <w:tab w:val="left" w:pos="6412"/>
+          <w:tab w:val="left" w:pos="7328"/>
+          <w:tab w:val="left" w:pos="8244"/>
+          <w:tab w:val="left" w:pos="9160"/>
+          <w:tab w:val="left" w:pos="10076"/>
+          <w:tab w:val="left" w:pos="10992"/>
+          <w:tab w:val="left" w:pos="11908"/>
+          <w:tab w:val="left" w:pos="12824"/>
+          <w:tab w:val="left" w:pos="13740"/>
+          <w:tab w:val="left" w:pos="14656"/>
+        </w:tabs>
+        <w:spacing w:after="0" w:line="240" w:lineRule="auto"/>
+        <w:rPr>
+          <w:rFonts w:ascii="Courier New" w:eastAsia="Times New Roman" w:hAnsi="Courier New" w:cs="Courier New"/>
+          <w:sz w:val="20"/>
+          <w:szCs w:val="20"/>
+          <w:lang w:eastAsia="en-IN"/>
+        </w:rPr>
+      </w:pPr>
+      <w:r>
+        <w:rPr>
+          <w:rFonts w:ascii="Courier New" w:eastAsia="Times New Roman" w:hAnsi="Courier New" w:cs="Courier New"/>
+          <w:sz w:val="20"/>
+          <w:szCs w:val="20"/>
+          <w:lang w:eastAsia="en-IN"/>
+        </w:rPr>
+        <w:t>│</w:t>
+      </w:r>
+    </w:p>
+    <w:p>
+      <w:pPr>
+        <w:tabs>
+          <w:tab w:val="left" w:pos="916"/>
+          <w:tab w:val="left" w:pos="1832"/>
+          <w:tab w:val="left" w:pos="2748"/>
+          <w:tab w:val="left" w:pos="3664"/>
+          <w:tab w:val="left" w:pos="4580"/>
+          <w:tab w:val="left" w:pos="5496"/>
+          <w:tab w:val="left" w:pos="6412"/>
+          <w:tab w:val="left" w:pos="7328"/>
+          <w:tab w:val="left" w:pos="8244"/>
+          <w:tab w:val="left" w:pos="9160"/>
+          <w:tab w:val="left" w:pos="10076"/>
+          <w:tab w:val="left" w:pos="10992"/>
+          <w:tab w:val="left" w:pos="11908"/>
+          <w:tab w:val="left" w:pos="12824"/>
+          <w:tab w:val="left" w:pos="13740"/>
+          <w:tab w:val="left" w:pos="14656"/>
+        </w:tabs>
+        <w:spacing w:after="0" w:line="240" w:lineRule="auto"/>
+        <w:rPr>
+          <w:rFonts w:ascii="Courier New" w:eastAsia="Times New Roman" w:hAnsi="Courier New" w:cs="Courier New"/>
+          <w:sz w:val="20"/>
+          <w:szCs w:val="20"/>
+          <w:lang w:eastAsia="en-IN"/>
+        </w:rPr>
+      </w:pPr>
+      <w:r>
+        <w:rPr>
+          <w:rFonts w:ascii="Courier New" w:eastAsia="Times New Roman" w:hAnsi="Courier New" w:cs="Courier New"/>
+          <w:sz w:val="20"/>
+          <w:szCs w:val="20"/>
+          <w:lang w:eastAsia="en-IN"/>
+        </w:rPr>
+        <w:t>├── controller/</w:t>
+      </w:r>
+    </w:p>
+    <w:p>
+      <w:pPr>
+        <w:tabs>
+          <w:tab w:val="left" w:pos="916"/>
+          <w:tab w:val="left" w:pos="1832"/>
+          <w:tab w:val="left" w:pos="2748"/>
+          <w:tab w:val="left" w:pos="3664"/>
+          <w:tab w:val="left" w:pos="4580"/>
+          <w:tab w:val="left" w:pos="5496"/>
+          <w:tab w:val="left" w:pos="6412"/>
+          <w:tab w:val="left" w:pos="7328"/>
+          <w:tab w:val="left" w:pos="8244"/>
+          <w:tab w:val="left" w:pos="9160"/>
+          <w:tab w:val="left" w:pos="10076"/>
+          <w:tab w:val="left" w:pos="10992"/>
+          <w:tab w:val="left" w:pos="11908"/>
+          <w:tab w:val="left" w:pos="12824"/>
+          <w:tab w:val="left" w:pos="13740"/>
+          <w:tab w:val="left" w:pos="14656"/>
+        </w:tabs>
+        <w:spacing w:after="0" w:line="240" w:lineRule="auto"/>
+        <w:rPr>
+          <w:rFonts w:ascii="Courier New" w:eastAsia="Times New Roman" w:hAnsi="Courier New" w:cs="Courier New"/>
+          <w:sz w:val="20"/>
+          <w:szCs w:val="20"/>
+          <w:lang w:eastAsia="en-IN"/>
+        </w:rPr>
+      </w:pPr>
+      <w:r>
+        <w:rPr>
+          <w:rFonts w:ascii="Courier New" w:eastAsia="Times New Roman" w:hAnsi="Courier New" w:cs="Courier New"/>
+          <w:sz w:val="20"/>
+          <w:szCs w:val="20"/>
+          <w:lang w:eastAsia="en-IN"/>
+        </w:rPr>
+        <w:t>│   └── VacationController.java       &lt;-- Receives the user request</w:t>
+      </w:r>
+    </w:p>
+    <w:p>
+      <w:pPr>
+        <w:tabs>
+          <w:tab w:val="left" w:pos="916"/>
+          <w:tab w:val="left" w:pos="1832"/>
+          <w:tab w:val="left" w:pos="2748"/>
+          <w:tab w:val="left" w:pos="3664"/>
+          <w:tab w:val="left" w:pos="4580"/>
+          <w:tab w:val="left" w:pos="5496"/>
+          <w:tab w:val="left" w:pos="6412"/>
+          <w:tab w:val="left" w:pos="7328"/>
+          <w:tab w:val="left" w:pos="8244"/>
+          <w:tab w:val="left" w:pos="9160"/>
+          <w:tab w:val="left" w:pos="10076"/>
+          <w:tab w:val="left" w:pos="10992"/>
+          <w:tab w:val="left" w:pos="11908"/>
+          <w:tab w:val="left" w:pos="12824"/>
+          <w:tab w:val="left" w:pos="13740"/>
+          <w:tab w:val="left" w:pos="14656"/>
+        </w:tabs>
+        <w:spacing w:after="0" w:line="240" w:lineRule="auto"/>
+        <w:rPr>
+          <w:rFonts w:ascii="Courier New" w:eastAsia="Times New Roman" w:hAnsi="Courier New" w:cs="Courier New"/>
+          <w:sz w:val="20"/>
+          <w:szCs w:val="20"/>
+          <w:lang w:eastAsia="en-IN"/>
+        </w:rPr>
+      </w:pPr>
+      <w:r>
+        <w:rPr>
+          <w:rFonts w:ascii="Courier New" w:eastAsia="Times New Roman" w:hAnsi="Courier New" w:cs="Courier New"/>
+          <w:sz w:val="20"/>
+          <w:szCs w:val="20"/>
+          <w:lang w:eastAsia="en-IN"/>
+        </w:rPr>
+        <w:t>│</w:t>
+      </w:r>
+    </w:p>
+    <w:p>
+      <w:pPr>
+        <w:tabs>
+          <w:tab w:val="left" w:pos="916"/>
+          <w:tab w:val="left" w:pos="1832"/>
+          <w:tab w:val="left" w:pos="2748"/>
+          <w:tab w:val="left" w:pos="3664"/>
+          <w:tab w:val="left" w:pos="4580"/>
+          <w:tab w:val="left" w:pos="5496"/>
+          <w:tab w:val="left" w:pos="6412"/>
+          <w:tab w:val="left" w:pos="7328"/>
+          <w:tab w:val="left" w:pos="8244"/>
+          <w:tab w:val="left" w:pos="9160"/>
+          <w:tab w:val="left" w:pos="10076"/>
+          <w:tab w:val="left" w:pos="10992"/>
+          <w:tab w:val="left" w:pos="11908"/>
+          <w:tab w:val="left" w:pos="12824"/>
+          <w:tab w:val="left" w:pos="13740"/>
+          <w:tab w:val="left" w:pos="14656"/>
+        </w:tabs>
+        <w:spacing w:after="0" w:line="240" w:lineRule="auto"/>
+        <w:rPr>
+          <w:rFonts w:ascii="Courier New" w:eastAsia="Times New Roman" w:hAnsi="Courier New" w:cs="Courier New"/>
+          <w:sz w:val="20"/>
+          <w:szCs w:val="20"/>
+          <w:lang w:eastAsia="en-IN"/>
+        </w:rPr>
+      </w:pPr>
+      <w:r>
+        <w:rPr>
+          <w:rFonts w:ascii="Courier New" w:eastAsia="Times New Roman" w:hAnsi="Courier New" w:cs="Courier New"/>
+          <w:sz w:val="20"/>
+          <w:szCs w:val="20"/>
+          <w:lang w:eastAsia="en-IN"/>
+        </w:rPr>
+        <w:t>├── orchestrator/</w:t>
+      </w:r>
+    </w:p>
+    <w:p>
+      <w:pPr>
+        <w:tabs>
+          <w:tab w:val="left" w:pos="916"/>
+          <w:tab w:val="left" w:pos="1832"/>
+          <w:tab w:val="left" w:pos="2748"/>
+          <w:tab w:val="left" w:pos="3664"/>
+          <w:tab w:val="left" w:pos="4580"/>
+          <w:tab w:val="left" w:pos="5496"/>
+          <w:tab w:val="left" w:pos="6412"/>
+          <w:tab w:val="left" w:pos="7328"/>
+          <w:tab w:val="left" w:pos="8244"/>
+          <w:tab w:val="left" w:pos="9160"/>
+          <w:tab w:val="left" w:pos="10076"/>
+          <w:tab w:val="left" w:pos="10992"/>
+          <w:tab w:val="left" w:pos="11908"/>
+          <w:tab w:val="left" w:pos="12824"/>
+          <w:tab w:val="left" w:pos="13740"/>
+          <w:tab w:val="left" w:pos="14656"/>
+        </w:tabs>
+        <w:spacing w:after="0" w:line="240" w:lineRule="auto"/>
+        <w:rPr>
+          <w:rFonts w:ascii="Courier New" w:eastAsia="Times New Roman" w:hAnsi="Courier New" w:cs="Courier New"/>
+          <w:sz w:val="20"/>
+          <w:szCs w:val="20"/>
+          <w:lang w:eastAsia="en-IN"/>
+        </w:rPr>
+      </w:pPr>
+      <w:r>
+        <w:rPr>
+          <w:rFonts w:ascii="Courier New" w:eastAsia="Times New Roman" w:hAnsi="Courier New" w:cs="Courier New"/>
+          <w:sz w:val="20"/>
+          <w:szCs w:val="20"/>
+          <w:lang w:eastAsia="en-IN"/>
+        </w:rPr>
+        <w:t>│   └── VacationSagaManager.java     &lt;-- Controls the steps &amp; rollbacks</w:t>
+      </w:r>
+    </w:p>
+    <w:p>
+      <w:pPr>
+        <w:tabs>
+          <w:tab w:val="left" w:pos="916"/>
+          <w:tab w:val="left" w:pos="1832"/>
+          <w:tab w:val="left" w:pos="2748"/>
+          <w:tab w:val="left" w:pos="3664"/>
+          <w:tab w:val="left" w:pos="4580"/>
+          <w:tab w:val="left" w:pos="5496"/>
+          <w:tab w:val="left" w:pos="6412"/>
+          <w:tab w:val="left" w:pos="7328"/>
+          <w:tab w:val="left" w:pos="8244"/>
+          <w:tab w:val="left" w:pos="9160"/>
+          <w:tab w:val="left" w:pos="10076"/>
+          <w:tab w:val="left" w:pos="10992"/>
+          <w:tab w:val="left" w:pos="11908"/>
+          <w:tab w:val="left" w:pos="12824"/>
+          <w:tab w:val="left" w:pos="13740"/>
+          <w:tab w:val="left" w:pos="14656"/>
+        </w:tabs>
+        <w:spacing w:after="0" w:line="240" w:lineRule="auto"/>
+        <w:rPr>
+          <w:rFonts w:ascii="Courier New" w:eastAsia="Times New Roman" w:hAnsi="Courier New" w:cs="Courier New"/>
+          <w:sz w:val="20"/>
+          <w:szCs w:val="20"/>
+          <w:lang w:eastAsia="en-IN"/>
+        </w:rPr>
+      </w:pPr>
+      <w:r>
+        <w:rPr>
+          <w:rFonts w:ascii="Courier New" w:eastAsia="Times New Roman" w:hAnsi="Courier New" w:cs="Courier New"/>
+          <w:sz w:val="20"/>
+          <w:szCs w:val="20"/>
+          <w:lang w:eastAsia="en-IN"/>
+        </w:rPr>
+        <w:t>│</w:t>
+      </w:r>
+    </w:p>
+    <w:p>
+      <w:pPr>
+        <w:tabs>
+          <w:tab w:val="left" w:pos="916"/>
+          <w:tab w:val="left" w:pos="1832"/>
+          <w:tab w:val="left" w:pos="2748"/>
+          <w:tab w:val="left" w:pos="3664"/>
+          <w:tab w:val="left" w:pos="4580"/>
+          <w:tab w:val="left" w:pos="5496"/>
+          <w:tab w:val="left" w:pos="6412"/>
+          <w:tab w:val="left" w:pos="7328"/>
+          <w:tab w:val="left" w:pos="8244"/>
+          <w:tab w:val="left" w:pos="9160"/>
+          <w:tab w:val="left" w:pos="10076"/>
+          <w:tab w:val="left" w:pos="10992"/>
+          <w:tab w:val="left" w:pos="11908"/>
+          <w:tab w:val="left" w:pos="12824"/>
+          <w:tab w:val="left" w:pos="13740"/>
+          <w:tab w:val="left" w:pos="14656"/>
+        </w:tabs>
+        <w:spacing w:after="0" w:line="240" w:lineRule="auto"/>
+        <w:rPr>
+          <w:rFonts w:ascii="Courier New" w:eastAsia="Times New Roman" w:hAnsi="Courier New" w:cs="Courier New"/>
+          <w:sz w:val="20"/>
+          <w:szCs w:val="20"/>
+          <w:lang w:eastAsia="en-IN"/>
+        </w:rPr>
+      </w:pPr>
+      <w:r>
+        <w:rPr>
+          <w:rFonts w:ascii="Courier New" w:eastAsia="Times New Roman" w:hAnsi="Courier New" w:cs="Courier New"/>
+          <w:sz w:val="20"/>
+          <w:szCs w:val="20"/>
+          <w:lang w:eastAsia="en-IN"/>
+        </w:rPr>
+        <w:t>└── services/</w:t>
+      </w:r>
+    </w:p>
+    <w:p>
+      <w:pPr>
+        <w:tabs>
+          <w:tab w:val="left" w:pos="916"/>
+          <w:tab w:val="left" w:pos="1832"/>
+          <w:tab w:val="left" w:pos="2748"/>
+          <w:tab w:val="left" w:pos="3664"/>
+          <w:tab w:val="left" w:pos="4580"/>
+          <w:tab w:val="left" w:pos="5496"/>
+          <w:tab w:val="left" w:pos="6412"/>
+          <w:tab w:val="left" w:pos="7328"/>
+          <w:tab w:val="left" w:pos="8244"/>
+          <w:tab w:val="left" w:pos="9160"/>
+          <w:tab w:val="left" w:pos="10076"/>
+          <w:tab w:val="left" w:pos="10992"/>
+          <w:tab w:val="left" w:pos="11908"/>
+          <w:tab w:val="left" w:pos="12824"/>
+          <w:tab w:val="left" w:pos="13740"/>
+          <w:tab w:val="left" w:pos="14656"/>
+        </w:tabs>
+        <w:spacing w:after="0" w:line="240" w:lineRule="auto"/>
+        <w:rPr>
+          <w:rFonts w:ascii="Courier New" w:eastAsia="Times New Roman" w:hAnsi="Courier New" w:cs="Courier New"/>
+          <w:sz w:val="20"/>
+          <w:szCs w:val="20"/>
+          <w:lang w:eastAsia="en-IN"/>
+        </w:rPr>
+      </w:pPr>
+      <w:r>
+        <w:rPr>
+          <w:rFonts w:ascii="Courier New" w:eastAsia="Times New Roman" w:hAnsi="Courier New" w:cs="Courier New"/>
+          <w:sz w:val="20"/>
+          <w:szCs w:val="20"/>
+          <w:lang w:eastAsia="en-IN"/>
+        </w:rPr>
+        <w:t xml:space="preserve">    ├── HotelService.java            &lt;-- Books / Cancels Hotel</w:t>
+      </w:r>
+    </w:p>
+    <w:p>
+      <w:pPr>
+        <w:tabs>
+          <w:tab w:val="left" w:pos="916"/>
+          <w:tab w:val="left" w:pos="1832"/>
+          <w:tab w:val="left" w:pos="2748"/>
+          <w:tab w:val="left" w:pos="3664"/>
+          <w:tab w:val="left" w:pos="4580"/>
+          <w:tab w:val="left" w:pos="5496"/>
+          <w:tab w:val="left" w:pos="6412"/>
+          <w:tab w:val="left" w:pos="7328"/>
+          <w:tab w:val="left" w:pos="8244"/>
+          <w:tab w:val="left" w:pos="9160"/>
+          <w:tab w:val="left" w:pos="10076"/>
+          <w:tab w:val="left" w:pos="10992"/>
+          <w:tab w:val="left" w:pos="11908"/>
+          <w:tab w:val="left" w:pos="12824"/>
+          <w:tab w:val="left" w:pos="13740"/>
+          <w:tab w:val="left" w:pos="14656"/>
+        </w:tabs>
+        <w:spacing w:after="0" w:line="240" w:lineRule="auto"/>
+        <w:rPr>
+          <w:rFonts w:ascii="Courier New" w:eastAsia="Times New Roman" w:hAnsi="Courier New" w:cs="Courier New"/>
+          <w:sz w:val="20"/>
+          <w:szCs w:val="20"/>
+          <w:lang w:eastAsia="en-IN"/>
+        </w:rPr>
+      </w:pPr>
+      <w:r>
+        <w:rPr>
+          <w:rFonts w:ascii="Courier New" w:eastAsia="Times New Roman" w:hAnsi="Courier New" w:cs="Courier New"/>
+          <w:sz w:val="20"/>
+          <w:szCs w:val="20"/>
+          <w:lang w:eastAsia="en-IN"/>
+        </w:rPr>
+        <w:t xml:space="preserve">    ├── FlightService.java           &lt;-- Books / Cancels Flight</w:t>
+      </w:r>
+    </w:p>
+    <w:p>
+      <w:pPr>
+        <w:tabs>
+          <w:tab w:val="left" w:pos="916"/>
+          <w:tab w:val="left" w:pos="1832"/>
+          <w:tab w:val="left" w:pos="2748"/>
+          <w:tab w:val="left" w:pos="3664"/>
+          <w:tab w:val="left" w:pos="4580"/>
+          <w:tab w:val="left" w:pos="5496"/>
+          <w:tab w:val="left" w:pos="6412"/>
+          <w:tab w:val="left" w:pos="7328"/>
+          <w:tab w:val="left" w:pos="8244"/>
+          <w:tab w:val="left" w:pos="9160"/>
+          <w:tab w:val="left" w:pos="10076"/>
+          <w:tab w:val="left" w:pos="10992"/>
+          <w:tab w:val="left" w:pos="11908"/>
+          <w:tab w:val="left" w:pos="12824"/>
+          <w:tab w:val="left" w:pos="13740"/>
+          <w:tab w:val="left" w:pos="14656"/>
+        </w:tabs>
+        <w:spacing w:after="0" w:line="240" w:lineRule="auto"/>
+        <w:rPr>
+          <w:rFonts w:ascii="Courier New" w:eastAsia="Times New Roman" w:hAnsi="Courier New" w:cs="Courier New"/>
+          <w:sz w:val="20"/>
+          <w:szCs w:val="20"/>
+          <w:lang w:eastAsia="en-IN"/>
+        </w:rPr>
+      </w:pPr>
+      <w:r>
+        <w:rPr>
+          <w:rFonts w:ascii="Courier New" w:eastAsia="Times New Roman" w:hAnsi="Courier New" w:cs="Courier New"/>
+          <w:sz w:val="20"/>
+          <w:szCs w:val="20"/>
+          <w:lang w:eastAsia="en-IN"/>
+        </w:rPr>
+        <w:t xml:space="preserve">    └── CarService.java              &lt;-- Books / Cancels Car</w:t>
+      </w:r>
+    </w:p>
+    <w:p>
+      <w:pPr>
+        <w:spacing w:before="100" w:beforeAutospacing="1" w:after="100" w:afterAutospacing="1" w:line="240" w:lineRule="auto"/>
+        <w:outlineLvl w:val="2"/>
+        <w:rPr>
+          <w:rFonts w:ascii="Times New Roman" w:eastAsia="Times New Roman" w:hAnsi="Times New Roman" w:cs="Times New Roman"/>
+          <w:b/>
+          <w:bCs/>
+          <w:sz w:val="27"/>
+          <w:szCs w:val="27"/>
+          <w:lang w:eastAsia="en-IN"/>
+        </w:rPr>
+      </w:pPr>
+      <w:r>
+        <w:rPr>
+          <w:rFonts w:ascii="Times New Roman" w:eastAsia="Times New Roman" w:hAnsi="Times New Roman" w:cs="Times New Roman"/>
+          <w:b/>
+          <w:bCs/>
+          <w:sz w:val="27"/>
+          <w:szCs w:val="27"/>
+          <w:lang w:eastAsia="en-IN"/>
+        </w:rPr>
+        <w:t>Part 2: Step-by-Step Code Example</w:t>
+      </w:r>
+    </w:p>
+    <w:p>
+      <w:pPr>
+        <w:spacing w:before="100" w:beforeAutospacing="1" w:after="100" w:afterAutospacing="1" w:line="240" w:lineRule="auto"/>
+        <w:rPr>
+          <w:rFonts w:ascii="Times New Roman" w:eastAsia="Times New Roman" w:hAnsi="Times New Roman" w:cs="Times New Roman"/>
+          <w:sz w:val="24"/>
+          <w:szCs w:val="24"/>
+          <w:lang w:eastAsia="en-IN"/>
+        </w:rPr>
+      </w:pPr>
+      <w:r>
+        <w:rPr>
+          <w:rFonts w:ascii="Times New Roman" w:eastAsia="Times New Roman" w:hAnsi="Times New Roman" w:cs="Times New Roman"/>
+          <w:sz w:val="24"/>
+          <w:szCs w:val="24"/>
+          <w:lang w:eastAsia="en-IN"/>
+        </w:rPr>
+        <w:t>Let's look at how each piece looks in its simplest form.</w:t>
+      </w:r>
+    </w:p>
+    <w:p>
+      <w:pPr>
+        <w:spacing w:before="100" w:beforeAutospacing="1" w:after="100" w:afterAutospacing="1" w:line="240" w:lineRule="auto"/>
+        <w:outlineLvl w:val="3"/>
+        <w:rPr>
+          <w:rFonts w:ascii="Times New Roman" w:eastAsia="Times New Roman" w:hAnsi="Times New Roman" w:cs="Times New Roman"/>
+          <w:b/>
+          <w:bCs/>
+          <w:sz w:val="24"/>
+          <w:szCs w:val="24"/>
+          <w:lang w:eastAsia="en-IN"/>
+        </w:rPr>
+      </w:pPr>
+      <w:r>
+        <w:rPr>
+          <w:rFonts w:ascii="Times New Roman" w:eastAsia="Times New Roman" w:hAnsi="Times New Roman" w:cs="Times New Roman"/>
+          <w:b/>
+          <w:bCs/>
+          <w:sz w:val="24"/>
+          <w:szCs w:val="24"/>
+          <w:lang w:eastAsia="en-IN"/>
+        </w:rPr>
+        <w:t>1. The Individual Services (The Workers)</w:t>
+      </w:r>
+    </w:p>
+    <w:p>
+      <w:pPr>
+        <w:spacing w:before="100" w:beforeAutospacing="1" w:after="100" w:afterAutospacing="1" w:line="240" w:lineRule="auto"/>
+        <w:rPr>
+          <w:rFonts w:ascii="Times New Roman" w:eastAsia="Times New Roman" w:hAnsi="Times New Roman" w:cs="Times New Roman"/>
+          <w:sz w:val="24"/>
+          <w:szCs w:val="24"/>
+          <w:lang w:eastAsia="en-IN"/>
+        </w:rPr>
+      </w:pPr>
+      <w:r>
+        <w:rPr>
+          <w:rFonts w:ascii="Times New Roman" w:eastAsia="Times New Roman" w:hAnsi="Times New Roman" w:cs="Times New Roman"/>
+          <w:sz w:val="24"/>
+          <w:szCs w:val="24"/>
+          <w:lang w:eastAsia="en-IN"/>
+        </w:rPr>
+        <w:t>Each service knows how to do its job (</w:t>
+      </w:r>
+      <w:r>
+        <w:rPr>
+          <w:rFonts w:ascii="Times New Roman" w:eastAsia="Times New Roman" w:hAnsi="Times New Roman" w:cs="Times New Roman"/>
+          <w:b/>
+          <w:bCs/>
+          <w:sz w:val="24"/>
+          <w:szCs w:val="24"/>
+          <w:lang w:eastAsia="en-IN"/>
+        </w:rPr>
+        <w:t>Forward</w:t>
+      </w:r>
+      <w:r>
+        <w:rPr>
+          <w:rFonts w:ascii="Times New Roman" w:eastAsia="Times New Roman" w:hAnsi="Times New Roman" w:cs="Times New Roman"/>
+          <w:sz w:val="24"/>
+          <w:szCs w:val="24"/>
+          <w:lang w:eastAsia="en-IN"/>
+        </w:rPr>
+        <w:t>) and how to undo it (</w:t>
+      </w:r>
+      <w:r>
+        <w:rPr>
+          <w:rFonts w:ascii="Times New Roman" w:eastAsia="Times New Roman" w:hAnsi="Times New Roman" w:cs="Times New Roman"/>
+          <w:b/>
+          <w:bCs/>
+          <w:sz w:val="24"/>
+          <w:szCs w:val="24"/>
+          <w:lang w:eastAsia="en-IN"/>
+        </w:rPr>
+        <w:t>Compensate</w:t>
+      </w:r>
+      <w:r>
+        <w:rPr>
+          <w:rFonts w:ascii="Times New Roman" w:eastAsia="Times New Roman" w:hAnsi="Times New Roman" w:cs="Times New Roman"/>
+          <w:sz w:val="24"/>
+          <w:szCs w:val="24"/>
+          <w:lang w:eastAsia="en-IN"/>
+        </w:rPr>
+        <w:t>).</w:t>
+      </w:r>
+    </w:p>
+    <w:p>
+      <w:pPr>
+        <w:spacing w:after="0" w:line="240" w:lineRule="auto"/>
+        <w:rPr>
+          <w:rFonts w:ascii="Times New Roman" w:eastAsia="Times New Roman" w:hAnsi="Times New Roman" w:cs="Times New Roman"/>
+          <w:sz w:val="24"/>
+          <w:szCs w:val="24"/>
+          <w:lang w:eastAsia="en-IN"/>
+        </w:rPr>
+      </w:pPr>
+      <w:r>
+        <w:rPr>
+          <w:rFonts w:ascii="Times New Roman" w:eastAsia="Times New Roman" w:hAnsi="Times New Roman" w:cs="Times New Roman"/>
+          <w:sz w:val="24"/>
+          <w:szCs w:val="24"/>
+          <w:lang w:eastAsia="en-IN"/>
+        </w:rPr>
+        <w:t>Java</w:t>
+      </w:r>
+    </w:p>
+    <w:p>
+      <w:pPr>
+        <w:tabs>
+          <w:tab w:val="left" w:pos="916"/>
+          <w:tab w:val="left" w:pos="1832"/>
+          <w:tab w:val="left" w:pos="2748"/>
+          <w:tab w:val="left" w:pos="3664"/>
+          <w:tab w:val="left" w:pos="4580"/>
+          <w:tab w:val="left" w:pos="5496"/>
+          <w:tab w:val="left" w:pos="6412"/>
+          <w:tab w:val="left" w:pos="7328"/>
+          <w:tab w:val="left" w:pos="8244"/>
+          <w:tab w:val="left" w:pos="9160"/>
+          <w:tab w:val="left" w:pos="10076"/>
+          <w:tab w:val="left" w:pos="10992"/>
+          <w:tab w:val="left" w:pos="11908"/>
+          <w:tab w:val="left" w:pos="12824"/>
+          <w:tab w:val="left" w:pos="13740"/>
+          <w:tab w:val="left" w:pos="14656"/>
+        </w:tabs>
+        <w:spacing w:after="0" w:line="240" w:lineRule="auto"/>
+        <w:rPr>
+          <w:rFonts w:ascii="Courier New" w:eastAsia="Times New Roman" w:hAnsi="Courier New" w:cs="Courier New"/>
+          <w:sz w:val="20"/>
+          <w:szCs w:val="20"/>
+          <w:lang w:eastAsia="en-IN"/>
+        </w:rPr>
+      </w:pPr>
+      <w:r>
+        <w:rPr>
+          <w:rFonts w:ascii="Courier New" w:eastAsia="Times New Roman" w:hAnsi="Courier New" w:cs="Courier New"/>
+          <w:sz w:val="20"/>
+          <w:szCs w:val="20"/>
+          <w:lang w:eastAsia="en-IN"/>
+        </w:rPr>
+        <w:t>// Hotel Service</w:t>
+      </w:r>
+    </w:p>
+    <w:p>
+      <w:pPr>
+        <w:tabs>
+          <w:tab w:val="left" w:pos="916"/>
+          <w:tab w:val="left" w:pos="1832"/>
+          <w:tab w:val="left" w:pos="2748"/>
+          <w:tab w:val="left" w:pos="3664"/>
+          <w:tab w:val="left" w:pos="4580"/>
+          <w:tab w:val="left" w:pos="5496"/>
+          <w:tab w:val="left" w:pos="6412"/>
+          <w:tab w:val="left" w:pos="7328"/>
+          <w:tab w:val="left" w:pos="8244"/>
+          <w:tab w:val="left" w:pos="9160"/>
+          <w:tab w:val="left" w:pos="10076"/>
+          <w:tab w:val="left" w:pos="10992"/>
+          <w:tab w:val="left" w:pos="11908"/>
+          <w:tab w:val="left" w:pos="12824"/>
+          <w:tab w:val="left" w:pos="13740"/>
+          <w:tab w:val="left" w:pos="14656"/>
+        </w:tabs>
+        <w:spacing w:after="0" w:line="240" w:lineRule="auto"/>
+        <w:rPr>
+          <w:rFonts w:ascii="Courier New" w:eastAsia="Times New Roman" w:hAnsi="Courier New" w:cs="Courier New"/>
+          <w:sz w:val="20"/>
+          <w:szCs w:val="20"/>
+          <w:lang w:eastAsia="en-IN"/>
+        </w:rPr>
+      </w:pPr>
+      <w:r>
+        <w:rPr>
+          <w:rFonts w:ascii="Courier New" w:eastAsia="Times New Roman" w:hAnsi="Courier New" w:cs="Courier New"/>
+          <w:sz w:val="20"/>
+          <w:szCs w:val="20"/>
+          <w:lang w:eastAsia="en-IN"/>
+        </w:rPr>
+        <w:t>@Service</w:t>
+      </w:r>
+    </w:p>
+    <w:p>
+      <w:pPr>
+        <w:tabs>
+          <w:tab w:val="left" w:pos="916"/>
+          <w:tab w:val="left" w:pos="1832"/>
+          <w:tab w:val="left" w:pos="2748"/>
+          <w:tab w:val="left" w:pos="3664"/>
+          <w:tab w:val="left" w:pos="4580"/>
+          <w:tab w:val="left" w:pos="5496"/>
+          <w:tab w:val="left" w:pos="6412"/>
+          <w:tab w:val="left" w:pos="7328"/>
+          <w:tab w:val="left" w:pos="8244"/>
+          <w:tab w:val="left" w:pos="9160"/>
+          <w:tab w:val="left" w:pos="10076"/>
+          <w:tab w:val="left" w:pos="10992"/>
+          <w:tab w:val="left" w:pos="11908"/>
+          <w:tab w:val="left" w:pos="12824"/>
+          <w:tab w:val="left" w:pos="13740"/>
+          <w:tab w:val="left" w:pos="14656"/>
+        </w:tabs>
+        <w:spacing w:after="0" w:line="240" w:lineRule="auto"/>
+        <w:rPr>
+          <w:rFonts w:ascii="Courier New" w:eastAsia="Times New Roman" w:hAnsi="Courier New" w:cs="Courier New"/>
+          <w:sz w:val="20"/>
+          <w:szCs w:val="20"/>
+          <w:lang w:eastAsia="en-IN"/>
+        </w:rPr>
+      </w:pPr>
+      <w:r>
+        <w:rPr>
+          <w:rFonts w:ascii="Courier New" w:eastAsia="Times New Roman" w:hAnsi="Courier New" w:cs="Courier New"/>
+          <w:sz w:val="20"/>
+          <w:szCs w:val="20"/>
+          <w:lang w:eastAsia="en-IN"/>
+        </w:rPr>
+        <w:t xml:space="preserve">public class </w:t>
+      </w:r>
+      <w:proofErr w:type="spellStart"/>
+      <w:r>
+        <w:rPr>
+          <w:rFonts w:ascii="Courier New" w:eastAsia="Times New Roman" w:hAnsi="Courier New" w:cs="Courier New"/>
+          <w:sz w:val="20"/>
+          <w:szCs w:val="20"/>
+          <w:lang w:eastAsia="en-IN"/>
+        </w:rPr>
+        <w:t>HotelService</w:t>
+      </w:r>
+      <w:proofErr w:type="spellEnd"/>
+      <w:r>
+        <w:rPr>
+          <w:rFonts w:ascii="Courier New" w:eastAsia="Times New Roman" w:hAnsi="Courier New" w:cs="Courier New"/>
+          <w:sz w:val="20"/>
+          <w:szCs w:val="20"/>
+          <w:lang w:eastAsia="en-IN"/>
+        </w:rPr>
+        <w:t xml:space="preserve"> {</w:t>
+      </w:r>
+    </w:p>
+    <w:p>
+      <w:pPr>
+        <w:tabs>
+          <w:tab w:val="left" w:pos="916"/>
+          <w:tab w:val="left" w:pos="1832"/>
+          <w:tab w:val="left" w:pos="2748"/>
+          <w:tab w:val="left" w:pos="3664"/>
+          <w:tab w:val="left" w:pos="4580"/>
+          <w:tab w:val="left" w:pos="5496"/>
+          <w:tab w:val="left" w:pos="6412"/>
+          <w:tab w:val="left" w:pos="7328"/>
+          <w:tab w:val="left" w:pos="8244"/>
+          <w:tab w:val="left" w:pos="9160"/>
+          <w:tab w:val="left" w:pos="10076"/>
+          <w:tab w:val="left" w:pos="10992"/>
+          <w:tab w:val="left" w:pos="11908"/>
+          <w:tab w:val="left" w:pos="12824"/>
+          <w:tab w:val="left" w:pos="13740"/>
+          <w:tab w:val="left" w:pos="14656"/>
+        </w:tabs>
+        <w:spacing w:after="0" w:line="240" w:lineRule="auto"/>
+        <w:rPr>
+          <w:rFonts w:ascii="Courier New" w:eastAsia="Times New Roman" w:hAnsi="Courier New" w:cs="Courier New"/>
+          <w:sz w:val="20"/>
+          <w:szCs w:val="20"/>
+          <w:lang w:eastAsia="en-IN"/>
+        </w:rPr>
+      </w:pPr>
+      <w:r>
+        <w:rPr>
+          <w:rFonts w:ascii="Courier New" w:eastAsia="Times New Roman" w:hAnsi="Courier New" w:cs="Courier New"/>
+          <w:sz w:val="20"/>
+          <w:szCs w:val="20"/>
+          <w:lang w:eastAsia="en-IN"/>
+        </w:rPr>
+        <w:t xml:space="preserve">    public void </w:t>
+      </w:r>
+      <w:proofErr w:type="spellStart"/>
+      <w:proofErr w:type="gramStart"/>
+      <w:r>
+        <w:rPr>
+          <w:rFonts w:ascii="Courier New" w:eastAsia="Times New Roman" w:hAnsi="Courier New" w:cs="Courier New"/>
+          <w:sz w:val="20"/>
+          <w:szCs w:val="20"/>
+          <w:lang w:eastAsia="en-IN"/>
+        </w:rPr>
+        <w:t>bookHotel</w:t>
+      </w:r>
+      <w:proofErr w:type="spellEnd"/>
+      <w:r>
+        <w:rPr>
+          <w:rFonts w:ascii="Courier New" w:eastAsia="Times New Roman" w:hAnsi="Courier New" w:cs="Courier New"/>
+          <w:sz w:val="20"/>
+          <w:szCs w:val="20"/>
+          <w:lang w:eastAsia="en-IN"/>
+        </w:rPr>
+        <w:t>(</w:t>
+      </w:r>
+      <w:proofErr w:type="gramEnd"/>
+      <w:r>
+        <w:rPr>
+          <w:rFonts w:ascii="Courier New" w:eastAsia="Times New Roman" w:hAnsi="Courier New" w:cs="Courier New"/>
+          <w:sz w:val="20"/>
+          <w:szCs w:val="20"/>
+          <w:lang w:eastAsia="en-IN"/>
+        </w:rPr>
+        <w:t>) {</w:t>
+      </w:r>
+    </w:p>
+    <w:p>
+      <w:pPr>
+        <w:tabs>
+          <w:tab w:val="left" w:pos="916"/>
+          <w:tab w:val="left" w:pos="1832"/>
+          <w:tab w:val="left" w:pos="2748"/>
+          <w:tab w:val="left" w:pos="3664"/>
+          <w:tab w:val="left" w:pos="4580"/>
+          <w:tab w:val="left" w:pos="5496"/>
+          <w:tab w:val="left" w:pos="6412"/>
+          <w:tab w:val="left" w:pos="7328"/>
+          <w:tab w:val="left" w:pos="8244"/>
+          <w:tab w:val="left" w:pos="9160"/>
+          <w:tab w:val="left" w:pos="10076"/>
+          <w:tab w:val="left" w:pos="10992"/>
+          <w:tab w:val="left" w:pos="11908"/>
+          <w:tab w:val="left" w:pos="12824"/>
+          <w:tab w:val="left" w:pos="13740"/>
+          <w:tab w:val="left" w:pos="14656"/>
+        </w:tabs>
+        <w:spacing w:after="0" w:line="240" w:lineRule="auto"/>
+        <w:rPr>
+          <w:rFonts w:ascii="Courier New" w:eastAsia="Times New Roman" w:hAnsi="Courier New" w:cs="Courier New"/>
+          <w:sz w:val="20"/>
+          <w:szCs w:val="20"/>
+          <w:lang w:eastAsia="en-IN"/>
+        </w:rPr>
+      </w:pPr>
+      <w:r>
+        <w:rPr>
+          <w:rFonts w:ascii="Courier New" w:eastAsia="Times New Roman" w:hAnsi="Courier New" w:cs="Courier New"/>
+          <w:sz w:val="20"/>
+          <w:szCs w:val="20"/>
+          <w:lang w:eastAsia="en-IN"/>
+        </w:rPr>
+        <w:lastRenderedPageBreak/>
+        <w:t xml:space="preserve">        </w:t>
+      </w:r>
+      <w:proofErr w:type="spellStart"/>
+      <w:r>
+        <w:rPr>
+          <w:rFonts w:ascii="Courier New" w:eastAsia="Times New Roman" w:hAnsi="Courier New" w:cs="Courier New"/>
+          <w:sz w:val="20"/>
+          <w:szCs w:val="20"/>
+          <w:lang w:eastAsia="en-IN"/>
+        </w:rPr>
+        <w:t>System.out.println</w:t>
+      </w:r>
+      <w:proofErr w:type="spellEnd"/>
+      <w:r>
+        <w:rPr>
+          <w:rFonts w:ascii="Courier New" w:eastAsia="Times New Roman" w:hAnsi="Courier New" w:cs="Courier New"/>
+          <w:sz w:val="20"/>
+          <w:szCs w:val="20"/>
+          <w:lang w:eastAsia="en-IN"/>
+        </w:rPr>
+        <w:t>("</w:t>
+      </w:r>
+      <w:r>
+        <w:rPr>
+          <w:rFonts w:ascii="Segoe UI Emoji" w:eastAsia="Times New Roman" w:hAnsi="Segoe UI Emoji" w:cs="Segoe UI Emoji"/>
+          <w:sz w:val="20"/>
+          <w:szCs w:val="20"/>
+          <w:lang w:eastAsia="en-IN"/>
+        </w:rPr>
+        <w:t>✅</w:t>
+      </w:r>
+      <w:r>
+        <w:rPr>
+          <w:rFonts w:ascii="Courier New" w:eastAsia="Times New Roman" w:hAnsi="Courier New" w:cs="Courier New"/>
+          <w:sz w:val="20"/>
+          <w:szCs w:val="20"/>
+          <w:lang w:eastAsia="en-IN"/>
+        </w:rPr>
+        <w:t xml:space="preserve"> Hotel booked successfully!");</w:t>
+      </w:r>
+    </w:p>
+    <w:p>
+      <w:pPr>
+        <w:tabs>
+          <w:tab w:val="left" w:pos="916"/>
+          <w:tab w:val="left" w:pos="1832"/>
+          <w:tab w:val="left" w:pos="2748"/>
+          <w:tab w:val="left" w:pos="3664"/>
+          <w:tab w:val="left" w:pos="4580"/>
+          <w:tab w:val="left" w:pos="5496"/>
+          <w:tab w:val="left" w:pos="6412"/>
+          <w:tab w:val="left" w:pos="7328"/>
+          <w:tab w:val="left" w:pos="8244"/>
+          <w:tab w:val="left" w:pos="9160"/>
+          <w:tab w:val="left" w:pos="10076"/>
+          <w:tab w:val="left" w:pos="10992"/>
+          <w:tab w:val="left" w:pos="11908"/>
+          <w:tab w:val="left" w:pos="12824"/>
+          <w:tab w:val="left" w:pos="13740"/>
+          <w:tab w:val="left" w:pos="14656"/>
+        </w:tabs>
+        <w:spacing w:after="0" w:line="240" w:lineRule="auto"/>
+        <w:rPr>
+          <w:rFonts w:ascii="Courier New" w:eastAsia="Times New Roman" w:hAnsi="Courier New" w:cs="Courier New"/>
+          <w:sz w:val="20"/>
+          <w:szCs w:val="20"/>
+          <w:lang w:eastAsia="en-IN"/>
+        </w:rPr>
+      </w:pPr>
+      <w:r>
+        <w:rPr>
+          <w:rFonts w:ascii="Courier New" w:eastAsia="Times New Roman" w:hAnsi="Courier New" w:cs="Courier New"/>
+          <w:sz w:val="20"/>
+          <w:szCs w:val="20"/>
+          <w:lang w:eastAsia="en-IN"/>
+        </w:rPr>
+        <w:t xml:space="preserve">    }</w:t>
+      </w:r>
+    </w:p>
+    <w:p>
+      <w:pPr>
+        <w:tabs>
+          <w:tab w:val="left" w:pos="916"/>
+          <w:tab w:val="left" w:pos="1832"/>
+          <w:tab w:val="left" w:pos="2748"/>
+          <w:tab w:val="left" w:pos="3664"/>
+          <w:tab w:val="left" w:pos="4580"/>
+          <w:tab w:val="left" w:pos="5496"/>
+          <w:tab w:val="left" w:pos="6412"/>
+          <w:tab w:val="left" w:pos="7328"/>
+          <w:tab w:val="left" w:pos="8244"/>
+          <w:tab w:val="left" w:pos="9160"/>
+          <w:tab w:val="left" w:pos="10076"/>
+          <w:tab w:val="left" w:pos="10992"/>
+          <w:tab w:val="left" w:pos="11908"/>
+          <w:tab w:val="left" w:pos="12824"/>
+          <w:tab w:val="left" w:pos="13740"/>
+          <w:tab w:val="left" w:pos="14656"/>
+        </w:tabs>
+        <w:spacing w:after="0" w:line="240" w:lineRule="auto"/>
+        <w:rPr>
+          <w:rFonts w:ascii="Courier New" w:eastAsia="Times New Roman" w:hAnsi="Courier New" w:cs="Courier New"/>
+          <w:sz w:val="20"/>
+          <w:szCs w:val="20"/>
+          <w:lang w:eastAsia="en-IN"/>
+        </w:rPr>
+      </w:pPr>
+      <w:r>
+        <w:rPr>
+          <w:rFonts w:ascii="Courier New" w:eastAsia="Times New Roman" w:hAnsi="Courier New" w:cs="Courier New"/>
+          <w:sz w:val="20"/>
+          <w:szCs w:val="20"/>
+          <w:lang w:eastAsia="en-IN"/>
+        </w:rPr>
+        <w:t xml:space="preserve">    public void </w:t>
+      </w:r>
+      <w:proofErr w:type="spellStart"/>
+      <w:proofErr w:type="gramStart"/>
+      <w:r>
+        <w:rPr>
+          <w:rFonts w:ascii="Courier New" w:eastAsia="Times New Roman" w:hAnsi="Courier New" w:cs="Courier New"/>
+          <w:sz w:val="20"/>
+          <w:szCs w:val="20"/>
+          <w:lang w:eastAsia="en-IN"/>
+        </w:rPr>
+        <w:t>cancelHotel</w:t>
+      </w:r>
+      <w:proofErr w:type="spellEnd"/>
+      <w:r>
+        <w:rPr>
+          <w:rFonts w:ascii="Courier New" w:eastAsia="Times New Roman" w:hAnsi="Courier New" w:cs="Courier New"/>
+          <w:sz w:val="20"/>
+          <w:szCs w:val="20"/>
+          <w:lang w:eastAsia="en-IN"/>
+        </w:rPr>
+        <w:t>(</w:t>
+      </w:r>
+      <w:proofErr w:type="gramEnd"/>
+      <w:r>
+        <w:rPr>
+          <w:rFonts w:ascii="Courier New" w:eastAsia="Times New Roman" w:hAnsi="Courier New" w:cs="Courier New"/>
+          <w:sz w:val="20"/>
+          <w:szCs w:val="20"/>
+          <w:lang w:eastAsia="en-IN"/>
+        </w:rPr>
+        <w:t>) {</w:t>
+      </w:r>
+    </w:p>
+    <w:p>
+      <w:pPr>
+        <w:tabs>
+          <w:tab w:val="left" w:pos="916"/>
+          <w:tab w:val="left" w:pos="1832"/>
+          <w:tab w:val="left" w:pos="2748"/>
+          <w:tab w:val="left" w:pos="3664"/>
+          <w:tab w:val="left" w:pos="4580"/>
+          <w:tab w:val="left" w:pos="5496"/>
+          <w:tab w:val="left" w:pos="6412"/>
+          <w:tab w:val="left" w:pos="7328"/>
+          <w:tab w:val="left" w:pos="8244"/>
+          <w:tab w:val="left" w:pos="9160"/>
+          <w:tab w:val="left" w:pos="10076"/>
+          <w:tab w:val="left" w:pos="10992"/>
+          <w:tab w:val="left" w:pos="11908"/>
+          <w:tab w:val="left" w:pos="12824"/>
+          <w:tab w:val="left" w:pos="13740"/>
+          <w:tab w:val="left" w:pos="14656"/>
+        </w:tabs>
+        <w:spacing w:after="0" w:line="240" w:lineRule="auto"/>
+        <w:rPr>
+          <w:rFonts w:ascii="Courier New" w:eastAsia="Times New Roman" w:hAnsi="Courier New" w:cs="Courier New"/>
+          <w:sz w:val="20"/>
+          <w:szCs w:val="20"/>
+          <w:lang w:eastAsia="en-IN"/>
+        </w:rPr>
+      </w:pPr>
+      <w:r>
+        <w:rPr>
+          <w:rFonts w:ascii="Courier New" w:eastAsia="Times New Roman" w:hAnsi="Courier New" w:cs="Courier New"/>
+          <w:sz w:val="20"/>
+          <w:szCs w:val="20"/>
+          <w:lang w:eastAsia="en-IN"/>
+        </w:rPr>
+        <w:t xml:space="preserve">        </w:t>
+      </w:r>
+      <w:proofErr w:type="spellStart"/>
+      <w:r>
+        <w:rPr>
+          <w:rFonts w:ascii="Courier New" w:eastAsia="Times New Roman" w:hAnsi="Courier New" w:cs="Courier New"/>
+          <w:sz w:val="20"/>
+          <w:szCs w:val="20"/>
+          <w:lang w:eastAsia="en-IN"/>
+        </w:rPr>
+        <w:t>System.out.println</w:t>
+      </w:r>
+      <w:proofErr w:type="spellEnd"/>
+      <w:r>
+        <w:rPr>
+          <w:rFonts w:ascii="Courier New" w:eastAsia="Times New Roman" w:hAnsi="Courier New" w:cs="Courier New"/>
+          <w:sz w:val="20"/>
+          <w:szCs w:val="20"/>
+          <w:lang w:eastAsia="en-IN"/>
+        </w:rPr>
+        <w:t>("</w:t>
+      </w:r>
+      <w:r>
+        <w:rPr>
+          <w:rFonts w:ascii="Segoe UI Emoji" w:eastAsia="Times New Roman" w:hAnsi="Segoe UI Emoji" w:cs="Segoe UI Emoji"/>
+          <w:sz w:val="20"/>
+          <w:szCs w:val="20"/>
+          <w:lang w:eastAsia="en-IN"/>
+        </w:rPr>
+        <w:t>🔄</w:t>
+      </w:r>
+      <w:r>
+        <w:rPr>
+          <w:rFonts w:ascii="Courier New" w:eastAsia="Times New Roman" w:hAnsi="Courier New" w:cs="Courier New"/>
+          <w:sz w:val="20"/>
+          <w:szCs w:val="20"/>
+          <w:lang w:eastAsia="en-IN"/>
+        </w:rPr>
+        <w:t xml:space="preserve"> COMPENSATION: Cancelling the hotel booking.");</w:t>
+      </w:r>
+    </w:p>
+    <w:p>
+      <w:pPr>
+        <w:tabs>
+          <w:tab w:val="left" w:pos="916"/>
+          <w:tab w:val="left" w:pos="1832"/>
+          <w:tab w:val="left" w:pos="2748"/>
+          <w:tab w:val="left" w:pos="3664"/>
+          <w:tab w:val="left" w:pos="4580"/>
+          <w:tab w:val="left" w:pos="5496"/>
+          <w:tab w:val="left" w:pos="6412"/>
+          <w:tab w:val="left" w:pos="7328"/>
+          <w:tab w:val="left" w:pos="8244"/>
+          <w:tab w:val="left" w:pos="9160"/>
+          <w:tab w:val="left" w:pos="10076"/>
+          <w:tab w:val="left" w:pos="10992"/>
+          <w:tab w:val="left" w:pos="11908"/>
+          <w:tab w:val="left" w:pos="12824"/>
+          <w:tab w:val="left" w:pos="13740"/>
+          <w:tab w:val="left" w:pos="14656"/>
+        </w:tabs>
+        <w:spacing w:after="0" w:line="240" w:lineRule="auto"/>
+        <w:rPr>
+          <w:rFonts w:ascii="Courier New" w:eastAsia="Times New Roman" w:hAnsi="Courier New" w:cs="Courier New"/>
+          <w:sz w:val="20"/>
+          <w:szCs w:val="20"/>
+          <w:lang w:eastAsia="en-IN"/>
+        </w:rPr>
+      </w:pPr>
+      <w:r>
+        <w:rPr>
+          <w:rFonts w:ascii="Courier New" w:eastAsia="Times New Roman" w:hAnsi="Courier New" w:cs="Courier New"/>
+          <w:sz w:val="20"/>
+          <w:szCs w:val="20"/>
+          <w:lang w:eastAsia="en-IN"/>
+        </w:rPr>
+        <w:t xml:space="preserve">    }</w:t>
+      </w:r>
+    </w:p>
+    <w:p>
+      <w:pPr>
+        <w:tabs>
+          <w:tab w:val="left" w:pos="916"/>
+          <w:tab w:val="left" w:pos="1832"/>
+          <w:tab w:val="left" w:pos="2748"/>
+          <w:tab w:val="left" w:pos="3664"/>
+          <w:tab w:val="left" w:pos="4580"/>
+          <w:tab w:val="left" w:pos="5496"/>
+          <w:tab w:val="left" w:pos="6412"/>
+          <w:tab w:val="left" w:pos="7328"/>
+          <w:tab w:val="left" w:pos="8244"/>
+          <w:tab w:val="left" w:pos="9160"/>
+          <w:tab w:val="left" w:pos="10076"/>
+          <w:tab w:val="left" w:pos="10992"/>
+          <w:tab w:val="left" w:pos="11908"/>
+          <w:tab w:val="left" w:pos="12824"/>
+          <w:tab w:val="left" w:pos="13740"/>
+          <w:tab w:val="left" w:pos="14656"/>
+        </w:tabs>
+        <w:spacing w:after="0" w:line="240" w:lineRule="auto"/>
+        <w:rPr>
+          <w:rFonts w:ascii="Courier New" w:eastAsia="Times New Roman" w:hAnsi="Courier New" w:cs="Courier New"/>
+          <w:sz w:val="20"/>
+          <w:szCs w:val="20"/>
+          <w:lang w:eastAsia="en-IN"/>
+        </w:rPr>
+      </w:pPr>
+      <w:r>
+        <w:rPr>
+          <w:rFonts w:ascii="Courier New" w:eastAsia="Times New Roman" w:hAnsi="Courier New" w:cs="Courier New"/>
+          <w:sz w:val="20"/>
+          <w:szCs w:val="20"/>
+          <w:lang w:eastAsia="en-IN"/>
+        </w:rPr>
+        <w:t>}</w:t>
+      </w:r>
+    </w:p>
+    <w:p>
+      <w:pPr>
+        <w:tabs>
+          <w:tab w:val="left" w:pos="916"/>
+          <w:tab w:val="left" w:pos="1832"/>
+          <w:tab w:val="left" w:pos="2748"/>
+          <w:tab w:val="left" w:pos="3664"/>
+          <w:tab w:val="left" w:pos="4580"/>
+          <w:tab w:val="left" w:pos="5496"/>
+          <w:tab w:val="left" w:pos="6412"/>
+          <w:tab w:val="left" w:pos="7328"/>
+          <w:tab w:val="left" w:pos="8244"/>
+          <w:tab w:val="left" w:pos="9160"/>
+          <w:tab w:val="left" w:pos="10076"/>
+          <w:tab w:val="left" w:pos="10992"/>
+          <w:tab w:val="left" w:pos="11908"/>
+          <w:tab w:val="left" w:pos="12824"/>
+          <w:tab w:val="left" w:pos="13740"/>
+          <w:tab w:val="left" w:pos="14656"/>
+        </w:tabs>
+        <w:spacing w:after="0" w:line="240" w:lineRule="auto"/>
+        <w:rPr>
+          <w:rFonts w:ascii="Courier New" w:eastAsia="Times New Roman" w:hAnsi="Courier New" w:cs="Courier New"/>
+          <w:sz w:val="20"/>
+          <w:szCs w:val="20"/>
+          <w:lang w:eastAsia="en-IN"/>
+        </w:rPr>
+      </w:pPr>
+    </w:p>
+    <w:p>
+      <w:pPr>
+        <w:tabs>
+          <w:tab w:val="left" w:pos="916"/>
+          <w:tab w:val="left" w:pos="1832"/>
+          <w:tab w:val="left" w:pos="2748"/>
+          <w:tab w:val="left" w:pos="3664"/>
+          <w:tab w:val="left" w:pos="4580"/>
+          <w:tab w:val="left" w:pos="5496"/>
+          <w:tab w:val="left" w:pos="6412"/>
+          <w:tab w:val="left" w:pos="7328"/>
+          <w:tab w:val="left" w:pos="8244"/>
+          <w:tab w:val="left" w:pos="9160"/>
+          <w:tab w:val="left" w:pos="10076"/>
+          <w:tab w:val="left" w:pos="10992"/>
+          <w:tab w:val="left" w:pos="11908"/>
+          <w:tab w:val="left" w:pos="12824"/>
+          <w:tab w:val="left" w:pos="13740"/>
+          <w:tab w:val="left" w:pos="14656"/>
+        </w:tabs>
+        <w:spacing w:after="0" w:line="240" w:lineRule="auto"/>
+        <w:rPr>
+          <w:rFonts w:ascii="Courier New" w:eastAsia="Times New Roman" w:hAnsi="Courier New" w:cs="Courier New"/>
+          <w:sz w:val="20"/>
+          <w:szCs w:val="20"/>
+          <w:lang w:eastAsia="en-IN"/>
+        </w:rPr>
+      </w:pPr>
+      <w:r>
+        <w:rPr>
+          <w:rFonts w:ascii="Courier New" w:eastAsia="Times New Roman" w:hAnsi="Courier New" w:cs="Courier New"/>
+          <w:sz w:val="20"/>
+          <w:szCs w:val="20"/>
+          <w:lang w:eastAsia="en-IN"/>
+        </w:rPr>
+        <w:t>// Flight Service</w:t>
+      </w:r>
+    </w:p>
+    <w:p>
+      <w:pPr>
+        <w:tabs>
+          <w:tab w:val="left" w:pos="916"/>
+          <w:tab w:val="left" w:pos="1832"/>
+          <w:tab w:val="left" w:pos="2748"/>
+          <w:tab w:val="left" w:pos="3664"/>
+          <w:tab w:val="left" w:pos="4580"/>
+          <w:tab w:val="left" w:pos="5496"/>
+          <w:tab w:val="left" w:pos="6412"/>
+          <w:tab w:val="left" w:pos="7328"/>
+          <w:tab w:val="left" w:pos="8244"/>
+          <w:tab w:val="left" w:pos="9160"/>
+          <w:tab w:val="left" w:pos="10076"/>
+          <w:tab w:val="left" w:pos="10992"/>
+          <w:tab w:val="left" w:pos="11908"/>
+          <w:tab w:val="left" w:pos="12824"/>
+          <w:tab w:val="left" w:pos="13740"/>
+          <w:tab w:val="left" w:pos="14656"/>
+        </w:tabs>
+        <w:spacing w:after="0" w:line="240" w:lineRule="auto"/>
+        <w:rPr>
+          <w:rFonts w:ascii="Courier New" w:eastAsia="Times New Roman" w:hAnsi="Courier New" w:cs="Courier New"/>
+          <w:sz w:val="20"/>
+          <w:szCs w:val="20"/>
+          <w:lang w:eastAsia="en-IN"/>
+        </w:rPr>
+      </w:pPr>
+      <w:r>
+        <w:rPr>
+          <w:rFonts w:ascii="Courier New" w:eastAsia="Times New Roman" w:hAnsi="Courier New" w:cs="Courier New"/>
+          <w:sz w:val="20"/>
+          <w:szCs w:val="20"/>
+          <w:lang w:eastAsia="en-IN"/>
+        </w:rPr>
+        <w:t>@Service</w:t>
+      </w:r>
+    </w:p>
+    <w:p>
+      <w:pPr>
+        <w:tabs>
+          <w:tab w:val="left" w:pos="916"/>
+          <w:tab w:val="left" w:pos="1832"/>
+          <w:tab w:val="left" w:pos="2748"/>
+          <w:tab w:val="left" w:pos="3664"/>
+          <w:tab w:val="left" w:pos="4580"/>
+          <w:tab w:val="left" w:pos="5496"/>
+          <w:tab w:val="left" w:pos="6412"/>
+          <w:tab w:val="left" w:pos="7328"/>
+          <w:tab w:val="left" w:pos="8244"/>
+          <w:tab w:val="left" w:pos="9160"/>
+          <w:tab w:val="left" w:pos="10076"/>
+          <w:tab w:val="left" w:pos="10992"/>
+          <w:tab w:val="left" w:pos="11908"/>
+          <w:tab w:val="left" w:pos="12824"/>
+          <w:tab w:val="left" w:pos="13740"/>
+          <w:tab w:val="left" w:pos="14656"/>
+        </w:tabs>
+        <w:spacing w:after="0" w:line="240" w:lineRule="auto"/>
+        <w:rPr>
+          <w:rFonts w:ascii="Courier New" w:eastAsia="Times New Roman" w:hAnsi="Courier New" w:cs="Courier New"/>
+          <w:sz w:val="20"/>
+          <w:szCs w:val="20"/>
+          <w:lang w:eastAsia="en-IN"/>
+        </w:rPr>
+      </w:pPr>
+      <w:r>
+        <w:rPr>
+          <w:rFonts w:ascii="Courier New" w:eastAsia="Times New Roman" w:hAnsi="Courier New" w:cs="Courier New"/>
+          <w:sz w:val="20"/>
+          <w:szCs w:val="20"/>
+          <w:lang w:eastAsia="en-IN"/>
+        </w:rPr>
+        <w:t xml:space="preserve">public class </w:t>
+      </w:r>
+      <w:proofErr w:type="spellStart"/>
+      <w:r>
+        <w:rPr>
+          <w:rFonts w:ascii="Courier New" w:eastAsia="Times New Roman" w:hAnsi="Courier New" w:cs="Courier New"/>
+          <w:sz w:val="20"/>
+          <w:szCs w:val="20"/>
+          <w:lang w:eastAsia="en-IN"/>
+        </w:rPr>
+        <w:t>FlightService</w:t>
+      </w:r>
+      <w:proofErr w:type="spellEnd"/>
+      <w:r>
+        <w:rPr>
+          <w:rFonts w:ascii="Courier New" w:eastAsia="Times New Roman" w:hAnsi="Courier New" w:cs="Courier New"/>
+          <w:sz w:val="20"/>
+          <w:szCs w:val="20"/>
+          <w:lang w:eastAsia="en-IN"/>
+        </w:rPr>
+        <w:t xml:space="preserve"> {</w:t>
+      </w:r>
+    </w:p>
+    <w:p>
+      <w:pPr>
+        <w:tabs>
+          <w:tab w:val="left" w:pos="916"/>
+          <w:tab w:val="left" w:pos="1832"/>
+          <w:tab w:val="left" w:pos="2748"/>
+          <w:tab w:val="left" w:pos="3664"/>
+          <w:tab w:val="left" w:pos="4580"/>
+          <w:tab w:val="left" w:pos="5496"/>
+          <w:tab w:val="left" w:pos="6412"/>
+          <w:tab w:val="left" w:pos="7328"/>
+          <w:tab w:val="left" w:pos="8244"/>
+          <w:tab w:val="left" w:pos="9160"/>
+          <w:tab w:val="left" w:pos="10076"/>
+          <w:tab w:val="left" w:pos="10992"/>
+          <w:tab w:val="left" w:pos="11908"/>
+          <w:tab w:val="left" w:pos="12824"/>
+          <w:tab w:val="left" w:pos="13740"/>
+          <w:tab w:val="left" w:pos="14656"/>
+        </w:tabs>
+        <w:spacing w:after="0" w:line="240" w:lineRule="auto"/>
+        <w:rPr>
+          <w:rFonts w:ascii="Courier New" w:eastAsia="Times New Roman" w:hAnsi="Courier New" w:cs="Courier New"/>
+          <w:sz w:val="20"/>
+          <w:szCs w:val="20"/>
+          <w:lang w:eastAsia="en-IN"/>
+        </w:rPr>
+      </w:pPr>
+      <w:r>
+        <w:rPr>
+          <w:rFonts w:ascii="Courier New" w:eastAsia="Times New Roman" w:hAnsi="Courier New" w:cs="Courier New"/>
+          <w:sz w:val="20"/>
+          <w:szCs w:val="20"/>
+          <w:lang w:eastAsia="en-IN"/>
+        </w:rPr>
+        <w:t xml:space="preserve">    public void </w:t>
+      </w:r>
+      <w:proofErr w:type="spellStart"/>
+      <w:proofErr w:type="gramStart"/>
+      <w:r>
+        <w:rPr>
+          <w:rFonts w:ascii="Courier New" w:eastAsia="Times New Roman" w:hAnsi="Courier New" w:cs="Courier New"/>
+          <w:sz w:val="20"/>
+          <w:szCs w:val="20"/>
+          <w:lang w:eastAsia="en-IN"/>
+        </w:rPr>
+        <w:t>bookFlight</w:t>
+      </w:r>
+      <w:proofErr w:type="spellEnd"/>
+      <w:r>
+        <w:rPr>
+          <w:rFonts w:ascii="Courier New" w:eastAsia="Times New Roman" w:hAnsi="Courier New" w:cs="Courier New"/>
+          <w:sz w:val="20"/>
+          <w:szCs w:val="20"/>
+          <w:lang w:eastAsia="en-IN"/>
+        </w:rPr>
+        <w:t>(</w:t>
+      </w:r>
+      <w:proofErr w:type="gramEnd"/>
+      <w:r>
+        <w:rPr>
+          <w:rFonts w:ascii="Courier New" w:eastAsia="Times New Roman" w:hAnsi="Courier New" w:cs="Courier New"/>
+          <w:sz w:val="20"/>
+          <w:szCs w:val="20"/>
+          <w:lang w:eastAsia="en-IN"/>
+        </w:rPr>
+        <w:t>) {</w:t>
+      </w:r>
+    </w:p>
+    <w:p>
+      <w:pPr>
+        <w:tabs>
+          <w:tab w:val="left" w:pos="916"/>
+          <w:tab w:val="left" w:pos="1832"/>
+          <w:tab w:val="left" w:pos="2748"/>
+          <w:tab w:val="left" w:pos="3664"/>
+          <w:tab w:val="left" w:pos="4580"/>
+          <w:tab w:val="left" w:pos="5496"/>
+          <w:tab w:val="left" w:pos="6412"/>
+          <w:tab w:val="left" w:pos="7328"/>
+          <w:tab w:val="left" w:pos="8244"/>
+          <w:tab w:val="left" w:pos="9160"/>
+          <w:tab w:val="left" w:pos="10076"/>
+          <w:tab w:val="left" w:pos="10992"/>
+          <w:tab w:val="left" w:pos="11908"/>
+          <w:tab w:val="left" w:pos="12824"/>
+          <w:tab w:val="left" w:pos="13740"/>
+          <w:tab w:val="left" w:pos="14656"/>
+        </w:tabs>
+        <w:spacing w:after="0" w:line="240" w:lineRule="auto"/>
+        <w:rPr>
+          <w:rFonts w:ascii="Courier New" w:eastAsia="Times New Roman" w:hAnsi="Courier New" w:cs="Courier New"/>
+          <w:sz w:val="20"/>
+          <w:szCs w:val="20"/>
+          <w:lang w:eastAsia="en-IN"/>
+        </w:rPr>
+      </w:pPr>
+      <w:r>
+        <w:rPr>
+          <w:rFonts w:ascii="Courier New" w:eastAsia="Times New Roman" w:hAnsi="Courier New" w:cs="Courier New"/>
+          <w:sz w:val="20"/>
+          <w:szCs w:val="20"/>
+          <w:lang w:eastAsia="en-IN"/>
+        </w:rPr>
+        <w:t xml:space="preserve">        </w:t>
+      </w:r>
+      <w:proofErr w:type="spellStart"/>
+      <w:r>
+        <w:rPr>
+          <w:rFonts w:ascii="Courier New" w:eastAsia="Times New Roman" w:hAnsi="Courier New" w:cs="Courier New"/>
+          <w:sz w:val="20"/>
+          <w:szCs w:val="20"/>
+          <w:lang w:eastAsia="en-IN"/>
+        </w:rPr>
+        <w:t>System.out.println</w:t>
+      </w:r>
+      <w:proofErr w:type="spellEnd"/>
+      <w:r>
+        <w:rPr>
+          <w:rFonts w:ascii="Courier New" w:eastAsia="Times New Roman" w:hAnsi="Courier New" w:cs="Courier New"/>
+          <w:sz w:val="20"/>
+          <w:szCs w:val="20"/>
+          <w:lang w:eastAsia="en-IN"/>
+        </w:rPr>
+        <w:t>("</w:t>
+      </w:r>
+      <w:r>
+        <w:rPr>
+          <w:rFonts w:ascii="Segoe UI Emoji" w:eastAsia="Times New Roman" w:hAnsi="Segoe UI Emoji" w:cs="Segoe UI Emoji"/>
+          <w:sz w:val="20"/>
+          <w:szCs w:val="20"/>
+          <w:lang w:eastAsia="en-IN"/>
+        </w:rPr>
+        <w:t>✅</w:t>
+      </w:r>
+      <w:r>
+        <w:rPr>
+          <w:rFonts w:ascii="Courier New" w:eastAsia="Times New Roman" w:hAnsi="Courier New" w:cs="Courier New"/>
+          <w:sz w:val="20"/>
+          <w:szCs w:val="20"/>
+          <w:lang w:eastAsia="en-IN"/>
+        </w:rPr>
+        <w:t xml:space="preserve"> Flight booked successfully!");</w:t>
+      </w:r>
+    </w:p>
+    <w:p>
+      <w:pPr>
+        <w:tabs>
+          <w:tab w:val="left" w:pos="916"/>
+          <w:tab w:val="left" w:pos="1832"/>
+          <w:tab w:val="left" w:pos="2748"/>
+          <w:tab w:val="left" w:pos="3664"/>
+          <w:tab w:val="left" w:pos="4580"/>
+          <w:tab w:val="left" w:pos="5496"/>
+          <w:tab w:val="left" w:pos="6412"/>
+          <w:tab w:val="left" w:pos="7328"/>
+          <w:tab w:val="left" w:pos="8244"/>
+          <w:tab w:val="left" w:pos="9160"/>
+          <w:tab w:val="left" w:pos="10076"/>
+          <w:tab w:val="left" w:pos="10992"/>
+          <w:tab w:val="left" w:pos="11908"/>
+          <w:tab w:val="left" w:pos="12824"/>
+          <w:tab w:val="left" w:pos="13740"/>
+          <w:tab w:val="left" w:pos="14656"/>
+        </w:tabs>
+        <w:spacing w:after="0" w:line="240" w:lineRule="auto"/>
+        <w:rPr>
+          <w:rFonts w:ascii="Courier New" w:eastAsia="Times New Roman" w:hAnsi="Courier New" w:cs="Courier New"/>
+          <w:sz w:val="20"/>
+          <w:szCs w:val="20"/>
+          <w:lang w:eastAsia="en-IN"/>
+        </w:rPr>
+      </w:pPr>
+      <w:r>
+        <w:rPr>
+          <w:rFonts w:ascii="Courier New" w:eastAsia="Times New Roman" w:hAnsi="Courier New" w:cs="Courier New"/>
+          <w:sz w:val="20"/>
+          <w:szCs w:val="20"/>
+          <w:lang w:eastAsia="en-IN"/>
+        </w:rPr>
+        <w:t xml:space="preserve">    }</w:t>
+      </w:r>
+    </w:p>
+    <w:p>
+      <w:pPr>
+        <w:tabs>
+          <w:tab w:val="left" w:pos="916"/>
+          <w:tab w:val="left" w:pos="1832"/>
+          <w:tab w:val="left" w:pos="2748"/>
+          <w:tab w:val="left" w:pos="3664"/>
+          <w:tab w:val="left" w:pos="4580"/>
+          <w:tab w:val="left" w:pos="5496"/>
+          <w:tab w:val="left" w:pos="6412"/>
+          <w:tab w:val="left" w:pos="7328"/>
+          <w:tab w:val="left" w:pos="8244"/>
+          <w:tab w:val="left" w:pos="9160"/>
+          <w:tab w:val="left" w:pos="10076"/>
+          <w:tab w:val="left" w:pos="10992"/>
+          <w:tab w:val="left" w:pos="11908"/>
+          <w:tab w:val="left" w:pos="12824"/>
+          <w:tab w:val="left" w:pos="13740"/>
+          <w:tab w:val="left" w:pos="14656"/>
+        </w:tabs>
+        <w:spacing w:after="0" w:line="240" w:lineRule="auto"/>
+        <w:rPr>
+          <w:rFonts w:ascii="Courier New" w:eastAsia="Times New Roman" w:hAnsi="Courier New" w:cs="Courier New"/>
+          <w:sz w:val="20"/>
+          <w:szCs w:val="20"/>
+          <w:lang w:eastAsia="en-IN"/>
+        </w:rPr>
+      </w:pPr>
+      <w:r>
+        <w:rPr>
+          <w:rFonts w:ascii="Courier New" w:eastAsia="Times New Roman" w:hAnsi="Courier New" w:cs="Courier New"/>
+          <w:sz w:val="20"/>
+          <w:szCs w:val="20"/>
+          <w:lang w:eastAsia="en-IN"/>
+        </w:rPr>
+        <w:t xml:space="preserve">    public void </w:t>
+      </w:r>
+      <w:proofErr w:type="spellStart"/>
+      <w:proofErr w:type="gramStart"/>
+      <w:r>
+        <w:rPr>
+          <w:rFonts w:ascii="Courier New" w:eastAsia="Times New Roman" w:hAnsi="Courier New" w:cs="Courier New"/>
+          <w:sz w:val="20"/>
+          <w:szCs w:val="20"/>
+          <w:lang w:eastAsia="en-IN"/>
+        </w:rPr>
+        <w:t>cancelFlight</w:t>
+      </w:r>
+      <w:proofErr w:type="spellEnd"/>
+      <w:r>
+        <w:rPr>
+          <w:rFonts w:ascii="Courier New" w:eastAsia="Times New Roman" w:hAnsi="Courier New" w:cs="Courier New"/>
+          <w:sz w:val="20"/>
+          <w:szCs w:val="20"/>
+          <w:lang w:eastAsia="en-IN"/>
+        </w:rPr>
+        <w:t>(</w:t>
+      </w:r>
+      <w:proofErr w:type="gramEnd"/>
+      <w:r>
+        <w:rPr>
+          <w:rFonts w:ascii="Courier New" w:eastAsia="Times New Roman" w:hAnsi="Courier New" w:cs="Courier New"/>
+          <w:sz w:val="20"/>
+          <w:szCs w:val="20"/>
+          <w:lang w:eastAsia="en-IN"/>
+        </w:rPr>
+        <w:t>) {</w:t>
+      </w:r>
+    </w:p>
+    <w:p>
+      <w:pPr>
+        <w:tabs>
+          <w:tab w:val="left" w:pos="916"/>
+          <w:tab w:val="left" w:pos="1832"/>
+          <w:tab w:val="left" w:pos="2748"/>
+          <w:tab w:val="left" w:pos="3664"/>
+          <w:tab w:val="left" w:pos="4580"/>
+          <w:tab w:val="left" w:pos="5496"/>
+          <w:tab w:val="left" w:pos="6412"/>
+          <w:tab w:val="left" w:pos="7328"/>
+          <w:tab w:val="left" w:pos="8244"/>
+          <w:tab w:val="left" w:pos="9160"/>
+          <w:tab w:val="left" w:pos="10076"/>
+          <w:tab w:val="left" w:pos="10992"/>
+          <w:tab w:val="left" w:pos="11908"/>
+          <w:tab w:val="left" w:pos="12824"/>
+          <w:tab w:val="left" w:pos="13740"/>
+          <w:tab w:val="left" w:pos="14656"/>
+        </w:tabs>
+        <w:spacing w:after="0" w:line="240" w:lineRule="auto"/>
+        <w:rPr>
+          <w:rFonts w:ascii="Courier New" w:eastAsia="Times New Roman" w:hAnsi="Courier New" w:cs="Courier New"/>
+          <w:sz w:val="20"/>
+          <w:szCs w:val="20"/>
+          <w:lang w:eastAsia="en-IN"/>
+        </w:rPr>
+      </w:pPr>
+      <w:r>
+        <w:rPr>
+          <w:rFonts w:ascii="Courier New" w:eastAsia="Times New Roman" w:hAnsi="Courier New" w:cs="Courier New"/>
+          <w:sz w:val="20"/>
+          <w:szCs w:val="20"/>
+          <w:lang w:eastAsia="en-IN"/>
+        </w:rPr>
+        <w:t xml:space="preserve">        </w:t>
+      </w:r>
+      <w:proofErr w:type="spellStart"/>
+      <w:r>
+        <w:rPr>
+          <w:rFonts w:ascii="Courier New" w:eastAsia="Times New Roman" w:hAnsi="Courier New" w:cs="Courier New"/>
+          <w:sz w:val="20"/>
+          <w:szCs w:val="20"/>
+          <w:lang w:eastAsia="en-IN"/>
+        </w:rPr>
+        <w:t>System.out.println</w:t>
+      </w:r>
+      <w:proofErr w:type="spellEnd"/>
+      <w:r>
+        <w:rPr>
+          <w:rFonts w:ascii="Courier New" w:eastAsia="Times New Roman" w:hAnsi="Courier New" w:cs="Courier New"/>
+          <w:sz w:val="20"/>
+          <w:szCs w:val="20"/>
+          <w:lang w:eastAsia="en-IN"/>
+        </w:rPr>
+        <w:t>("</w:t>
+      </w:r>
+      <w:r>
+        <w:rPr>
+          <w:rFonts w:ascii="Segoe UI Emoji" w:eastAsia="Times New Roman" w:hAnsi="Segoe UI Emoji" w:cs="Segoe UI Emoji"/>
+          <w:sz w:val="20"/>
+          <w:szCs w:val="20"/>
+          <w:lang w:eastAsia="en-IN"/>
+        </w:rPr>
+        <w:t>🔄</w:t>
+      </w:r>
+      <w:r>
+        <w:rPr>
+          <w:rFonts w:ascii="Courier New" w:eastAsia="Times New Roman" w:hAnsi="Courier New" w:cs="Courier New"/>
+          <w:sz w:val="20"/>
+          <w:szCs w:val="20"/>
+          <w:lang w:eastAsia="en-IN"/>
+        </w:rPr>
+        <w:t xml:space="preserve"> COMPENSATION: Cancelling the flight ticket.");</w:t>
+      </w:r>
+    </w:p>
+    <w:p>
+      <w:pPr>
+        <w:tabs>
+          <w:tab w:val="left" w:pos="916"/>
+          <w:tab w:val="left" w:pos="1832"/>
+          <w:tab w:val="left" w:pos="2748"/>
+          <w:tab w:val="left" w:pos="3664"/>
+          <w:tab w:val="left" w:pos="4580"/>
+          <w:tab w:val="left" w:pos="5496"/>
+          <w:tab w:val="left" w:pos="6412"/>
+          <w:tab w:val="left" w:pos="7328"/>
+          <w:tab w:val="left" w:pos="8244"/>
+          <w:tab w:val="left" w:pos="9160"/>
+          <w:tab w:val="left" w:pos="10076"/>
+          <w:tab w:val="left" w:pos="10992"/>
+          <w:tab w:val="left" w:pos="11908"/>
+          <w:tab w:val="left" w:pos="12824"/>
+          <w:tab w:val="left" w:pos="13740"/>
+          <w:tab w:val="left" w:pos="14656"/>
+        </w:tabs>
+        <w:spacing w:after="0" w:line="240" w:lineRule="auto"/>
+        <w:rPr>
+          <w:rFonts w:ascii="Courier New" w:eastAsia="Times New Roman" w:hAnsi="Courier New" w:cs="Courier New"/>
+          <w:sz w:val="20"/>
+          <w:szCs w:val="20"/>
+          <w:lang w:eastAsia="en-IN"/>
+        </w:rPr>
+      </w:pPr>
+      <w:r>
+        <w:rPr>
+          <w:rFonts w:ascii="Courier New" w:eastAsia="Times New Roman" w:hAnsi="Courier New" w:cs="Courier New"/>
+          <w:sz w:val="20"/>
+          <w:szCs w:val="20"/>
+          <w:lang w:eastAsia="en-IN"/>
+        </w:rPr>
+        <w:t xml:space="preserve">    }</w:t>
+      </w:r>
+    </w:p>
+    <w:p>
+      <w:pPr>
+        <w:tabs>
+          <w:tab w:val="left" w:pos="916"/>
+          <w:tab w:val="left" w:pos="1832"/>
+          <w:tab w:val="left" w:pos="2748"/>
+          <w:tab w:val="left" w:pos="3664"/>
+          <w:tab w:val="left" w:pos="4580"/>
+          <w:tab w:val="left" w:pos="5496"/>
+          <w:tab w:val="left" w:pos="6412"/>
+          <w:tab w:val="left" w:pos="7328"/>
+          <w:tab w:val="left" w:pos="8244"/>
+          <w:tab w:val="left" w:pos="9160"/>
+          <w:tab w:val="left" w:pos="10076"/>
+          <w:tab w:val="left" w:pos="10992"/>
+          <w:tab w:val="left" w:pos="11908"/>
+          <w:tab w:val="left" w:pos="12824"/>
+          <w:tab w:val="left" w:pos="13740"/>
+          <w:tab w:val="left" w:pos="14656"/>
+        </w:tabs>
+        <w:spacing w:after="0" w:line="240" w:lineRule="auto"/>
+        <w:rPr>
+          <w:rFonts w:ascii="Courier New" w:eastAsia="Times New Roman" w:hAnsi="Courier New" w:cs="Courier New"/>
+          <w:sz w:val="20"/>
+          <w:szCs w:val="20"/>
+          <w:lang w:eastAsia="en-IN"/>
+        </w:rPr>
+      </w:pPr>
+      <w:r>
+        <w:rPr>
+          <w:rFonts w:ascii="Courier New" w:eastAsia="Times New Roman" w:hAnsi="Courier New" w:cs="Courier New"/>
+          <w:sz w:val="20"/>
+          <w:szCs w:val="20"/>
+          <w:lang w:eastAsia="en-IN"/>
+        </w:rPr>
+        <w:t>}</w:t>
+      </w:r>
+    </w:p>
+    <w:p>
+      <w:pPr>
+        <w:tabs>
+          <w:tab w:val="left" w:pos="916"/>
+          <w:tab w:val="left" w:pos="1832"/>
+          <w:tab w:val="left" w:pos="2748"/>
+          <w:tab w:val="left" w:pos="3664"/>
+          <w:tab w:val="left" w:pos="4580"/>
+          <w:tab w:val="left" w:pos="5496"/>
+          <w:tab w:val="left" w:pos="6412"/>
+          <w:tab w:val="left" w:pos="7328"/>
+          <w:tab w:val="left" w:pos="8244"/>
+          <w:tab w:val="left" w:pos="9160"/>
+          <w:tab w:val="left" w:pos="10076"/>
+          <w:tab w:val="left" w:pos="10992"/>
+          <w:tab w:val="left" w:pos="11908"/>
+          <w:tab w:val="left" w:pos="12824"/>
+          <w:tab w:val="left" w:pos="13740"/>
+          <w:tab w:val="left" w:pos="14656"/>
+        </w:tabs>
+        <w:spacing w:after="0" w:line="240" w:lineRule="auto"/>
+        <w:rPr>
+          <w:rFonts w:ascii="Courier New" w:eastAsia="Times New Roman" w:hAnsi="Courier New" w:cs="Courier New"/>
+          <w:sz w:val="20"/>
+          <w:szCs w:val="20"/>
+          <w:lang w:eastAsia="en-IN"/>
+        </w:rPr>
+      </w:pPr>
+    </w:p>
+    <w:p>
+      <w:pPr>
+        <w:tabs>
+          <w:tab w:val="left" w:pos="916"/>
+          <w:tab w:val="left" w:pos="1832"/>
+          <w:tab w:val="left" w:pos="2748"/>
+          <w:tab w:val="left" w:pos="3664"/>
+          <w:tab w:val="left" w:pos="4580"/>
+          <w:tab w:val="left" w:pos="5496"/>
+          <w:tab w:val="left" w:pos="6412"/>
+          <w:tab w:val="left" w:pos="7328"/>
+          <w:tab w:val="left" w:pos="8244"/>
+          <w:tab w:val="left" w:pos="9160"/>
+          <w:tab w:val="left" w:pos="10076"/>
+          <w:tab w:val="left" w:pos="10992"/>
+          <w:tab w:val="left" w:pos="11908"/>
+          <w:tab w:val="left" w:pos="12824"/>
+          <w:tab w:val="left" w:pos="13740"/>
+          <w:tab w:val="left" w:pos="14656"/>
+        </w:tabs>
+        <w:spacing w:after="0" w:line="240" w:lineRule="auto"/>
+        <w:rPr>
+          <w:rFonts w:ascii="Courier New" w:eastAsia="Times New Roman" w:hAnsi="Courier New" w:cs="Courier New"/>
+          <w:sz w:val="20"/>
+          <w:szCs w:val="20"/>
+          <w:lang w:eastAsia="en-IN"/>
+        </w:rPr>
+      </w:pPr>
+      <w:r>
+        <w:rPr>
+          <w:rFonts w:ascii="Courier New" w:eastAsia="Times New Roman" w:hAnsi="Courier New" w:cs="Courier New"/>
+          <w:sz w:val="20"/>
+          <w:szCs w:val="20"/>
+          <w:lang w:eastAsia="en-IN"/>
+        </w:rPr>
+        <w:t>// Car Service</w:t>
+      </w:r>
+    </w:p>
+    <w:p>
+      <w:pPr>
+        <w:tabs>
+          <w:tab w:val="left" w:pos="916"/>
+          <w:tab w:val="left" w:pos="1832"/>
+          <w:tab w:val="left" w:pos="2748"/>
+          <w:tab w:val="left" w:pos="3664"/>
+          <w:tab w:val="left" w:pos="4580"/>
+          <w:tab w:val="left" w:pos="5496"/>
+          <w:tab w:val="left" w:pos="6412"/>
+          <w:tab w:val="left" w:pos="7328"/>
+          <w:tab w:val="left" w:pos="8244"/>
+          <w:tab w:val="left" w:pos="9160"/>
+          <w:tab w:val="left" w:pos="10076"/>
+          <w:tab w:val="left" w:pos="10992"/>
+          <w:tab w:val="left" w:pos="11908"/>
+          <w:tab w:val="left" w:pos="12824"/>
+          <w:tab w:val="left" w:pos="13740"/>
+          <w:tab w:val="left" w:pos="14656"/>
+        </w:tabs>
+        <w:spacing w:after="0" w:line="240" w:lineRule="auto"/>
+        <w:rPr>
+          <w:rFonts w:ascii="Courier New" w:eastAsia="Times New Roman" w:hAnsi="Courier New" w:cs="Courier New"/>
+          <w:sz w:val="20"/>
+          <w:szCs w:val="20"/>
+          <w:lang w:eastAsia="en-IN"/>
+        </w:rPr>
+      </w:pPr>
+      <w:r>
+        <w:rPr>
+          <w:rFonts w:ascii="Courier New" w:eastAsia="Times New Roman" w:hAnsi="Courier New" w:cs="Courier New"/>
+          <w:sz w:val="20"/>
+          <w:szCs w:val="20"/>
+          <w:lang w:eastAsia="en-IN"/>
+        </w:rPr>
+        <w:t>@Service</w:t>
+      </w:r>
+    </w:p>
+    <w:p>
+      <w:pPr>
+        <w:tabs>
+          <w:tab w:val="left" w:pos="916"/>
+          <w:tab w:val="left" w:pos="1832"/>
+          <w:tab w:val="left" w:pos="2748"/>
+          <w:tab w:val="left" w:pos="3664"/>
+          <w:tab w:val="left" w:pos="4580"/>
+          <w:tab w:val="left" w:pos="5496"/>
+          <w:tab w:val="left" w:pos="6412"/>
+          <w:tab w:val="left" w:pos="7328"/>
+          <w:tab w:val="left" w:pos="8244"/>
+          <w:tab w:val="left" w:pos="9160"/>
+          <w:tab w:val="left" w:pos="10076"/>
+          <w:tab w:val="left" w:pos="10992"/>
+          <w:tab w:val="left" w:pos="11908"/>
+          <w:tab w:val="left" w:pos="12824"/>
+          <w:tab w:val="left" w:pos="13740"/>
+          <w:tab w:val="left" w:pos="14656"/>
+        </w:tabs>
+        <w:spacing w:after="0" w:line="240" w:lineRule="auto"/>
+        <w:rPr>
+          <w:rFonts w:ascii="Courier New" w:eastAsia="Times New Roman" w:hAnsi="Courier New" w:cs="Courier New"/>
+          <w:sz w:val="20"/>
+          <w:szCs w:val="20"/>
+          <w:lang w:eastAsia="en-IN"/>
+        </w:rPr>
+      </w:pPr>
+      <w:r>
+        <w:rPr>
+          <w:rFonts w:ascii="Courier New" w:eastAsia="Times New Roman" w:hAnsi="Courier New" w:cs="Courier New"/>
+          <w:sz w:val="20"/>
+          <w:szCs w:val="20"/>
+          <w:lang w:eastAsia="en-IN"/>
+        </w:rPr>
+        <w:t xml:space="preserve">public class </w:t>
+      </w:r>
+      <w:proofErr w:type="spellStart"/>
+      <w:r>
+        <w:rPr>
+          <w:rFonts w:ascii="Courier New" w:eastAsia="Times New Roman" w:hAnsi="Courier New" w:cs="Courier New"/>
+          <w:sz w:val="20"/>
+          <w:szCs w:val="20"/>
+          <w:lang w:eastAsia="en-IN"/>
+        </w:rPr>
+        <w:t>CarService</w:t>
+      </w:r>
+      <w:proofErr w:type="spellEnd"/>
+      <w:r>
+        <w:rPr>
+          <w:rFonts w:ascii="Courier New" w:eastAsia="Times New Roman" w:hAnsi="Courier New" w:cs="Courier New"/>
+          <w:sz w:val="20"/>
+          <w:szCs w:val="20"/>
+          <w:lang w:eastAsia="en-IN"/>
+        </w:rPr>
+        <w:t xml:space="preserve"> {</w:t>
+      </w:r>
+    </w:p>
+    <w:p>
+      <w:pPr>
+        <w:tabs>
+          <w:tab w:val="left" w:pos="916"/>
+          <w:tab w:val="left" w:pos="1832"/>
+          <w:tab w:val="left" w:pos="2748"/>
+          <w:tab w:val="left" w:pos="3664"/>
+          <w:tab w:val="left" w:pos="4580"/>
+          <w:tab w:val="left" w:pos="5496"/>
+          <w:tab w:val="left" w:pos="6412"/>
+          <w:tab w:val="left" w:pos="7328"/>
+          <w:tab w:val="left" w:pos="8244"/>
+          <w:tab w:val="left" w:pos="9160"/>
+          <w:tab w:val="left" w:pos="10076"/>
+          <w:tab w:val="left" w:pos="10992"/>
+          <w:tab w:val="left" w:pos="11908"/>
+          <w:tab w:val="left" w:pos="12824"/>
+          <w:tab w:val="left" w:pos="13740"/>
+          <w:tab w:val="left" w:pos="14656"/>
+        </w:tabs>
+        <w:spacing w:after="0" w:line="240" w:lineRule="auto"/>
+        <w:rPr>
+          <w:rFonts w:ascii="Courier New" w:eastAsia="Times New Roman" w:hAnsi="Courier New" w:cs="Courier New"/>
+          <w:sz w:val="20"/>
+          <w:szCs w:val="20"/>
+          <w:lang w:eastAsia="en-IN"/>
+        </w:rPr>
+      </w:pPr>
+      <w:r>
+        <w:rPr>
+          <w:rFonts w:ascii="Courier New" w:eastAsia="Times New Roman" w:hAnsi="Courier New" w:cs="Courier New"/>
+          <w:sz w:val="20"/>
+          <w:szCs w:val="20"/>
+          <w:lang w:eastAsia="en-IN"/>
+        </w:rPr>
+        <w:t xml:space="preserve">    public void </w:t>
+      </w:r>
+      <w:proofErr w:type="spellStart"/>
+      <w:proofErr w:type="gramStart"/>
+      <w:r>
+        <w:rPr>
+          <w:rFonts w:ascii="Courier New" w:eastAsia="Times New Roman" w:hAnsi="Courier New" w:cs="Courier New"/>
+          <w:sz w:val="20"/>
+          <w:szCs w:val="20"/>
+          <w:lang w:eastAsia="en-IN"/>
+        </w:rPr>
+        <w:t>bookCar</w:t>
+      </w:r>
+      <w:proofErr w:type="spellEnd"/>
+      <w:r>
+        <w:rPr>
+          <w:rFonts w:ascii="Courier New" w:eastAsia="Times New Roman" w:hAnsi="Courier New" w:cs="Courier New"/>
+          <w:sz w:val="20"/>
+          <w:szCs w:val="20"/>
+          <w:lang w:eastAsia="en-IN"/>
+        </w:rPr>
+        <w:t>(</w:t>
+      </w:r>
+      <w:proofErr w:type="gramEnd"/>
+      <w:r>
+        <w:rPr>
+          <w:rFonts w:ascii="Courier New" w:eastAsia="Times New Roman" w:hAnsi="Courier New" w:cs="Courier New"/>
+          <w:sz w:val="20"/>
+          <w:szCs w:val="20"/>
+          <w:lang w:eastAsia="en-IN"/>
+        </w:rPr>
+        <w:t>) {</w:t>
+      </w:r>
+    </w:p>
+    <w:p>
+      <w:pPr>
+        <w:tabs>
+          <w:tab w:val="left" w:pos="916"/>
+          <w:tab w:val="left" w:pos="1832"/>
+          <w:tab w:val="left" w:pos="2748"/>
+          <w:tab w:val="left" w:pos="3664"/>
+          <w:tab w:val="left" w:pos="4580"/>
+          <w:tab w:val="left" w:pos="5496"/>
+          <w:tab w:val="left" w:pos="6412"/>
+          <w:tab w:val="left" w:pos="7328"/>
+          <w:tab w:val="left" w:pos="8244"/>
+          <w:tab w:val="left" w:pos="9160"/>
+          <w:tab w:val="left" w:pos="10076"/>
+          <w:tab w:val="left" w:pos="10992"/>
+          <w:tab w:val="left" w:pos="11908"/>
+          <w:tab w:val="left" w:pos="12824"/>
+          <w:tab w:val="left" w:pos="13740"/>
+          <w:tab w:val="left" w:pos="14656"/>
+        </w:tabs>
+        <w:spacing w:after="0" w:line="240" w:lineRule="auto"/>
+        <w:rPr>
+          <w:rFonts w:ascii="Courier New" w:eastAsia="Times New Roman" w:hAnsi="Courier New" w:cs="Courier New"/>
+          <w:sz w:val="20"/>
+          <w:szCs w:val="20"/>
+          <w:lang w:eastAsia="en-IN"/>
+        </w:rPr>
+      </w:pPr>
+      <w:r>
+        <w:rPr>
+          <w:rFonts w:ascii="Courier New" w:eastAsia="Times New Roman" w:hAnsi="Courier New" w:cs="Courier New"/>
+          <w:sz w:val="20"/>
+          <w:szCs w:val="20"/>
+          <w:lang w:eastAsia="en-IN"/>
+        </w:rPr>
+        <w:t xml:space="preserve">        // Let's simulate a failure here! (No cars available)</w:t>
+      </w:r>
+    </w:p>
+    <w:p>
+      <w:pPr>
+        <w:tabs>
+          <w:tab w:val="left" w:pos="916"/>
+          <w:tab w:val="left" w:pos="1832"/>
+          <w:tab w:val="left" w:pos="2748"/>
+          <w:tab w:val="left" w:pos="3664"/>
+          <w:tab w:val="left" w:pos="4580"/>
+          <w:tab w:val="left" w:pos="5496"/>
+          <w:tab w:val="left" w:pos="6412"/>
+          <w:tab w:val="left" w:pos="7328"/>
+          <w:tab w:val="left" w:pos="8244"/>
+          <w:tab w:val="left" w:pos="9160"/>
+          <w:tab w:val="left" w:pos="10076"/>
+          <w:tab w:val="left" w:pos="10992"/>
+          <w:tab w:val="left" w:pos="11908"/>
+          <w:tab w:val="left" w:pos="12824"/>
+          <w:tab w:val="left" w:pos="13740"/>
+          <w:tab w:val="left" w:pos="14656"/>
+        </w:tabs>
+        <w:spacing w:after="0" w:line="240" w:lineRule="auto"/>
+        <w:rPr>
+          <w:rFonts w:ascii="Courier New" w:eastAsia="Times New Roman" w:hAnsi="Courier New" w:cs="Courier New"/>
+          <w:sz w:val="20"/>
+          <w:szCs w:val="20"/>
+          <w:lang w:eastAsia="en-IN"/>
+        </w:rPr>
+      </w:pPr>
+      <w:r>
+        <w:rPr>
+          <w:rFonts w:ascii="Courier New" w:eastAsia="Times New Roman" w:hAnsi="Courier New" w:cs="Courier New"/>
+          <w:sz w:val="20"/>
+          <w:szCs w:val="20"/>
+          <w:lang w:eastAsia="en-IN"/>
+        </w:rPr>
+        <w:t xml:space="preserve">        </w:t>
+      </w:r>
+      <w:proofErr w:type="spellStart"/>
+      <w:r>
+        <w:rPr>
+          <w:rFonts w:ascii="Courier New" w:eastAsia="Times New Roman" w:hAnsi="Courier New" w:cs="Courier New"/>
+          <w:sz w:val="20"/>
+          <w:szCs w:val="20"/>
+          <w:lang w:eastAsia="en-IN"/>
+        </w:rPr>
+        <w:t>System.out.println</w:t>
+      </w:r>
+      <w:proofErr w:type="spellEnd"/>
+      <w:r>
+        <w:rPr>
+          <w:rFonts w:ascii="Courier New" w:eastAsia="Times New Roman" w:hAnsi="Courier New" w:cs="Courier New"/>
+          <w:sz w:val="20"/>
+          <w:szCs w:val="20"/>
+          <w:lang w:eastAsia="en-IN"/>
+        </w:rPr>
+        <w:t>("</w:t>
+      </w:r>
+      <w:r>
+        <w:rPr>
+          <w:rFonts w:ascii="Segoe UI Emoji" w:eastAsia="Times New Roman" w:hAnsi="Segoe UI Emoji" w:cs="Segoe UI Emoji"/>
+          <w:sz w:val="20"/>
+          <w:szCs w:val="20"/>
+          <w:lang w:eastAsia="en-IN"/>
+        </w:rPr>
+        <w:t>❌</w:t>
+      </w:r>
+      <w:r>
+        <w:rPr>
+          <w:rFonts w:ascii="Courier New" w:eastAsia="Times New Roman" w:hAnsi="Courier New" w:cs="Courier New"/>
+          <w:sz w:val="20"/>
+          <w:szCs w:val="20"/>
+          <w:lang w:eastAsia="en-IN"/>
+        </w:rPr>
+        <w:t xml:space="preserve"> Trying to book a car...");</w:t>
+      </w:r>
+    </w:p>
+    <w:p>
+      <w:pPr>
+        <w:tabs>
+          <w:tab w:val="left" w:pos="916"/>
+          <w:tab w:val="left" w:pos="1832"/>
+          <w:tab w:val="left" w:pos="2748"/>
+          <w:tab w:val="left" w:pos="3664"/>
+          <w:tab w:val="left" w:pos="4580"/>
+          <w:tab w:val="left" w:pos="5496"/>
+          <w:tab w:val="left" w:pos="6412"/>
+          <w:tab w:val="left" w:pos="7328"/>
+          <w:tab w:val="left" w:pos="8244"/>
+          <w:tab w:val="left" w:pos="9160"/>
+          <w:tab w:val="left" w:pos="10076"/>
+          <w:tab w:val="left" w:pos="10992"/>
+          <w:tab w:val="left" w:pos="11908"/>
+          <w:tab w:val="left" w:pos="12824"/>
+          <w:tab w:val="left" w:pos="13740"/>
+          <w:tab w:val="left" w:pos="14656"/>
+        </w:tabs>
+        <w:spacing w:after="0" w:line="240" w:lineRule="auto"/>
+        <w:rPr>
+          <w:rFonts w:ascii="Courier New" w:eastAsia="Times New Roman" w:hAnsi="Courier New" w:cs="Courier New"/>
+          <w:sz w:val="20"/>
+          <w:szCs w:val="20"/>
+          <w:lang w:eastAsia="en-IN"/>
+        </w:rPr>
+      </w:pPr>
+      <w:r>
+        <w:rPr>
+          <w:rFonts w:ascii="Courier New" w:eastAsia="Times New Roman" w:hAnsi="Courier New" w:cs="Courier New"/>
+          <w:sz w:val="20"/>
+          <w:szCs w:val="20"/>
+          <w:lang w:eastAsia="en-IN"/>
+        </w:rPr>
+        <w:t xml:space="preserve">        throw new </w:t>
+      </w:r>
+      <w:proofErr w:type="spellStart"/>
+      <w:proofErr w:type="gramStart"/>
+      <w:r>
+        <w:rPr>
+          <w:rFonts w:ascii="Courier New" w:eastAsia="Times New Roman" w:hAnsi="Courier New" w:cs="Courier New"/>
+          <w:sz w:val="20"/>
+          <w:szCs w:val="20"/>
+          <w:lang w:eastAsia="en-IN"/>
+        </w:rPr>
+        <w:t>RuntimeException</w:t>
+      </w:r>
+      <w:proofErr w:type="spellEnd"/>
+      <w:r>
+        <w:rPr>
+          <w:rFonts w:ascii="Courier New" w:eastAsia="Times New Roman" w:hAnsi="Courier New" w:cs="Courier New"/>
+          <w:sz w:val="20"/>
+          <w:szCs w:val="20"/>
+          <w:lang w:eastAsia="en-IN"/>
+        </w:rPr>
+        <w:t>(</w:t>
+      </w:r>
+      <w:proofErr w:type="gramEnd"/>
+      <w:r>
+        <w:rPr>
+          <w:rFonts w:ascii="Courier New" w:eastAsia="Times New Roman" w:hAnsi="Courier New" w:cs="Courier New"/>
+          <w:sz w:val="20"/>
+          <w:szCs w:val="20"/>
+          <w:lang w:eastAsia="en-IN"/>
+        </w:rPr>
+        <w:t>"Car rental failed: Out of cars!");</w:t>
+      </w:r>
+    </w:p>
+    <w:p>
+      <w:pPr>
+        <w:tabs>
+          <w:tab w:val="left" w:pos="916"/>
+          <w:tab w:val="left" w:pos="1832"/>
+          <w:tab w:val="left" w:pos="2748"/>
+          <w:tab w:val="left" w:pos="3664"/>
+          <w:tab w:val="left" w:pos="4580"/>
+          <w:tab w:val="left" w:pos="5496"/>
+          <w:tab w:val="left" w:pos="6412"/>
+          <w:tab w:val="left" w:pos="7328"/>
+          <w:tab w:val="left" w:pos="8244"/>
+          <w:tab w:val="left" w:pos="9160"/>
+          <w:tab w:val="left" w:pos="10076"/>
+          <w:tab w:val="left" w:pos="10992"/>
+          <w:tab w:val="left" w:pos="11908"/>
+          <w:tab w:val="left" w:pos="12824"/>
+          <w:tab w:val="left" w:pos="13740"/>
+          <w:tab w:val="left" w:pos="14656"/>
+        </w:tabs>
+        <w:spacing w:after="0" w:line="240" w:lineRule="auto"/>
+        <w:rPr>
+          <w:rFonts w:ascii="Courier New" w:eastAsia="Times New Roman" w:hAnsi="Courier New" w:cs="Courier New"/>
+          <w:sz w:val="20"/>
+          <w:szCs w:val="20"/>
+          <w:lang w:eastAsia="en-IN"/>
+        </w:rPr>
+      </w:pPr>
+      <w:r>
+        <w:rPr>
+          <w:rFonts w:ascii="Courier New" w:eastAsia="Times New Roman" w:hAnsi="Courier New" w:cs="Courier New"/>
+          <w:sz w:val="20"/>
+          <w:szCs w:val="20"/>
+          <w:lang w:eastAsia="en-IN"/>
+        </w:rPr>
+        <w:t xml:space="preserve">    }</w:t>
+      </w:r>
+    </w:p>
+    <w:p>
+      <w:pPr>
+        <w:tabs>
+          <w:tab w:val="left" w:pos="916"/>
+          <w:tab w:val="left" w:pos="1832"/>
+          <w:tab w:val="left" w:pos="2748"/>
+          <w:tab w:val="left" w:pos="3664"/>
+          <w:tab w:val="left" w:pos="4580"/>
+          <w:tab w:val="left" w:pos="5496"/>
+          <w:tab w:val="left" w:pos="6412"/>
+          <w:tab w:val="left" w:pos="7328"/>
+          <w:tab w:val="left" w:pos="8244"/>
+          <w:tab w:val="left" w:pos="9160"/>
+          <w:tab w:val="left" w:pos="10076"/>
+          <w:tab w:val="left" w:pos="10992"/>
+          <w:tab w:val="left" w:pos="11908"/>
+          <w:tab w:val="left" w:pos="12824"/>
+          <w:tab w:val="left" w:pos="13740"/>
+          <w:tab w:val="left" w:pos="14656"/>
+        </w:tabs>
+        <w:spacing w:after="0" w:line="240" w:lineRule="auto"/>
+        <w:rPr>
+          <w:rFonts w:ascii="Courier New" w:eastAsia="Times New Roman" w:hAnsi="Courier New" w:cs="Courier New"/>
+          <w:sz w:val="20"/>
+          <w:szCs w:val="20"/>
+          <w:lang w:eastAsia="en-IN"/>
+        </w:rPr>
+      </w:pPr>
+      <w:r>
+        <w:rPr>
+          <w:rFonts w:ascii="Courier New" w:eastAsia="Times New Roman" w:hAnsi="Courier New" w:cs="Courier New"/>
+          <w:sz w:val="20"/>
+          <w:szCs w:val="20"/>
+          <w:lang w:eastAsia="en-IN"/>
+        </w:rPr>
+        <w:t>}</w:t>
+      </w:r>
+    </w:p>
+    <w:p>
+      <w:pPr>
+        <w:spacing w:before="100" w:beforeAutospacing="1" w:after="100" w:afterAutospacing="1" w:line="240" w:lineRule="auto"/>
+        <w:outlineLvl w:val="3"/>
+        <w:rPr>
+          <w:rFonts w:ascii="Times New Roman" w:eastAsia="Times New Roman" w:hAnsi="Times New Roman" w:cs="Times New Roman"/>
+          <w:b/>
+          <w:bCs/>
+          <w:sz w:val="24"/>
+          <w:szCs w:val="24"/>
+          <w:lang w:eastAsia="en-IN"/>
+        </w:rPr>
+      </w:pPr>
+      <w:r>
+        <w:rPr>
+          <w:rFonts w:ascii="Times New Roman" w:eastAsia="Times New Roman" w:hAnsi="Times New Roman" w:cs="Times New Roman"/>
+          <w:b/>
+          <w:bCs/>
+          <w:sz w:val="24"/>
+          <w:szCs w:val="24"/>
+          <w:lang w:eastAsia="en-IN"/>
+        </w:rPr>
+        <w:t>2. The Orchestrator (The Traffic Cop)</w:t>
+      </w:r>
+    </w:p>
+    <w:p>
+      <w:pPr>
+        <w:spacing w:before="100" w:beforeAutospacing="1" w:after="100" w:afterAutospacing="1" w:line="240" w:lineRule="auto"/>
+        <w:rPr>
+          <w:rFonts w:ascii="Times New Roman" w:eastAsia="Times New Roman" w:hAnsi="Times New Roman" w:cs="Times New Roman"/>
+          <w:sz w:val="24"/>
+          <w:szCs w:val="24"/>
+          <w:lang w:eastAsia="en-IN"/>
+        </w:rPr>
+      </w:pPr>
+      <w:r>
+        <w:rPr>
+          <w:rFonts w:ascii="Times New Roman" w:eastAsia="Times New Roman" w:hAnsi="Times New Roman" w:cs="Times New Roman"/>
+          <w:sz w:val="24"/>
+          <w:szCs w:val="24"/>
+          <w:lang w:eastAsia="en-IN"/>
+        </w:rPr>
+        <w:t>The Orchestrator runs the steps one by one. If any step fails, it triggers the "Undo" (Compensation) methods in reverse order.</w:t>
+      </w:r>
+    </w:p>
+    <w:p>
+      <w:pPr>
+        <w:spacing w:after="0" w:line="240" w:lineRule="auto"/>
+        <w:rPr>
+          <w:rFonts w:ascii="Times New Roman" w:eastAsia="Times New Roman" w:hAnsi="Times New Roman" w:cs="Times New Roman"/>
+          <w:sz w:val="24"/>
+          <w:szCs w:val="24"/>
+          <w:lang w:eastAsia="en-IN"/>
+        </w:rPr>
+      </w:pPr>
+      <w:r>
+        <w:rPr>
+          <w:rFonts w:ascii="Times New Roman" w:eastAsia="Times New Roman" w:hAnsi="Times New Roman" w:cs="Times New Roman"/>
+          <w:sz w:val="24"/>
+          <w:szCs w:val="24"/>
+          <w:lang w:eastAsia="en-IN"/>
+        </w:rPr>
+        <w:t>Java</w:t>
+      </w:r>
+    </w:p>
+    <w:p>
+      <w:pPr>
+        <w:tabs>
+          <w:tab w:val="left" w:pos="916"/>
+          <w:tab w:val="left" w:pos="1832"/>
+          <w:tab w:val="left" w:pos="2748"/>
+          <w:tab w:val="left" w:pos="3664"/>
+          <w:tab w:val="left" w:pos="4580"/>
+          <w:tab w:val="left" w:pos="5496"/>
+          <w:tab w:val="left" w:pos="6412"/>
+          <w:tab w:val="left" w:pos="7328"/>
+          <w:tab w:val="left" w:pos="8244"/>
+          <w:tab w:val="left" w:pos="9160"/>
+          <w:tab w:val="left" w:pos="10076"/>
+          <w:tab w:val="left" w:pos="10992"/>
+          <w:tab w:val="left" w:pos="11908"/>
+          <w:tab w:val="left" w:pos="12824"/>
+          <w:tab w:val="left" w:pos="13740"/>
+          <w:tab w:val="left" w:pos="14656"/>
+        </w:tabs>
+        <w:spacing w:after="0" w:line="240" w:lineRule="auto"/>
+        <w:rPr>
+          <w:rFonts w:ascii="Courier New" w:eastAsia="Times New Roman" w:hAnsi="Courier New" w:cs="Courier New"/>
+          <w:sz w:val="20"/>
+          <w:szCs w:val="20"/>
+          <w:lang w:eastAsia="en-IN"/>
+        </w:rPr>
+      </w:pPr>
+      <w:r>
+        <w:rPr>
+          <w:rFonts w:ascii="Courier New" w:eastAsia="Times New Roman" w:hAnsi="Courier New" w:cs="Courier New"/>
+          <w:sz w:val="20"/>
+          <w:szCs w:val="20"/>
+          <w:lang w:eastAsia="en-IN"/>
+        </w:rPr>
+        <w:t>@Component</w:t>
+      </w:r>
+    </w:p>
+    <w:p>
+      <w:pPr>
+        <w:tabs>
+          <w:tab w:val="left" w:pos="916"/>
+          <w:tab w:val="left" w:pos="1832"/>
+          <w:tab w:val="left" w:pos="2748"/>
+          <w:tab w:val="left" w:pos="3664"/>
+          <w:tab w:val="left" w:pos="4580"/>
+          <w:tab w:val="left" w:pos="5496"/>
+          <w:tab w:val="left" w:pos="6412"/>
+          <w:tab w:val="left" w:pos="7328"/>
+          <w:tab w:val="left" w:pos="8244"/>
+          <w:tab w:val="left" w:pos="9160"/>
+          <w:tab w:val="left" w:pos="10076"/>
+          <w:tab w:val="left" w:pos="10992"/>
+          <w:tab w:val="left" w:pos="11908"/>
+          <w:tab w:val="left" w:pos="12824"/>
+          <w:tab w:val="left" w:pos="13740"/>
+          <w:tab w:val="left" w:pos="14656"/>
+        </w:tabs>
+        <w:spacing w:after="0" w:line="240" w:lineRule="auto"/>
+        <w:rPr>
+          <w:rFonts w:ascii="Courier New" w:eastAsia="Times New Roman" w:hAnsi="Courier New" w:cs="Courier New"/>
+          <w:sz w:val="20"/>
+          <w:szCs w:val="20"/>
+          <w:lang w:eastAsia="en-IN"/>
+        </w:rPr>
+      </w:pPr>
+      <w:r>
+        <w:rPr>
+          <w:rFonts w:ascii="Courier New" w:eastAsia="Times New Roman" w:hAnsi="Courier New" w:cs="Courier New"/>
+          <w:sz w:val="20"/>
+          <w:szCs w:val="20"/>
+          <w:lang w:eastAsia="en-IN"/>
+        </w:rPr>
+        <w:t xml:space="preserve">public class </w:t>
+      </w:r>
+      <w:proofErr w:type="spellStart"/>
+      <w:r>
+        <w:rPr>
+          <w:rFonts w:ascii="Courier New" w:eastAsia="Times New Roman" w:hAnsi="Courier New" w:cs="Courier New"/>
+          <w:sz w:val="20"/>
+          <w:szCs w:val="20"/>
+          <w:lang w:eastAsia="en-IN"/>
+        </w:rPr>
+        <w:t>VacationSagaManager</w:t>
+      </w:r>
+      <w:proofErr w:type="spellEnd"/>
+      <w:r>
+        <w:rPr>
+          <w:rFonts w:ascii="Courier New" w:eastAsia="Times New Roman" w:hAnsi="Courier New" w:cs="Courier New"/>
+          <w:sz w:val="20"/>
+          <w:szCs w:val="20"/>
+          <w:lang w:eastAsia="en-IN"/>
+        </w:rPr>
+        <w:t xml:space="preserve"> {</w:t>
+      </w:r>
+    </w:p>
+    <w:p>
+      <w:pPr>
+        <w:tabs>
+          <w:tab w:val="left" w:pos="916"/>
+          <w:tab w:val="left" w:pos="1832"/>
+          <w:tab w:val="left" w:pos="2748"/>
+          <w:tab w:val="left" w:pos="3664"/>
+          <w:tab w:val="left" w:pos="4580"/>
+          <w:tab w:val="left" w:pos="5496"/>
+          <w:tab w:val="left" w:pos="6412"/>
+          <w:tab w:val="left" w:pos="7328"/>
+          <w:tab w:val="left" w:pos="8244"/>
+          <w:tab w:val="left" w:pos="9160"/>
+          <w:tab w:val="left" w:pos="10076"/>
+          <w:tab w:val="left" w:pos="10992"/>
+          <w:tab w:val="left" w:pos="11908"/>
+          <w:tab w:val="left" w:pos="12824"/>
+          <w:tab w:val="left" w:pos="13740"/>
+          <w:tab w:val="left" w:pos="14656"/>
+        </w:tabs>
+        <w:spacing w:after="0" w:line="240" w:lineRule="auto"/>
+        <w:rPr>
+          <w:rFonts w:ascii="Courier New" w:eastAsia="Times New Roman" w:hAnsi="Courier New" w:cs="Courier New"/>
+          <w:sz w:val="20"/>
+          <w:szCs w:val="20"/>
+          <w:lang w:eastAsia="en-IN"/>
+        </w:rPr>
+      </w:pPr>
+    </w:p>
+    <w:p>
+      <w:pPr>
+        <w:tabs>
+          <w:tab w:val="left" w:pos="916"/>
+          <w:tab w:val="left" w:pos="1832"/>
+          <w:tab w:val="left" w:pos="2748"/>
+          <w:tab w:val="left" w:pos="3664"/>
+          <w:tab w:val="left" w:pos="4580"/>
+          <w:tab w:val="left" w:pos="5496"/>
+          <w:tab w:val="left" w:pos="6412"/>
+          <w:tab w:val="left" w:pos="7328"/>
+          <w:tab w:val="left" w:pos="8244"/>
+          <w:tab w:val="left" w:pos="9160"/>
+          <w:tab w:val="left" w:pos="10076"/>
+          <w:tab w:val="left" w:pos="10992"/>
+          <w:tab w:val="left" w:pos="11908"/>
+          <w:tab w:val="left" w:pos="12824"/>
+          <w:tab w:val="left" w:pos="13740"/>
+          <w:tab w:val="left" w:pos="14656"/>
+        </w:tabs>
+        <w:spacing w:after="0" w:line="240" w:lineRule="auto"/>
+        <w:rPr>
+          <w:rFonts w:ascii="Courier New" w:eastAsia="Times New Roman" w:hAnsi="Courier New" w:cs="Courier New"/>
+          <w:sz w:val="20"/>
+          <w:szCs w:val="20"/>
+          <w:lang w:eastAsia="en-IN"/>
+        </w:rPr>
+      </w:pPr>
+      <w:r>
+        <w:rPr>
+          <w:rFonts w:ascii="Courier New" w:eastAsia="Times New Roman" w:hAnsi="Courier New" w:cs="Courier New"/>
+          <w:sz w:val="20"/>
+          <w:szCs w:val="20"/>
+          <w:lang w:eastAsia="en-IN"/>
+        </w:rPr>
+        <w:t xml:space="preserve">    private final </w:t>
+      </w:r>
+      <w:proofErr w:type="spellStart"/>
+      <w:r>
+        <w:rPr>
+          <w:rFonts w:ascii="Courier New" w:eastAsia="Times New Roman" w:hAnsi="Courier New" w:cs="Courier New"/>
+          <w:sz w:val="20"/>
+          <w:szCs w:val="20"/>
+          <w:lang w:eastAsia="en-IN"/>
+        </w:rPr>
+        <w:t>HotelService</w:t>
+      </w:r>
+      <w:proofErr w:type="spellEnd"/>
+      <w:r>
+        <w:rPr>
+          <w:rFonts w:ascii="Courier New" w:eastAsia="Times New Roman" w:hAnsi="Courier New" w:cs="Courier New"/>
+          <w:sz w:val="20"/>
+          <w:szCs w:val="20"/>
+          <w:lang w:eastAsia="en-IN"/>
+        </w:rPr>
+        <w:t xml:space="preserve"> </w:t>
+      </w:r>
+      <w:proofErr w:type="spellStart"/>
+      <w:r>
+        <w:rPr>
+          <w:rFonts w:ascii="Courier New" w:eastAsia="Times New Roman" w:hAnsi="Courier New" w:cs="Courier New"/>
+          <w:sz w:val="20"/>
+          <w:szCs w:val="20"/>
+          <w:lang w:eastAsia="en-IN"/>
+        </w:rPr>
+        <w:t>hotelService</w:t>
+      </w:r>
+      <w:proofErr w:type="spellEnd"/>
+      <w:r>
+        <w:rPr>
+          <w:rFonts w:ascii="Courier New" w:eastAsia="Times New Roman" w:hAnsi="Courier New" w:cs="Courier New"/>
+          <w:sz w:val="20"/>
+          <w:szCs w:val="20"/>
+          <w:lang w:eastAsia="en-IN"/>
+        </w:rPr>
+        <w:t>;</w:t>
+      </w:r>
+    </w:p>
+    <w:p>
+      <w:pPr>
+        <w:tabs>
+          <w:tab w:val="left" w:pos="916"/>
+          <w:tab w:val="left" w:pos="1832"/>
+          <w:tab w:val="left" w:pos="2748"/>
+          <w:tab w:val="left" w:pos="3664"/>
+          <w:tab w:val="left" w:pos="4580"/>
+          <w:tab w:val="left" w:pos="5496"/>
+          <w:tab w:val="left" w:pos="6412"/>
+          <w:tab w:val="left" w:pos="7328"/>
+          <w:tab w:val="left" w:pos="8244"/>
+          <w:tab w:val="left" w:pos="9160"/>
+          <w:tab w:val="left" w:pos="10076"/>
+          <w:tab w:val="left" w:pos="10992"/>
+          <w:tab w:val="left" w:pos="11908"/>
+          <w:tab w:val="left" w:pos="12824"/>
+          <w:tab w:val="left" w:pos="13740"/>
+          <w:tab w:val="left" w:pos="14656"/>
+        </w:tabs>
+        <w:spacing w:after="0" w:line="240" w:lineRule="auto"/>
+        <w:rPr>
+          <w:rFonts w:ascii="Courier New" w:eastAsia="Times New Roman" w:hAnsi="Courier New" w:cs="Courier New"/>
+          <w:sz w:val="20"/>
+          <w:szCs w:val="20"/>
+          <w:lang w:eastAsia="en-IN"/>
+        </w:rPr>
+      </w:pPr>
+      <w:r>
+        <w:rPr>
+          <w:rFonts w:ascii="Courier New" w:eastAsia="Times New Roman" w:hAnsi="Courier New" w:cs="Courier New"/>
+          <w:sz w:val="20"/>
+          <w:szCs w:val="20"/>
+          <w:lang w:eastAsia="en-IN"/>
+        </w:rPr>
+        <w:t xml:space="preserve">    private final </w:t>
+      </w:r>
+      <w:proofErr w:type="spellStart"/>
+      <w:r>
+        <w:rPr>
+          <w:rFonts w:ascii="Courier New" w:eastAsia="Times New Roman" w:hAnsi="Courier New" w:cs="Courier New"/>
+          <w:sz w:val="20"/>
+          <w:szCs w:val="20"/>
+          <w:lang w:eastAsia="en-IN"/>
+        </w:rPr>
+        <w:t>FlightService</w:t>
+      </w:r>
+      <w:proofErr w:type="spellEnd"/>
+      <w:r>
+        <w:rPr>
+          <w:rFonts w:ascii="Courier New" w:eastAsia="Times New Roman" w:hAnsi="Courier New" w:cs="Courier New"/>
+          <w:sz w:val="20"/>
+          <w:szCs w:val="20"/>
+          <w:lang w:eastAsia="en-IN"/>
+        </w:rPr>
+        <w:t xml:space="preserve"> </w:t>
+      </w:r>
+      <w:proofErr w:type="spellStart"/>
+      <w:r>
+        <w:rPr>
+          <w:rFonts w:ascii="Courier New" w:eastAsia="Times New Roman" w:hAnsi="Courier New" w:cs="Courier New"/>
+          <w:sz w:val="20"/>
+          <w:szCs w:val="20"/>
+          <w:lang w:eastAsia="en-IN"/>
+        </w:rPr>
+        <w:t>flightService</w:t>
+      </w:r>
+      <w:proofErr w:type="spellEnd"/>
+      <w:r>
+        <w:rPr>
+          <w:rFonts w:ascii="Courier New" w:eastAsia="Times New Roman" w:hAnsi="Courier New" w:cs="Courier New"/>
+          <w:sz w:val="20"/>
+          <w:szCs w:val="20"/>
+          <w:lang w:eastAsia="en-IN"/>
+        </w:rPr>
+        <w:t>;</w:t>
+      </w:r>
+    </w:p>
+    <w:p>
+      <w:pPr>
+        <w:tabs>
+          <w:tab w:val="left" w:pos="916"/>
+          <w:tab w:val="left" w:pos="1832"/>
+          <w:tab w:val="left" w:pos="2748"/>
+          <w:tab w:val="left" w:pos="3664"/>
+          <w:tab w:val="left" w:pos="4580"/>
+          <w:tab w:val="left" w:pos="5496"/>
+          <w:tab w:val="left" w:pos="6412"/>
+          <w:tab w:val="left" w:pos="7328"/>
+          <w:tab w:val="left" w:pos="8244"/>
+          <w:tab w:val="left" w:pos="9160"/>
+          <w:tab w:val="left" w:pos="10076"/>
+          <w:tab w:val="left" w:pos="10992"/>
+          <w:tab w:val="left" w:pos="11908"/>
+          <w:tab w:val="left" w:pos="12824"/>
+          <w:tab w:val="left" w:pos="13740"/>
+          <w:tab w:val="left" w:pos="14656"/>
+        </w:tabs>
+        <w:spacing w:after="0" w:line="240" w:lineRule="auto"/>
+        <w:rPr>
+          <w:rFonts w:ascii="Courier New" w:eastAsia="Times New Roman" w:hAnsi="Courier New" w:cs="Courier New"/>
+          <w:sz w:val="20"/>
+          <w:szCs w:val="20"/>
+          <w:lang w:eastAsia="en-IN"/>
+        </w:rPr>
+      </w:pPr>
+      <w:r>
+        <w:rPr>
+          <w:rFonts w:ascii="Courier New" w:eastAsia="Times New Roman" w:hAnsi="Courier New" w:cs="Courier New"/>
+          <w:sz w:val="20"/>
+          <w:szCs w:val="20"/>
+          <w:lang w:eastAsia="en-IN"/>
+        </w:rPr>
+        <w:t xml:space="preserve">    private final </w:t>
+      </w:r>
+      <w:proofErr w:type="spellStart"/>
+      <w:r>
+        <w:rPr>
+          <w:rFonts w:ascii="Courier New" w:eastAsia="Times New Roman" w:hAnsi="Courier New" w:cs="Courier New"/>
+          <w:sz w:val="20"/>
+          <w:szCs w:val="20"/>
+          <w:lang w:eastAsia="en-IN"/>
+        </w:rPr>
+        <w:t>CarService</w:t>
+      </w:r>
+      <w:proofErr w:type="spellEnd"/>
+      <w:r>
+        <w:rPr>
+          <w:rFonts w:ascii="Courier New" w:eastAsia="Times New Roman" w:hAnsi="Courier New" w:cs="Courier New"/>
+          <w:sz w:val="20"/>
+          <w:szCs w:val="20"/>
+          <w:lang w:eastAsia="en-IN"/>
+        </w:rPr>
+        <w:t xml:space="preserve"> </w:t>
+      </w:r>
+      <w:proofErr w:type="spellStart"/>
+      <w:r>
+        <w:rPr>
+          <w:rFonts w:ascii="Courier New" w:eastAsia="Times New Roman" w:hAnsi="Courier New" w:cs="Courier New"/>
+          <w:sz w:val="20"/>
+          <w:szCs w:val="20"/>
+          <w:lang w:eastAsia="en-IN"/>
+        </w:rPr>
+        <w:t>carService</w:t>
+      </w:r>
+      <w:proofErr w:type="spellEnd"/>
+      <w:r>
+        <w:rPr>
+          <w:rFonts w:ascii="Courier New" w:eastAsia="Times New Roman" w:hAnsi="Courier New" w:cs="Courier New"/>
+          <w:sz w:val="20"/>
+          <w:szCs w:val="20"/>
+          <w:lang w:eastAsia="en-IN"/>
+        </w:rPr>
+        <w:t>;</w:t>
+      </w:r>
+    </w:p>
+    <w:p>
+      <w:pPr>
+        <w:tabs>
+          <w:tab w:val="left" w:pos="916"/>
+          <w:tab w:val="left" w:pos="1832"/>
+          <w:tab w:val="left" w:pos="2748"/>
+          <w:tab w:val="left" w:pos="3664"/>
+          <w:tab w:val="left" w:pos="4580"/>
+          <w:tab w:val="left" w:pos="5496"/>
+          <w:tab w:val="left" w:pos="6412"/>
+          <w:tab w:val="left" w:pos="7328"/>
+          <w:tab w:val="left" w:pos="8244"/>
+          <w:tab w:val="left" w:pos="9160"/>
+          <w:tab w:val="left" w:pos="10076"/>
+          <w:tab w:val="left" w:pos="10992"/>
+          <w:tab w:val="left" w:pos="11908"/>
+          <w:tab w:val="left" w:pos="12824"/>
+          <w:tab w:val="left" w:pos="13740"/>
+          <w:tab w:val="left" w:pos="14656"/>
+        </w:tabs>
+        <w:spacing w:after="0" w:line="240" w:lineRule="auto"/>
+        <w:rPr>
+          <w:rFonts w:ascii="Courier New" w:eastAsia="Times New Roman" w:hAnsi="Courier New" w:cs="Courier New"/>
+          <w:sz w:val="20"/>
+          <w:szCs w:val="20"/>
+          <w:lang w:eastAsia="en-IN"/>
+        </w:rPr>
+      </w:pPr>
+    </w:p>
+    <w:p>
+      <w:pPr>
+        <w:tabs>
+          <w:tab w:val="left" w:pos="916"/>
+          <w:tab w:val="left" w:pos="1832"/>
+          <w:tab w:val="left" w:pos="2748"/>
+          <w:tab w:val="left" w:pos="3664"/>
+          <w:tab w:val="left" w:pos="4580"/>
+          <w:tab w:val="left" w:pos="5496"/>
+          <w:tab w:val="left" w:pos="6412"/>
+          <w:tab w:val="left" w:pos="7328"/>
+          <w:tab w:val="left" w:pos="8244"/>
+          <w:tab w:val="left" w:pos="9160"/>
+          <w:tab w:val="left" w:pos="10076"/>
+          <w:tab w:val="left" w:pos="10992"/>
+          <w:tab w:val="left" w:pos="11908"/>
+          <w:tab w:val="left" w:pos="12824"/>
+          <w:tab w:val="left" w:pos="13740"/>
+          <w:tab w:val="left" w:pos="14656"/>
+        </w:tabs>
+        <w:spacing w:after="0" w:line="240" w:lineRule="auto"/>
+        <w:rPr>
+          <w:rFonts w:ascii="Courier New" w:eastAsia="Times New Roman" w:hAnsi="Courier New" w:cs="Courier New"/>
+          <w:sz w:val="20"/>
+          <w:szCs w:val="20"/>
+          <w:lang w:eastAsia="en-IN"/>
+        </w:rPr>
+      </w:pPr>
+      <w:r>
+        <w:rPr>
+          <w:rFonts w:ascii="Courier New" w:eastAsia="Times New Roman" w:hAnsi="Courier New" w:cs="Courier New"/>
+          <w:sz w:val="20"/>
+          <w:szCs w:val="20"/>
+          <w:lang w:eastAsia="en-IN"/>
+        </w:rPr>
+        <w:t xml:space="preserve">    public </w:t>
+      </w:r>
+      <w:proofErr w:type="spellStart"/>
+      <w:proofErr w:type="gramStart"/>
+      <w:r>
+        <w:rPr>
+          <w:rFonts w:ascii="Courier New" w:eastAsia="Times New Roman" w:hAnsi="Courier New" w:cs="Courier New"/>
+          <w:sz w:val="20"/>
+          <w:szCs w:val="20"/>
+          <w:lang w:eastAsia="en-IN"/>
+        </w:rPr>
+        <w:t>VacationSagaManager</w:t>
+      </w:r>
+      <w:proofErr w:type="spellEnd"/>
+      <w:r>
+        <w:rPr>
+          <w:rFonts w:ascii="Courier New" w:eastAsia="Times New Roman" w:hAnsi="Courier New" w:cs="Courier New"/>
+          <w:sz w:val="20"/>
+          <w:szCs w:val="20"/>
+          <w:lang w:eastAsia="en-IN"/>
+        </w:rPr>
+        <w:t>(</w:t>
+      </w:r>
+      <w:proofErr w:type="spellStart"/>
+      <w:proofErr w:type="gramEnd"/>
+      <w:r>
+        <w:rPr>
+          <w:rFonts w:ascii="Courier New" w:eastAsia="Times New Roman" w:hAnsi="Courier New" w:cs="Courier New"/>
+          <w:sz w:val="20"/>
+          <w:szCs w:val="20"/>
+          <w:lang w:eastAsia="en-IN"/>
+        </w:rPr>
+        <w:t>HotelService</w:t>
+      </w:r>
+      <w:proofErr w:type="spellEnd"/>
+      <w:r>
+        <w:rPr>
+          <w:rFonts w:ascii="Courier New" w:eastAsia="Times New Roman" w:hAnsi="Courier New" w:cs="Courier New"/>
+          <w:sz w:val="20"/>
+          <w:szCs w:val="20"/>
+          <w:lang w:eastAsia="en-IN"/>
+        </w:rPr>
+        <w:t xml:space="preserve"> h, </w:t>
+      </w:r>
+      <w:proofErr w:type="spellStart"/>
+      <w:r>
+        <w:rPr>
+          <w:rFonts w:ascii="Courier New" w:eastAsia="Times New Roman" w:hAnsi="Courier New" w:cs="Courier New"/>
+          <w:sz w:val="20"/>
+          <w:szCs w:val="20"/>
+          <w:lang w:eastAsia="en-IN"/>
+        </w:rPr>
+        <w:t>FlightService</w:t>
+      </w:r>
+      <w:proofErr w:type="spellEnd"/>
+      <w:r>
+        <w:rPr>
+          <w:rFonts w:ascii="Courier New" w:eastAsia="Times New Roman" w:hAnsi="Courier New" w:cs="Courier New"/>
+          <w:sz w:val="20"/>
+          <w:szCs w:val="20"/>
+          <w:lang w:eastAsia="en-IN"/>
+        </w:rPr>
+        <w:t xml:space="preserve"> f, </w:t>
+      </w:r>
+      <w:proofErr w:type="spellStart"/>
+      <w:r>
+        <w:rPr>
+          <w:rFonts w:ascii="Courier New" w:eastAsia="Times New Roman" w:hAnsi="Courier New" w:cs="Courier New"/>
+          <w:sz w:val="20"/>
+          <w:szCs w:val="20"/>
+          <w:lang w:eastAsia="en-IN"/>
+        </w:rPr>
+        <w:t>CarService</w:t>
+      </w:r>
+      <w:proofErr w:type="spellEnd"/>
+      <w:r>
+        <w:rPr>
+          <w:rFonts w:ascii="Courier New" w:eastAsia="Times New Roman" w:hAnsi="Courier New" w:cs="Courier New"/>
+          <w:sz w:val="20"/>
+          <w:szCs w:val="20"/>
+          <w:lang w:eastAsia="en-IN"/>
+        </w:rPr>
+        <w:t xml:space="preserve"> c) {</w:t>
+      </w:r>
+    </w:p>
+    <w:p>
+      <w:pPr>
+        <w:tabs>
+          <w:tab w:val="left" w:pos="916"/>
+          <w:tab w:val="left" w:pos="1832"/>
+          <w:tab w:val="left" w:pos="2748"/>
+          <w:tab w:val="left" w:pos="3664"/>
+          <w:tab w:val="left" w:pos="4580"/>
+          <w:tab w:val="left" w:pos="5496"/>
+          <w:tab w:val="left" w:pos="6412"/>
+          <w:tab w:val="left" w:pos="7328"/>
+          <w:tab w:val="left" w:pos="8244"/>
+          <w:tab w:val="left" w:pos="9160"/>
+          <w:tab w:val="left" w:pos="10076"/>
+          <w:tab w:val="left" w:pos="10992"/>
+          <w:tab w:val="left" w:pos="11908"/>
+          <w:tab w:val="left" w:pos="12824"/>
+          <w:tab w:val="left" w:pos="13740"/>
+          <w:tab w:val="left" w:pos="14656"/>
+        </w:tabs>
+        <w:spacing w:after="0" w:line="240" w:lineRule="auto"/>
+        <w:rPr>
+          <w:rFonts w:ascii="Courier New" w:eastAsia="Times New Roman" w:hAnsi="Courier New" w:cs="Courier New"/>
+          <w:sz w:val="20"/>
+          <w:szCs w:val="20"/>
+          <w:lang w:eastAsia="en-IN"/>
+        </w:rPr>
+      </w:pPr>
+      <w:r>
+        <w:rPr>
+          <w:rFonts w:ascii="Courier New" w:eastAsia="Times New Roman" w:hAnsi="Courier New" w:cs="Courier New"/>
+          <w:sz w:val="20"/>
+          <w:szCs w:val="20"/>
+          <w:lang w:eastAsia="en-IN"/>
+        </w:rPr>
+        <w:t xml:space="preserve">        </w:t>
+      </w:r>
+      <w:proofErr w:type="spellStart"/>
+      <w:proofErr w:type="gramStart"/>
+      <w:r>
+        <w:rPr>
+          <w:rFonts w:ascii="Courier New" w:eastAsia="Times New Roman" w:hAnsi="Courier New" w:cs="Courier New"/>
+          <w:sz w:val="20"/>
+          <w:szCs w:val="20"/>
+          <w:lang w:eastAsia="en-IN"/>
+        </w:rPr>
+        <w:t>this.hotelService</w:t>
+      </w:r>
+      <w:proofErr w:type="spellEnd"/>
+      <w:proofErr w:type="gramEnd"/>
+      <w:r>
+        <w:rPr>
+          <w:rFonts w:ascii="Courier New" w:eastAsia="Times New Roman" w:hAnsi="Courier New" w:cs="Courier New"/>
+          <w:sz w:val="20"/>
+          <w:szCs w:val="20"/>
+          <w:lang w:eastAsia="en-IN"/>
+        </w:rPr>
+        <w:t xml:space="preserve"> = h;</w:t>
+      </w:r>
+    </w:p>
+    <w:p>
+      <w:pPr>
+        <w:tabs>
+          <w:tab w:val="left" w:pos="916"/>
+          <w:tab w:val="left" w:pos="1832"/>
+          <w:tab w:val="left" w:pos="2748"/>
+          <w:tab w:val="left" w:pos="3664"/>
+          <w:tab w:val="left" w:pos="4580"/>
+          <w:tab w:val="left" w:pos="5496"/>
+          <w:tab w:val="left" w:pos="6412"/>
+          <w:tab w:val="left" w:pos="7328"/>
+          <w:tab w:val="left" w:pos="8244"/>
+          <w:tab w:val="left" w:pos="9160"/>
+          <w:tab w:val="left" w:pos="10076"/>
+          <w:tab w:val="left" w:pos="10992"/>
+          <w:tab w:val="left" w:pos="11908"/>
+          <w:tab w:val="left" w:pos="12824"/>
+          <w:tab w:val="left" w:pos="13740"/>
+          <w:tab w:val="left" w:pos="14656"/>
+        </w:tabs>
+        <w:spacing w:after="0" w:line="240" w:lineRule="auto"/>
+        <w:rPr>
+          <w:rFonts w:ascii="Courier New" w:eastAsia="Times New Roman" w:hAnsi="Courier New" w:cs="Courier New"/>
+          <w:sz w:val="20"/>
+          <w:szCs w:val="20"/>
+          <w:lang w:eastAsia="en-IN"/>
+        </w:rPr>
+      </w:pPr>
+      <w:r>
+        <w:rPr>
+          <w:rFonts w:ascii="Courier New" w:eastAsia="Times New Roman" w:hAnsi="Courier New" w:cs="Courier New"/>
+          <w:sz w:val="20"/>
+          <w:szCs w:val="20"/>
+          <w:lang w:eastAsia="en-IN"/>
+        </w:rPr>
+        <w:t xml:space="preserve">        </w:t>
+      </w:r>
+      <w:proofErr w:type="spellStart"/>
+      <w:proofErr w:type="gramStart"/>
+      <w:r>
+        <w:rPr>
+          <w:rFonts w:ascii="Courier New" w:eastAsia="Times New Roman" w:hAnsi="Courier New" w:cs="Courier New"/>
+          <w:sz w:val="20"/>
+          <w:szCs w:val="20"/>
+          <w:lang w:eastAsia="en-IN"/>
+        </w:rPr>
+        <w:t>this.flightService</w:t>
+      </w:r>
+      <w:proofErr w:type="spellEnd"/>
+      <w:proofErr w:type="gramEnd"/>
+      <w:r>
+        <w:rPr>
+          <w:rFonts w:ascii="Courier New" w:eastAsia="Times New Roman" w:hAnsi="Courier New" w:cs="Courier New"/>
+          <w:sz w:val="20"/>
+          <w:szCs w:val="20"/>
+          <w:lang w:eastAsia="en-IN"/>
+        </w:rPr>
+        <w:t xml:space="preserve"> = f;</w:t>
+      </w:r>
+    </w:p>
+    <w:p>
+      <w:pPr>
+        <w:tabs>
+          <w:tab w:val="left" w:pos="916"/>
+          <w:tab w:val="left" w:pos="1832"/>
+          <w:tab w:val="left" w:pos="2748"/>
+          <w:tab w:val="left" w:pos="3664"/>
+          <w:tab w:val="left" w:pos="4580"/>
+          <w:tab w:val="left" w:pos="5496"/>
+          <w:tab w:val="left" w:pos="6412"/>
+          <w:tab w:val="left" w:pos="7328"/>
+          <w:tab w:val="left" w:pos="8244"/>
+          <w:tab w:val="left" w:pos="9160"/>
+          <w:tab w:val="left" w:pos="10076"/>
+          <w:tab w:val="left" w:pos="10992"/>
+          <w:tab w:val="left" w:pos="11908"/>
+          <w:tab w:val="left" w:pos="12824"/>
+          <w:tab w:val="left" w:pos="13740"/>
+          <w:tab w:val="left" w:pos="14656"/>
+        </w:tabs>
+        <w:spacing w:after="0" w:line="240" w:lineRule="auto"/>
+        <w:rPr>
+          <w:rFonts w:ascii="Courier New" w:eastAsia="Times New Roman" w:hAnsi="Courier New" w:cs="Courier New"/>
+          <w:sz w:val="20"/>
+          <w:szCs w:val="20"/>
+          <w:lang w:eastAsia="en-IN"/>
+        </w:rPr>
+      </w:pPr>
+      <w:r>
+        <w:rPr>
+          <w:rFonts w:ascii="Courier New" w:eastAsia="Times New Roman" w:hAnsi="Courier New" w:cs="Courier New"/>
+          <w:sz w:val="20"/>
+          <w:szCs w:val="20"/>
+          <w:lang w:eastAsia="en-IN"/>
+        </w:rPr>
+        <w:t xml:space="preserve">        </w:t>
+      </w:r>
+      <w:proofErr w:type="spellStart"/>
+      <w:proofErr w:type="gramStart"/>
+      <w:r>
+        <w:rPr>
+          <w:rFonts w:ascii="Courier New" w:eastAsia="Times New Roman" w:hAnsi="Courier New" w:cs="Courier New"/>
+          <w:sz w:val="20"/>
+          <w:szCs w:val="20"/>
+          <w:lang w:eastAsia="en-IN"/>
+        </w:rPr>
+        <w:t>this.carService</w:t>
+      </w:r>
+      <w:proofErr w:type="spellEnd"/>
+      <w:proofErr w:type="gramEnd"/>
+      <w:r>
+        <w:rPr>
+          <w:rFonts w:ascii="Courier New" w:eastAsia="Times New Roman" w:hAnsi="Courier New" w:cs="Courier New"/>
+          <w:sz w:val="20"/>
+          <w:szCs w:val="20"/>
+          <w:lang w:eastAsia="en-IN"/>
+        </w:rPr>
+        <w:t xml:space="preserve"> = c;</w:t>
+      </w:r>
+    </w:p>
+    <w:p>
+      <w:pPr>
+        <w:tabs>
+          <w:tab w:val="left" w:pos="916"/>
+          <w:tab w:val="left" w:pos="1832"/>
+          <w:tab w:val="left" w:pos="2748"/>
+          <w:tab w:val="left" w:pos="3664"/>
+          <w:tab w:val="left" w:pos="4580"/>
+          <w:tab w:val="left" w:pos="5496"/>
+          <w:tab w:val="left" w:pos="6412"/>
+          <w:tab w:val="left" w:pos="7328"/>
+          <w:tab w:val="left" w:pos="8244"/>
+          <w:tab w:val="left" w:pos="9160"/>
+          <w:tab w:val="left" w:pos="10076"/>
+          <w:tab w:val="left" w:pos="10992"/>
+          <w:tab w:val="left" w:pos="11908"/>
+          <w:tab w:val="left" w:pos="12824"/>
+          <w:tab w:val="left" w:pos="13740"/>
+          <w:tab w:val="left" w:pos="14656"/>
+        </w:tabs>
+        <w:spacing w:after="0" w:line="240" w:lineRule="auto"/>
+        <w:rPr>
+          <w:rFonts w:ascii="Courier New" w:eastAsia="Times New Roman" w:hAnsi="Courier New" w:cs="Courier New"/>
+          <w:sz w:val="20"/>
+          <w:szCs w:val="20"/>
+          <w:lang w:eastAsia="en-IN"/>
+        </w:rPr>
+      </w:pPr>
+      <w:r>
+        <w:rPr>
+          <w:rFonts w:ascii="Courier New" w:eastAsia="Times New Roman" w:hAnsi="Courier New" w:cs="Courier New"/>
+          <w:sz w:val="20"/>
+          <w:szCs w:val="20"/>
+          <w:lang w:eastAsia="en-IN"/>
+        </w:rPr>
+        <w:t xml:space="preserve">    }</w:t>
+      </w:r>
+    </w:p>
+    <w:p>
+      <w:pPr>
+        <w:tabs>
+          <w:tab w:val="left" w:pos="916"/>
+          <w:tab w:val="left" w:pos="1832"/>
+          <w:tab w:val="left" w:pos="2748"/>
+          <w:tab w:val="left" w:pos="3664"/>
+          <w:tab w:val="left" w:pos="4580"/>
+          <w:tab w:val="left" w:pos="5496"/>
+          <w:tab w:val="left" w:pos="6412"/>
+          <w:tab w:val="left" w:pos="7328"/>
+          <w:tab w:val="left" w:pos="8244"/>
+          <w:tab w:val="left" w:pos="9160"/>
+          <w:tab w:val="left" w:pos="10076"/>
+          <w:tab w:val="left" w:pos="10992"/>
+          <w:tab w:val="left" w:pos="11908"/>
+          <w:tab w:val="left" w:pos="12824"/>
+          <w:tab w:val="left" w:pos="13740"/>
+          <w:tab w:val="left" w:pos="14656"/>
+        </w:tabs>
+        <w:spacing w:after="0" w:line="240" w:lineRule="auto"/>
+        <w:rPr>
+          <w:rFonts w:ascii="Courier New" w:eastAsia="Times New Roman" w:hAnsi="Courier New" w:cs="Courier New"/>
+          <w:sz w:val="20"/>
+          <w:szCs w:val="20"/>
+          <w:lang w:eastAsia="en-IN"/>
+        </w:rPr>
+      </w:pPr>
+    </w:p>
+    <w:p>
+      <w:pPr>
+        <w:tabs>
+          <w:tab w:val="left" w:pos="916"/>
+          <w:tab w:val="left" w:pos="1832"/>
+          <w:tab w:val="left" w:pos="2748"/>
+          <w:tab w:val="left" w:pos="3664"/>
+          <w:tab w:val="left" w:pos="4580"/>
+          <w:tab w:val="left" w:pos="5496"/>
+          <w:tab w:val="left" w:pos="6412"/>
+          <w:tab w:val="left" w:pos="7328"/>
+          <w:tab w:val="left" w:pos="8244"/>
+          <w:tab w:val="left" w:pos="9160"/>
+          <w:tab w:val="left" w:pos="10076"/>
+          <w:tab w:val="left" w:pos="10992"/>
+          <w:tab w:val="left" w:pos="11908"/>
+          <w:tab w:val="left" w:pos="12824"/>
+          <w:tab w:val="left" w:pos="13740"/>
+          <w:tab w:val="left" w:pos="14656"/>
+        </w:tabs>
+        <w:spacing w:after="0" w:line="240" w:lineRule="auto"/>
+        <w:rPr>
+          <w:rFonts w:ascii="Courier New" w:eastAsia="Times New Roman" w:hAnsi="Courier New" w:cs="Courier New"/>
+          <w:sz w:val="20"/>
+          <w:szCs w:val="20"/>
+          <w:lang w:eastAsia="en-IN"/>
+        </w:rPr>
+      </w:pPr>
+      <w:r>
+        <w:rPr>
+          <w:rFonts w:ascii="Courier New" w:eastAsia="Times New Roman" w:hAnsi="Courier New" w:cs="Courier New"/>
+          <w:sz w:val="20"/>
+          <w:szCs w:val="20"/>
+          <w:lang w:eastAsia="en-IN"/>
+        </w:rPr>
+        <w:t xml:space="preserve">    public void </w:t>
+      </w:r>
+      <w:proofErr w:type="spellStart"/>
+      <w:proofErr w:type="gramStart"/>
+      <w:r>
+        <w:rPr>
+          <w:rFonts w:ascii="Courier New" w:eastAsia="Times New Roman" w:hAnsi="Courier New" w:cs="Courier New"/>
+          <w:sz w:val="20"/>
+          <w:szCs w:val="20"/>
+          <w:lang w:eastAsia="en-IN"/>
+        </w:rPr>
+        <w:t>startBooking</w:t>
+      </w:r>
+      <w:proofErr w:type="spellEnd"/>
+      <w:r>
+        <w:rPr>
+          <w:rFonts w:ascii="Courier New" w:eastAsia="Times New Roman" w:hAnsi="Courier New" w:cs="Courier New"/>
+          <w:sz w:val="20"/>
+          <w:szCs w:val="20"/>
+          <w:lang w:eastAsia="en-IN"/>
+        </w:rPr>
+        <w:t>(</w:t>
+      </w:r>
+      <w:proofErr w:type="gramEnd"/>
+      <w:r>
+        <w:rPr>
+          <w:rFonts w:ascii="Courier New" w:eastAsia="Times New Roman" w:hAnsi="Courier New" w:cs="Courier New"/>
+          <w:sz w:val="20"/>
+          <w:szCs w:val="20"/>
+          <w:lang w:eastAsia="en-IN"/>
+        </w:rPr>
+        <w:t>) {</w:t>
+      </w:r>
+    </w:p>
+    <w:p>
+      <w:pPr>
+        <w:tabs>
+          <w:tab w:val="left" w:pos="916"/>
+          <w:tab w:val="left" w:pos="1832"/>
+          <w:tab w:val="left" w:pos="2748"/>
+          <w:tab w:val="left" w:pos="3664"/>
+          <w:tab w:val="left" w:pos="4580"/>
+          <w:tab w:val="left" w:pos="5496"/>
+          <w:tab w:val="left" w:pos="6412"/>
+          <w:tab w:val="left" w:pos="7328"/>
+          <w:tab w:val="left" w:pos="8244"/>
+          <w:tab w:val="left" w:pos="9160"/>
+          <w:tab w:val="left" w:pos="10076"/>
+          <w:tab w:val="left" w:pos="10992"/>
+          <w:tab w:val="left" w:pos="11908"/>
+          <w:tab w:val="left" w:pos="12824"/>
+          <w:tab w:val="left" w:pos="13740"/>
+          <w:tab w:val="left" w:pos="14656"/>
+        </w:tabs>
+        <w:spacing w:after="0" w:line="240" w:lineRule="auto"/>
+        <w:rPr>
+          <w:rFonts w:ascii="Courier New" w:eastAsia="Times New Roman" w:hAnsi="Courier New" w:cs="Courier New"/>
+          <w:sz w:val="20"/>
+          <w:szCs w:val="20"/>
+          <w:lang w:eastAsia="en-IN"/>
+        </w:rPr>
+      </w:pPr>
+      <w:r>
+        <w:rPr>
+          <w:rFonts w:ascii="Courier New" w:eastAsia="Times New Roman" w:hAnsi="Courier New" w:cs="Courier New"/>
+          <w:sz w:val="20"/>
+          <w:szCs w:val="20"/>
+          <w:lang w:eastAsia="en-IN"/>
+        </w:rPr>
+        <w:t xml:space="preserve">        </w:t>
+      </w:r>
+      <w:proofErr w:type="spellStart"/>
+      <w:r>
+        <w:rPr>
+          <w:rFonts w:ascii="Courier New" w:eastAsia="Times New Roman" w:hAnsi="Courier New" w:cs="Courier New"/>
+          <w:sz w:val="20"/>
+          <w:szCs w:val="20"/>
+          <w:lang w:eastAsia="en-IN"/>
+        </w:rPr>
+        <w:t>boolean</w:t>
+      </w:r>
+      <w:proofErr w:type="spellEnd"/>
+      <w:r>
+        <w:rPr>
+          <w:rFonts w:ascii="Courier New" w:eastAsia="Times New Roman" w:hAnsi="Courier New" w:cs="Courier New"/>
+          <w:sz w:val="20"/>
+          <w:szCs w:val="20"/>
+          <w:lang w:eastAsia="en-IN"/>
+        </w:rPr>
+        <w:t xml:space="preserve"> </w:t>
+      </w:r>
+      <w:proofErr w:type="spellStart"/>
+      <w:r>
+        <w:rPr>
+          <w:rFonts w:ascii="Courier New" w:eastAsia="Times New Roman" w:hAnsi="Courier New" w:cs="Courier New"/>
+          <w:sz w:val="20"/>
+          <w:szCs w:val="20"/>
+          <w:lang w:eastAsia="en-IN"/>
+        </w:rPr>
+        <w:t>hotelBooked</w:t>
+      </w:r>
+      <w:proofErr w:type="spellEnd"/>
+      <w:r>
+        <w:rPr>
+          <w:rFonts w:ascii="Courier New" w:eastAsia="Times New Roman" w:hAnsi="Courier New" w:cs="Courier New"/>
+          <w:sz w:val="20"/>
+          <w:szCs w:val="20"/>
+          <w:lang w:eastAsia="en-IN"/>
+        </w:rPr>
+        <w:t xml:space="preserve"> = false;</w:t>
+      </w:r>
+    </w:p>
+    <w:p>
+      <w:pPr>
+        <w:tabs>
+          <w:tab w:val="left" w:pos="916"/>
+          <w:tab w:val="left" w:pos="1832"/>
+          <w:tab w:val="left" w:pos="2748"/>
+          <w:tab w:val="left" w:pos="3664"/>
+          <w:tab w:val="left" w:pos="4580"/>
+          <w:tab w:val="left" w:pos="5496"/>
+          <w:tab w:val="left" w:pos="6412"/>
+          <w:tab w:val="left" w:pos="7328"/>
+          <w:tab w:val="left" w:pos="8244"/>
+          <w:tab w:val="left" w:pos="9160"/>
+          <w:tab w:val="left" w:pos="10076"/>
+          <w:tab w:val="left" w:pos="10992"/>
+          <w:tab w:val="left" w:pos="11908"/>
+          <w:tab w:val="left" w:pos="12824"/>
+          <w:tab w:val="left" w:pos="13740"/>
+          <w:tab w:val="left" w:pos="14656"/>
+        </w:tabs>
+        <w:spacing w:after="0" w:line="240" w:lineRule="auto"/>
+        <w:rPr>
+          <w:rFonts w:ascii="Courier New" w:eastAsia="Times New Roman" w:hAnsi="Courier New" w:cs="Courier New"/>
+          <w:sz w:val="20"/>
+          <w:szCs w:val="20"/>
+          <w:lang w:eastAsia="en-IN"/>
+        </w:rPr>
+      </w:pPr>
+      <w:r>
+        <w:rPr>
+          <w:rFonts w:ascii="Courier New" w:eastAsia="Times New Roman" w:hAnsi="Courier New" w:cs="Courier New"/>
+          <w:sz w:val="20"/>
+          <w:szCs w:val="20"/>
+          <w:lang w:eastAsia="en-IN"/>
+        </w:rPr>
+        <w:t xml:space="preserve">        </w:t>
+      </w:r>
+      <w:proofErr w:type="spellStart"/>
+      <w:r>
+        <w:rPr>
+          <w:rFonts w:ascii="Courier New" w:eastAsia="Times New Roman" w:hAnsi="Courier New" w:cs="Courier New"/>
+          <w:sz w:val="20"/>
+          <w:szCs w:val="20"/>
+          <w:lang w:eastAsia="en-IN"/>
+        </w:rPr>
+        <w:t>boolean</w:t>
+      </w:r>
+      <w:proofErr w:type="spellEnd"/>
+      <w:r>
+        <w:rPr>
+          <w:rFonts w:ascii="Courier New" w:eastAsia="Times New Roman" w:hAnsi="Courier New" w:cs="Courier New"/>
+          <w:sz w:val="20"/>
+          <w:szCs w:val="20"/>
+          <w:lang w:eastAsia="en-IN"/>
+        </w:rPr>
+        <w:t xml:space="preserve"> </w:t>
+      </w:r>
+      <w:proofErr w:type="spellStart"/>
+      <w:r>
+        <w:rPr>
+          <w:rFonts w:ascii="Courier New" w:eastAsia="Times New Roman" w:hAnsi="Courier New" w:cs="Courier New"/>
+          <w:sz w:val="20"/>
+          <w:szCs w:val="20"/>
+          <w:lang w:eastAsia="en-IN"/>
+        </w:rPr>
+        <w:t>flightBooked</w:t>
+      </w:r>
+      <w:proofErr w:type="spellEnd"/>
+      <w:r>
+        <w:rPr>
+          <w:rFonts w:ascii="Courier New" w:eastAsia="Times New Roman" w:hAnsi="Courier New" w:cs="Courier New"/>
+          <w:sz w:val="20"/>
+          <w:szCs w:val="20"/>
+          <w:lang w:eastAsia="en-IN"/>
+        </w:rPr>
+        <w:t xml:space="preserve"> = false;</w:t>
+      </w:r>
+    </w:p>
+    <w:p>
+      <w:pPr>
+        <w:tabs>
+          <w:tab w:val="left" w:pos="916"/>
+          <w:tab w:val="left" w:pos="1832"/>
+          <w:tab w:val="left" w:pos="2748"/>
+          <w:tab w:val="left" w:pos="3664"/>
+          <w:tab w:val="left" w:pos="4580"/>
+          <w:tab w:val="left" w:pos="5496"/>
+          <w:tab w:val="left" w:pos="6412"/>
+          <w:tab w:val="left" w:pos="7328"/>
+          <w:tab w:val="left" w:pos="8244"/>
+          <w:tab w:val="left" w:pos="9160"/>
+          <w:tab w:val="left" w:pos="10076"/>
+          <w:tab w:val="left" w:pos="10992"/>
+          <w:tab w:val="left" w:pos="11908"/>
+          <w:tab w:val="left" w:pos="12824"/>
+          <w:tab w:val="left" w:pos="13740"/>
+          <w:tab w:val="left" w:pos="14656"/>
+        </w:tabs>
+        <w:spacing w:after="0" w:line="240" w:lineRule="auto"/>
+        <w:rPr>
+          <w:rFonts w:ascii="Courier New" w:eastAsia="Times New Roman" w:hAnsi="Courier New" w:cs="Courier New"/>
+          <w:sz w:val="20"/>
+          <w:szCs w:val="20"/>
+          <w:lang w:eastAsia="en-IN"/>
+        </w:rPr>
+      </w:pPr>
+    </w:p>
+    <w:p>
+      <w:pPr>
+        <w:tabs>
+          <w:tab w:val="left" w:pos="916"/>
+          <w:tab w:val="left" w:pos="1832"/>
+          <w:tab w:val="left" w:pos="2748"/>
+          <w:tab w:val="left" w:pos="3664"/>
+          <w:tab w:val="left" w:pos="4580"/>
+          <w:tab w:val="left" w:pos="5496"/>
+          <w:tab w:val="left" w:pos="6412"/>
+          <w:tab w:val="left" w:pos="7328"/>
+          <w:tab w:val="left" w:pos="8244"/>
+          <w:tab w:val="left" w:pos="9160"/>
+          <w:tab w:val="left" w:pos="10076"/>
+          <w:tab w:val="left" w:pos="10992"/>
+          <w:tab w:val="left" w:pos="11908"/>
+          <w:tab w:val="left" w:pos="12824"/>
+          <w:tab w:val="left" w:pos="13740"/>
+          <w:tab w:val="left" w:pos="14656"/>
+        </w:tabs>
+        <w:spacing w:after="0" w:line="240" w:lineRule="auto"/>
+        <w:rPr>
+          <w:rFonts w:ascii="Courier New" w:eastAsia="Times New Roman" w:hAnsi="Courier New" w:cs="Courier New"/>
+          <w:sz w:val="20"/>
+          <w:szCs w:val="20"/>
+          <w:lang w:eastAsia="en-IN"/>
+        </w:rPr>
+      </w:pPr>
+      <w:r>
+        <w:rPr>
+          <w:rFonts w:ascii="Courier New" w:eastAsia="Times New Roman" w:hAnsi="Courier New" w:cs="Courier New"/>
+          <w:sz w:val="20"/>
+          <w:szCs w:val="20"/>
+          <w:lang w:eastAsia="en-IN"/>
+        </w:rPr>
+        <w:t xml:space="preserve">        try {</w:t>
+      </w:r>
+    </w:p>
+    <w:p>
+      <w:pPr>
+        <w:tabs>
+          <w:tab w:val="left" w:pos="916"/>
+          <w:tab w:val="left" w:pos="1832"/>
+          <w:tab w:val="left" w:pos="2748"/>
+          <w:tab w:val="left" w:pos="3664"/>
+          <w:tab w:val="left" w:pos="4580"/>
+          <w:tab w:val="left" w:pos="5496"/>
+          <w:tab w:val="left" w:pos="6412"/>
+          <w:tab w:val="left" w:pos="7328"/>
+          <w:tab w:val="left" w:pos="8244"/>
+          <w:tab w:val="left" w:pos="9160"/>
+          <w:tab w:val="left" w:pos="10076"/>
+          <w:tab w:val="left" w:pos="10992"/>
+          <w:tab w:val="left" w:pos="11908"/>
+          <w:tab w:val="left" w:pos="12824"/>
+          <w:tab w:val="left" w:pos="13740"/>
+          <w:tab w:val="left" w:pos="14656"/>
+        </w:tabs>
+        <w:spacing w:after="0" w:line="240" w:lineRule="auto"/>
+        <w:rPr>
+          <w:rFonts w:ascii="Courier New" w:eastAsia="Times New Roman" w:hAnsi="Courier New" w:cs="Courier New"/>
+          <w:sz w:val="20"/>
+          <w:szCs w:val="20"/>
+          <w:lang w:eastAsia="en-IN"/>
+        </w:rPr>
+      </w:pPr>
+      <w:r>
+        <w:rPr>
+          <w:rFonts w:ascii="Courier New" w:eastAsia="Times New Roman" w:hAnsi="Courier New" w:cs="Courier New"/>
+          <w:sz w:val="20"/>
+          <w:szCs w:val="20"/>
+          <w:lang w:eastAsia="en-IN"/>
+        </w:rPr>
+        <w:t xml:space="preserve">            // Step 1: Book Hotel</w:t>
+      </w:r>
+    </w:p>
+    <w:p>
+      <w:pPr>
+        <w:tabs>
+          <w:tab w:val="left" w:pos="916"/>
+          <w:tab w:val="left" w:pos="1832"/>
+          <w:tab w:val="left" w:pos="2748"/>
+          <w:tab w:val="left" w:pos="3664"/>
+          <w:tab w:val="left" w:pos="4580"/>
+          <w:tab w:val="left" w:pos="5496"/>
+          <w:tab w:val="left" w:pos="6412"/>
+          <w:tab w:val="left" w:pos="7328"/>
+          <w:tab w:val="left" w:pos="8244"/>
+          <w:tab w:val="left" w:pos="9160"/>
+          <w:tab w:val="left" w:pos="10076"/>
+          <w:tab w:val="left" w:pos="10992"/>
+          <w:tab w:val="left" w:pos="11908"/>
+          <w:tab w:val="left" w:pos="12824"/>
+          <w:tab w:val="left" w:pos="13740"/>
+          <w:tab w:val="left" w:pos="14656"/>
+        </w:tabs>
+        <w:spacing w:after="0" w:line="240" w:lineRule="auto"/>
+        <w:rPr>
+          <w:rFonts w:ascii="Courier New" w:eastAsia="Times New Roman" w:hAnsi="Courier New" w:cs="Courier New"/>
+          <w:sz w:val="20"/>
+          <w:szCs w:val="20"/>
+          <w:lang w:eastAsia="en-IN"/>
+        </w:rPr>
+      </w:pPr>
+      <w:r>
+        <w:rPr>
+          <w:rFonts w:ascii="Courier New" w:eastAsia="Times New Roman" w:hAnsi="Courier New" w:cs="Courier New"/>
+          <w:sz w:val="20"/>
+          <w:szCs w:val="20"/>
+          <w:lang w:eastAsia="en-IN"/>
+        </w:rPr>
+        <w:t xml:space="preserve">            </w:t>
+      </w:r>
+      <w:proofErr w:type="spellStart"/>
+      <w:r>
+        <w:rPr>
+          <w:rFonts w:ascii="Courier New" w:eastAsia="Times New Roman" w:hAnsi="Courier New" w:cs="Courier New"/>
+          <w:sz w:val="20"/>
+          <w:szCs w:val="20"/>
+          <w:lang w:eastAsia="en-IN"/>
+        </w:rPr>
+        <w:t>hotelService.bookHotel</w:t>
+      </w:r>
+      <w:proofErr w:type="spellEnd"/>
+      <w:r>
+        <w:rPr>
+          <w:rFonts w:ascii="Courier New" w:eastAsia="Times New Roman" w:hAnsi="Courier New" w:cs="Courier New"/>
+          <w:sz w:val="20"/>
+          <w:szCs w:val="20"/>
+          <w:lang w:eastAsia="en-IN"/>
+        </w:rPr>
+        <w:t>();</w:t>
+      </w:r>
+    </w:p>
+    <w:p>
+      <w:pPr>
+        <w:tabs>
+          <w:tab w:val="left" w:pos="916"/>
+          <w:tab w:val="left" w:pos="1832"/>
+          <w:tab w:val="left" w:pos="2748"/>
+          <w:tab w:val="left" w:pos="3664"/>
+          <w:tab w:val="left" w:pos="4580"/>
+          <w:tab w:val="left" w:pos="5496"/>
+          <w:tab w:val="left" w:pos="6412"/>
+          <w:tab w:val="left" w:pos="7328"/>
+          <w:tab w:val="left" w:pos="8244"/>
+          <w:tab w:val="left" w:pos="9160"/>
+          <w:tab w:val="left" w:pos="10076"/>
+          <w:tab w:val="left" w:pos="10992"/>
+          <w:tab w:val="left" w:pos="11908"/>
+          <w:tab w:val="left" w:pos="12824"/>
+          <w:tab w:val="left" w:pos="13740"/>
+          <w:tab w:val="left" w:pos="14656"/>
+        </w:tabs>
+        <w:spacing w:after="0" w:line="240" w:lineRule="auto"/>
+        <w:rPr>
+          <w:rFonts w:ascii="Courier New" w:eastAsia="Times New Roman" w:hAnsi="Courier New" w:cs="Courier New"/>
+          <w:sz w:val="20"/>
+          <w:szCs w:val="20"/>
+          <w:lang w:eastAsia="en-IN"/>
+        </w:rPr>
+      </w:pPr>
+      <w:r>
+        <w:rPr>
+          <w:rFonts w:ascii="Courier New" w:eastAsia="Times New Roman" w:hAnsi="Courier New" w:cs="Courier New"/>
+          <w:sz w:val="20"/>
+          <w:szCs w:val="20"/>
+          <w:lang w:eastAsia="en-IN"/>
+        </w:rPr>
+        <w:t xml:space="preserve">            </w:t>
+      </w:r>
+      <w:proofErr w:type="spellStart"/>
+      <w:r>
+        <w:rPr>
+          <w:rFonts w:ascii="Courier New" w:eastAsia="Times New Roman" w:hAnsi="Courier New" w:cs="Courier New"/>
+          <w:sz w:val="20"/>
+          <w:szCs w:val="20"/>
+          <w:lang w:eastAsia="en-IN"/>
+        </w:rPr>
+        <w:t>hotelBooked</w:t>
+      </w:r>
+      <w:proofErr w:type="spellEnd"/>
+      <w:r>
+        <w:rPr>
+          <w:rFonts w:ascii="Courier New" w:eastAsia="Times New Roman" w:hAnsi="Courier New" w:cs="Courier New"/>
+          <w:sz w:val="20"/>
+          <w:szCs w:val="20"/>
+          <w:lang w:eastAsia="en-IN"/>
+        </w:rPr>
+        <w:t xml:space="preserve"> = true; // Mark that this succeeded</w:t>
+      </w:r>
+    </w:p>
+    <w:p>
+      <w:pPr>
+        <w:tabs>
+          <w:tab w:val="left" w:pos="916"/>
+          <w:tab w:val="left" w:pos="1832"/>
+          <w:tab w:val="left" w:pos="2748"/>
+          <w:tab w:val="left" w:pos="3664"/>
+          <w:tab w:val="left" w:pos="4580"/>
+          <w:tab w:val="left" w:pos="5496"/>
+          <w:tab w:val="left" w:pos="6412"/>
+          <w:tab w:val="left" w:pos="7328"/>
+          <w:tab w:val="left" w:pos="8244"/>
+          <w:tab w:val="left" w:pos="9160"/>
+          <w:tab w:val="left" w:pos="10076"/>
+          <w:tab w:val="left" w:pos="10992"/>
+          <w:tab w:val="left" w:pos="11908"/>
+          <w:tab w:val="left" w:pos="12824"/>
+          <w:tab w:val="left" w:pos="13740"/>
+          <w:tab w:val="left" w:pos="14656"/>
+        </w:tabs>
+        <w:spacing w:after="0" w:line="240" w:lineRule="auto"/>
+        <w:rPr>
+          <w:rFonts w:ascii="Courier New" w:eastAsia="Times New Roman" w:hAnsi="Courier New" w:cs="Courier New"/>
+          <w:sz w:val="20"/>
+          <w:szCs w:val="20"/>
+          <w:lang w:eastAsia="en-IN"/>
+        </w:rPr>
+      </w:pPr>
+    </w:p>
+    <w:p>
+      <w:pPr>
+        <w:tabs>
+          <w:tab w:val="left" w:pos="916"/>
+          <w:tab w:val="left" w:pos="1832"/>
+          <w:tab w:val="left" w:pos="2748"/>
+          <w:tab w:val="left" w:pos="3664"/>
+          <w:tab w:val="left" w:pos="4580"/>
+          <w:tab w:val="left" w:pos="5496"/>
+          <w:tab w:val="left" w:pos="6412"/>
+          <w:tab w:val="left" w:pos="7328"/>
+          <w:tab w:val="left" w:pos="8244"/>
+          <w:tab w:val="left" w:pos="9160"/>
+          <w:tab w:val="left" w:pos="10076"/>
+          <w:tab w:val="left" w:pos="10992"/>
+          <w:tab w:val="left" w:pos="11908"/>
+          <w:tab w:val="left" w:pos="12824"/>
+          <w:tab w:val="left" w:pos="13740"/>
+          <w:tab w:val="left" w:pos="14656"/>
+        </w:tabs>
+        <w:spacing w:after="0" w:line="240" w:lineRule="auto"/>
+        <w:rPr>
+          <w:rFonts w:ascii="Courier New" w:eastAsia="Times New Roman" w:hAnsi="Courier New" w:cs="Courier New"/>
+          <w:sz w:val="20"/>
+          <w:szCs w:val="20"/>
+          <w:lang w:eastAsia="en-IN"/>
+        </w:rPr>
+      </w:pPr>
+      <w:r>
+        <w:rPr>
+          <w:rFonts w:ascii="Courier New" w:eastAsia="Times New Roman" w:hAnsi="Courier New" w:cs="Courier New"/>
+          <w:sz w:val="20"/>
+          <w:szCs w:val="20"/>
+          <w:lang w:eastAsia="en-IN"/>
+        </w:rPr>
+        <w:t xml:space="preserve">            // Step 2: Book Flight</w:t>
+      </w:r>
+    </w:p>
+    <w:p>
+      <w:pPr>
+        <w:tabs>
+          <w:tab w:val="left" w:pos="916"/>
+          <w:tab w:val="left" w:pos="1832"/>
+          <w:tab w:val="left" w:pos="2748"/>
+          <w:tab w:val="left" w:pos="3664"/>
+          <w:tab w:val="left" w:pos="4580"/>
+          <w:tab w:val="left" w:pos="5496"/>
+          <w:tab w:val="left" w:pos="6412"/>
+          <w:tab w:val="left" w:pos="7328"/>
+          <w:tab w:val="left" w:pos="8244"/>
+          <w:tab w:val="left" w:pos="9160"/>
+          <w:tab w:val="left" w:pos="10076"/>
+          <w:tab w:val="left" w:pos="10992"/>
+          <w:tab w:val="left" w:pos="11908"/>
+          <w:tab w:val="left" w:pos="12824"/>
+          <w:tab w:val="left" w:pos="13740"/>
+          <w:tab w:val="left" w:pos="14656"/>
+        </w:tabs>
+        <w:spacing w:after="0" w:line="240" w:lineRule="auto"/>
+        <w:rPr>
+          <w:rFonts w:ascii="Courier New" w:eastAsia="Times New Roman" w:hAnsi="Courier New" w:cs="Courier New"/>
+          <w:sz w:val="20"/>
+          <w:szCs w:val="20"/>
+          <w:lang w:eastAsia="en-IN"/>
+        </w:rPr>
+      </w:pPr>
+      <w:r>
+        <w:rPr>
+          <w:rFonts w:ascii="Courier New" w:eastAsia="Times New Roman" w:hAnsi="Courier New" w:cs="Courier New"/>
+          <w:sz w:val="20"/>
+          <w:szCs w:val="20"/>
+          <w:lang w:eastAsia="en-IN"/>
+        </w:rPr>
+        <w:t xml:space="preserve">            </w:t>
+      </w:r>
+      <w:proofErr w:type="spellStart"/>
+      <w:r>
+        <w:rPr>
+          <w:rFonts w:ascii="Courier New" w:eastAsia="Times New Roman" w:hAnsi="Courier New" w:cs="Courier New"/>
+          <w:sz w:val="20"/>
+          <w:szCs w:val="20"/>
+          <w:lang w:eastAsia="en-IN"/>
+        </w:rPr>
+        <w:t>flightService.bookFlight</w:t>
+      </w:r>
+      <w:proofErr w:type="spellEnd"/>
+      <w:r>
+        <w:rPr>
+          <w:rFonts w:ascii="Courier New" w:eastAsia="Times New Roman" w:hAnsi="Courier New" w:cs="Courier New"/>
+          <w:sz w:val="20"/>
+          <w:szCs w:val="20"/>
+          <w:lang w:eastAsia="en-IN"/>
+        </w:rPr>
+        <w:t>();</w:t>
+      </w:r>
+    </w:p>
+    <w:p>
+      <w:pPr>
+        <w:tabs>
+          <w:tab w:val="left" w:pos="916"/>
+          <w:tab w:val="left" w:pos="1832"/>
+          <w:tab w:val="left" w:pos="2748"/>
+          <w:tab w:val="left" w:pos="3664"/>
+          <w:tab w:val="left" w:pos="4580"/>
+          <w:tab w:val="left" w:pos="5496"/>
+          <w:tab w:val="left" w:pos="6412"/>
+          <w:tab w:val="left" w:pos="7328"/>
+          <w:tab w:val="left" w:pos="8244"/>
+          <w:tab w:val="left" w:pos="9160"/>
+          <w:tab w:val="left" w:pos="10076"/>
+          <w:tab w:val="left" w:pos="10992"/>
+          <w:tab w:val="left" w:pos="11908"/>
+          <w:tab w:val="left" w:pos="12824"/>
+          <w:tab w:val="left" w:pos="13740"/>
+          <w:tab w:val="left" w:pos="14656"/>
+        </w:tabs>
+        <w:spacing w:after="0" w:line="240" w:lineRule="auto"/>
+        <w:rPr>
+          <w:rFonts w:ascii="Courier New" w:eastAsia="Times New Roman" w:hAnsi="Courier New" w:cs="Courier New"/>
+          <w:sz w:val="20"/>
+          <w:szCs w:val="20"/>
+          <w:lang w:eastAsia="en-IN"/>
+        </w:rPr>
+      </w:pPr>
+      <w:r>
+        <w:rPr>
+          <w:rFonts w:ascii="Courier New" w:eastAsia="Times New Roman" w:hAnsi="Courier New" w:cs="Courier New"/>
+          <w:sz w:val="20"/>
+          <w:szCs w:val="20"/>
+          <w:lang w:eastAsia="en-IN"/>
+        </w:rPr>
+        <w:t xml:space="preserve">            </w:t>
+      </w:r>
+      <w:proofErr w:type="spellStart"/>
+      <w:r>
+        <w:rPr>
+          <w:rFonts w:ascii="Courier New" w:eastAsia="Times New Roman" w:hAnsi="Courier New" w:cs="Courier New"/>
+          <w:sz w:val="20"/>
+          <w:szCs w:val="20"/>
+          <w:lang w:eastAsia="en-IN"/>
+        </w:rPr>
+        <w:t>flightBooked</w:t>
+      </w:r>
+      <w:proofErr w:type="spellEnd"/>
+      <w:r>
+        <w:rPr>
+          <w:rFonts w:ascii="Courier New" w:eastAsia="Times New Roman" w:hAnsi="Courier New" w:cs="Courier New"/>
+          <w:sz w:val="20"/>
+          <w:szCs w:val="20"/>
+          <w:lang w:eastAsia="en-IN"/>
+        </w:rPr>
+        <w:t xml:space="preserve"> = true; // Mark that this succeeded</w:t>
+      </w:r>
+    </w:p>
+    <w:p>
+      <w:pPr>
+        <w:tabs>
+          <w:tab w:val="left" w:pos="916"/>
+          <w:tab w:val="left" w:pos="1832"/>
+          <w:tab w:val="left" w:pos="2748"/>
+          <w:tab w:val="left" w:pos="3664"/>
+          <w:tab w:val="left" w:pos="4580"/>
+          <w:tab w:val="left" w:pos="5496"/>
+          <w:tab w:val="left" w:pos="6412"/>
+          <w:tab w:val="left" w:pos="7328"/>
+          <w:tab w:val="left" w:pos="8244"/>
+          <w:tab w:val="left" w:pos="9160"/>
+          <w:tab w:val="left" w:pos="10076"/>
+          <w:tab w:val="left" w:pos="10992"/>
+          <w:tab w:val="left" w:pos="11908"/>
+          <w:tab w:val="left" w:pos="12824"/>
+          <w:tab w:val="left" w:pos="13740"/>
+          <w:tab w:val="left" w:pos="14656"/>
+        </w:tabs>
+        <w:spacing w:after="0" w:line="240" w:lineRule="auto"/>
+        <w:rPr>
+          <w:rFonts w:ascii="Courier New" w:eastAsia="Times New Roman" w:hAnsi="Courier New" w:cs="Courier New"/>
+          <w:sz w:val="20"/>
+          <w:szCs w:val="20"/>
+          <w:lang w:eastAsia="en-IN"/>
+        </w:rPr>
+      </w:pPr>
+    </w:p>
+    <w:p>
+      <w:pPr>
+        <w:tabs>
+          <w:tab w:val="left" w:pos="916"/>
+          <w:tab w:val="left" w:pos="1832"/>
+          <w:tab w:val="left" w:pos="2748"/>
+          <w:tab w:val="left" w:pos="3664"/>
+          <w:tab w:val="left" w:pos="4580"/>
+          <w:tab w:val="left" w:pos="5496"/>
+          <w:tab w:val="left" w:pos="6412"/>
+          <w:tab w:val="left" w:pos="7328"/>
+          <w:tab w:val="left" w:pos="8244"/>
+          <w:tab w:val="left" w:pos="9160"/>
+          <w:tab w:val="left" w:pos="10076"/>
+          <w:tab w:val="left" w:pos="10992"/>
+          <w:tab w:val="left" w:pos="11908"/>
+          <w:tab w:val="left" w:pos="12824"/>
+          <w:tab w:val="left" w:pos="13740"/>
+          <w:tab w:val="left" w:pos="14656"/>
+        </w:tabs>
+        <w:spacing w:after="0" w:line="240" w:lineRule="auto"/>
+        <w:rPr>
+          <w:rFonts w:ascii="Courier New" w:eastAsia="Times New Roman" w:hAnsi="Courier New" w:cs="Courier New"/>
+          <w:sz w:val="20"/>
+          <w:szCs w:val="20"/>
+          <w:lang w:eastAsia="en-IN"/>
+        </w:rPr>
+      </w:pPr>
+      <w:r>
+        <w:rPr>
+          <w:rFonts w:ascii="Courier New" w:eastAsia="Times New Roman" w:hAnsi="Courier New" w:cs="Courier New"/>
+          <w:sz w:val="20"/>
+          <w:szCs w:val="20"/>
+          <w:lang w:eastAsia="en-IN"/>
+        </w:rPr>
+        <w:t xml:space="preserve">            // Step 3: Book Car (This will fail!)</w:t>
+      </w:r>
+    </w:p>
+    <w:p>
+      <w:pPr>
+        <w:tabs>
+          <w:tab w:val="left" w:pos="916"/>
+          <w:tab w:val="left" w:pos="1832"/>
+          <w:tab w:val="left" w:pos="2748"/>
+          <w:tab w:val="left" w:pos="3664"/>
+          <w:tab w:val="left" w:pos="4580"/>
+          <w:tab w:val="left" w:pos="5496"/>
+          <w:tab w:val="left" w:pos="6412"/>
+          <w:tab w:val="left" w:pos="7328"/>
+          <w:tab w:val="left" w:pos="8244"/>
+          <w:tab w:val="left" w:pos="9160"/>
+          <w:tab w:val="left" w:pos="10076"/>
+          <w:tab w:val="left" w:pos="10992"/>
+          <w:tab w:val="left" w:pos="11908"/>
+          <w:tab w:val="left" w:pos="12824"/>
+          <w:tab w:val="left" w:pos="13740"/>
+          <w:tab w:val="left" w:pos="14656"/>
+        </w:tabs>
+        <w:spacing w:after="0" w:line="240" w:lineRule="auto"/>
+        <w:rPr>
+          <w:rFonts w:ascii="Courier New" w:eastAsia="Times New Roman" w:hAnsi="Courier New" w:cs="Courier New"/>
+          <w:sz w:val="20"/>
+          <w:szCs w:val="20"/>
+          <w:lang w:eastAsia="en-IN"/>
+        </w:rPr>
+      </w:pPr>
+      <w:r>
+        <w:rPr>
+          <w:rFonts w:ascii="Courier New" w:eastAsia="Times New Roman" w:hAnsi="Courier New" w:cs="Courier New"/>
+          <w:sz w:val="20"/>
+          <w:szCs w:val="20"/>
+          <w:lang w:eastAsia="en-IN"/>
+        </w:rPr>
+        <w:t xml:space="preserve">            </w:t>
+      </w:r>
+      <w:proofErr w:type="spellStart"/>
+      <w:r>
+        <w:rPr>
+          <w:rFonts w:ascii="Courier New" w:eastAsia="Times New Roman" w:hAnsi="Courier New" w:cs="Courier New"/>
+          <w:sz w:val="20"/>
+          <w:szCs w:val="20"/>
+          <w:lang w:eastAsia="en-IN"/>
+        </w:rPr>
+        <w:t>carService.bookCar</w:t>
+      </w:r>
+      <w:proofErr w:type="spellEnd"/>
+      <w:r>
+        <w:rPr>
+          <w:rFonts w:ascii="Courier New" w:eastAsia="Times New Roman" w:hAnsi="Courier New" w:cs="Courier New"/>
+          <w:sz w:val="20"/>
+          <w:szCs w:val="20"/>
+          <w:lang w:eastAsia="en-IN"/>
+        </w:rPr>
+        <w:t>();</w:t>
+      </w:r>
+    </w:p>
+    <w:p>
+      <w:pPr>
+        <w:tabs>
+          <w:tab w:val="left" w:pos="916"/>
+          <w:tab w:val="left" w:pos="1832"/>
+          <w:tab w:val="left" w:pos="2748"/>
+          <w:tab w:val="left" w:pos="3664"/>
+          <w:tab w:val="left" w:pos="4580"/>
+          <w:tab w:val="left" w:pos="5496"/>
+          <w:tab w:val="left" w:pos="6412"/>
+          <w:tab w:val="left" w:pos="7328"/>
+          <w:tab w:val="left" w:pos="8244"/>
+          <w:tab w:val="left" w:pos="9160"/>
+          <w:tab w:val="left" w:pos="10076"/>
+          <w:tab w:val="left" w:pos="10992"/>
+          <w:tab w:val="left" w:pos="11908"/>
+          <w:tab w:val="left" w:pos="12824"/>
+          <w:tab w:val="left" w:pos="13740"/>
+          <w:tab w:val="left" w:pos="14656"/>
+        </w:tabs>
+        <w:spacing w:after="0" w:line="240" w:lineRule="auto"/>
+        <w:rPr>
+          <w:rFonts w:ascii="Courier New" w:eastAsia="Times New Roman" w:hAnsi="Courier New" w:cs="Courier New"/>
+          <w:sz w:val="20"/>
+          <w:szCs w:val="20"/>
+          <w:lang w:eastAsia="en-IN"/>
+        </w:rPr>
+      </w:pPr>
+    </w:p>
+    <w:p>
+      <w:pPr>
+        <w:tabs>
+          <w:tab w:val="left" w:pos="916"/>
+          <w:tab w:val="left" w:pos="1832"/>
+          <w:tab w:val="left" w:pos="2748"/>
+          <w:tab w:val="left" w:pos="3664"/>
+          <w:tab w:val="left" w:pos="4580"/>
+          <w:tab w:val="left" w:pos="5496"/>
+          <w:tab w:val="left" w:pos="6412"/>
+          <w:tab w:val="left" w:pos="7328"/>
+          <w:tab w:val="left" w:pos="8244"/>
+          <w:tab w:val="left" w:pos="9160"/>
+          <w:tab w:val="left" w:pos="10076"/>
+          <w:tab w:val="left" w:pos="10992"/>
+          <w:tab w:val="left" w:pos="11908"/>
+          <w:tab w:val="left" w:pos="12824"/>
+          <w:tab w:val="left" w:pos="13740"/>
+          <w:tab w:val="left" w:pos="14656"/>
+        </w:tabs>
+        <w:spacing w:after="0" w:line="240" w:lineRule="auto"/>
+        <w:rPr>
+          <w:rFonts w:ascii="Courier New" w:eastAsia="Times New Roman" w:hAnsi="Courier New" w:cs="Courier New"/>
+          <w:sz w:val="20"/>
+          <w:szCs w:val="20"/>
+          <w:lang w:eastAsia="en-IN"/>
+        </w:rPr>
+      </w:pPr>
+      <w:r>
+        <w:rPr>
+          <w:rFonts w:ascii="Courier New" w:eastAsia="Times New Roman" w:hAnsi="Courier New" w:cs="Courier New"/>
+          <w:sz w:val="20"/>
+          <w:szCs w:val="20"/>
+          <w:lang w:eastAsia="en-IN"/>
+        </w:rPr>
+        <w:t xml:space="preserve">            </w:t>
+      </w:r>
+      <w:proofErr w:type="spellStart"/>
+      <w:r>
+        <w:rPr>
+          <w:rFonts w:ascii="Courier New" w:eastAsia="Times New Roman" w:hAnsi="Courier New" w:cs="Courier New"/>
+          <w:sz w:val="20"/>
+          <w:szCs w:val="20"/>
+          <w:lang w:eastAsia="en-IN"/>
+        </w:rPr>
+        <w:t>System.out.println</w:t>
+      </w:r>
+      <w:proofErr w:type="spellEnd"/>
+      <w:r>
+        <w:rPr>
+          <w:rFonts w:ascii="Courier New" w:eastAsia="Times New Roman" w:hAnsi="Courier New" w:cs="Courier New"/>
+          <w:sz w:val="20"/>
+          <w:szCs w:val="20"/>
+          <w:lang w:eastAsia="en-IN"/>
+        </w:rPr>
+        <w:t>("</w:t>
+      </w:r>
+      <w:r>
+        <w:rPr>
+          <w:rFonts w:ascii="Segoe UI Emoji" w:eastAsia="Times New Roman" w:hAnsi="Segoe UI Emoji" w:cs="Segoe UI Emoji"/>
+          <w:sz w:val="20"/>
+          <w:szCs w:val="20"/>
+          <w:lang w:eastAsia="en-IN"/>
+        </w:rPr>
+        <w:t>🎉</w:t>
+      </w:r>
+      <w:r>
+        <w:rPr>
+          <w:rFonts w:ascii="Courier New" w:eastAsia="Times New Roman" w:hAnsi="Courier New" w:cs="Courier New"/>
+          <w:sz w:val="20"/>
+          <w:szCs w:val="20"/>
+          <w:lang w:eastAsia="en-IN"/>
+        </w:rPr>
+        <w:t xml:space="preserve"> All bookings completed!");</w:t>
+      </w:r>
+    </w:p>
+    <w:p>
+      <w:pPr>
+        <w:tabs>
+          <w:tab w:val="left" w:pos="916"/>
+          <w:tab w:val="left" w:pos="1832"/>
+          <w:tab w:val="left" w:pos="2748"/>
+          <w:tab w:val="left" w:pos="3664"/>
+          <w:tab w:val="left" w:pos="4580"/>
+          <w:tab w:val="left" w:pos="5496"/>
+          <w:tab w:val="left" w:pos="6412"/>
+          <w:tab w:val="left" w:pos="7328"/>
+          <w:tab w:val="left" w:pos="8244"/>
+          <w:tab w:val="left" w:pos="9160"/>
+          <w:tab w:val="left" w:pos="10076"/>
+          <w:tab w:val="left" w:pos="10992"/>
+          <w:tab w:val="left" w:pos="11908"/>
+          <w:tab w:val="left" w:pos="12824"/>
+          <w:tab w:val="left" w:pos="13740"/>
+          <w:tab w:val="left" w:pos="14656"/>
+        </w:tabs>
+        <w:spacing w:after="0" w:line="240" w:lineRule="auto"/>
+        <w:rPr>
+          <w:rFonts w:ascii="Courier New" w:eastAsia="Times New Roman" w:hAnsi="Courier New" w:cs="Courier New"/>
+          <w:sz w:val="20"/>
+          <w:szCs w:val="20"/>
+          <w:lang w:eastAsia="en-IN"/>
+        </w:rPr>
+      </w:pPr>
+    </w:p>
+    <w:p>
+      <w:pPr>
+        <w:tabs>
+          <w:tab w:val="left" w:pos="916"/>
+          <w:tab w:val="left" w:pos="1832"/>
+          <w:tab w:val="left" w:pos="2748"/>
+          <w:tab w:val="left" w:pos="3664"/>
+          <w:tab w:val="left" w:pos="4580"/>
+          <w:tab w:val="left" w:pos="5496"/>
+          <w:tab w:val="left" w:pos="6412"/>
+          <w:tab w:val="left" w:pos="7328"/>
+          <w:tab w:val="left" w:pos="8244"/>
+          <w:tab w:val="left" w:pos="9160"/>
+          <w:tab w:val="left" w:pos="10076"/>
+          <w:tab w:val="left" w:pos="10992"/>
+          <w:tab w:val="left" w:pos="11908"/>
+          <w:tab w:val="left" w:pos="12824"/>
+          <w:tab w:val="left" w:pos="13740"/>
+          <w:tab w:val="left" w:pos="14656"/>
+        </w:tabs>
+        <w:spacing w:after="0" w:line="240" w:lineRule="auto"/>
+        <w:rPr>
+          <w:rFonts w:ascii="Courier New" w:eastAsia="Times New Roman" w:hAnsi="Courier New" w:cs="Courier New"/>
+          <w:sz w:val="20"/>
+          <w:szCs w:val="20"/>
+          <w:lang w:eastAsia="en-IN"/>
+        </w:rPr>
+      </w:pPr>
+      <w:r>
+        <w:rPr>
+          <w:rFonts w:ascii="Courier New" w:eastAsia="Times New Roman" w:hAnsi="Courier New" w:cs="Courier New"/>
+          <w:sz w:val="20"/>
+          <w:szCs w:val="20"/>
+          <w:lang w:eastAsia="en-IN"/>
+        </w:rPr>
+        <w:t xml:space="preserve">        } catch (Exception e) {</w:t>
+      </w:r>
+    </w:p>
+    <w:p>
+      <w:pPr>
+        <w:tabs>
+          <w:tab w:val="left" w:pos="916"/>
+          <w:tab w:val="left" w:pos="1832"/>
+          <w:tab w:val="left" w:pos="2748"/>
+          <w:tab w:val="left" w:pos="3664"/>
+          <w:tab w:val="left" w:pos="4580"/>
+          <w:tab w:val="left" w:pos="5496"/>
+          <w:tab w:val="left" w:pos="6412"/>
+          <w:tab w:val="left" w:pos="7328"/>
+          <w:tab w:val="left" w:pos="8244"/>
+          <w:tab w:val="left" w:pos="9160"/>
+          <w:tab w:val="left" w:pos="10076"/>
+          <w:tab w:val="left" w:pos="10992"/>
+          <w:tab w:val="left" w:pos="11908"/>
+          <w:tab w:val="left" w:pos="12824"/>
+          <w:tab w:val="left" w:pos="13740"/>
+          <w:tab w:val="left" w:pos="14656"/>
+        </w:tabs>
+        <w:spacing w:after="0" w:line="240" w:lineRule="auto"/>
+        <w:rPr>
+          <w:rFonts w:ascii="Courier New" w:eastAsia="Times New Roman" w:hAnsi="Courier New" w:cs="Courier New"/>
+          <w:sz w:val="20"/>
+          <w:szCs w:val="20"/>
+          <w:lang w:eastAsia="en-IN"/>
+        </w:rPr>
+      </w:pPr>
+      <w:r>
+        <w:rPr>
+          <w:rFonts w:ascii="Courier New" w:eastAsia="Times New Roman" w:hAnsi="Courier New" w:cs="Courier New"/>
+          <w:sz w:val="20"/>
+          <w:szCs w:val="20"/>
+          <w:lang w:eastAsia="en-IN"/>
+        </w:rPr>
+        <w:t xml:space="preserve">            </w:t>
+      </w:r>
+      <w:proofErr w:type="spellStart"/>
+      <w:r>
+        <w:rPr>
+          <w:rFonts w:ascii="Courier New" w:eastAsia="Times New Roman" w:hAnsi="Courier New" w:cs="Courier New"/>
+          <w:sz w:val="20"/>
+          <w:szCs w:val="20"/>
+          <w:lang w:eastAsia="en-IN"/>
+        </w:rPr>
+        <w:t>System.out.println</w:t>
+      </w:r>
+      <w:proofErr w:type="spellEnd"/>
+      <w:r>
+        <w:rPr>
+          <w:rFonts w:ascii="Courier New" w:eastAsia="Times New Roman" w:hAnsi="Courier New" w:cs="Courier New"/>
+          <w:sz w:val="20"/>
+          <w:szCs w:val="20"/>
+          <w:lang w:eastAsia="en-IN"/>
+        </w:rPr>
+        <w:t>("</w:t>
+      </w:r>
+      <w:r>
+        <w:rPr>
+          <w:rFonts w:ascii="Segoe UI Emoji" w:eastAsia="Times New Roman" w:hAnsi="Segoe UI Emoji" w:cs="Segoe UI Emoji"/>
+          <w:sz w:val="20"/>
+          <w:szCs w:val="20"/>
+          <w:lang w:eastAsia="en-IN"/>
+        </w:rPr>
+        <w:t>⚠️</w:t>
+      </w:r>
+      <w:r>
+        <w:rPr>
+          <w:rFonts w:ascii="Courier New" w:eastAsia="Times New Roman" w:hAnsi="Courier New" w:cs="Courier New"/>
+          <w:sz w:val="20"/>
+          <w:szCs w:val="20"/>
+          <w:lang w:eastAsia="en-IN"/>
+        </w:rPr>
+        <w:t xml:space="preserve"> Error occurred: " + </w:t>
+      </w:r>
+      <w:proofErr w:type="spellStart"/>
+      <w:proofErr w:type="gramStart"/>
+      <w:r>
+        <w:rPr>
+          <w:rFonts w:ascii="Courier New" w:eastAsia="Times New Roman" w:hAnsi="Courier New" w:cs="Courier New"/>
+          <w:sz w:val="20"/>
+          <w:szCs w:val="20"/>
+          <w:lang w:eastAsia="en-IN"/>
+        </w:rPr>
+        <w:t>e.getMessage</w:t>
+      </w:r>
+      <w:proofErr w:type="spellEnd"/>
+      <w:proofErr w:type="gramEnd"/>
+      <w:r>
+        <w:rPr>
+          <w:rFonts w:ascii="Courier New" w:eastAsia="Times New Roman" w:hAnsi="Courier New" w:cs="Courier New"/>
+          <w:sz w:val="20"/>
+          <w:szCs w:val="20"/>
+          <w:lang w:eastAsia="en-IN"/>
+        </w:rPr>
+        <w:t>());</w:t>
+      </w:r>
+    </w:p>
+    <w:p>
+      <w:pPr>
+        <w:tabs>
+          <w:tab w:val="left" w:pos="916"/>
+          <w:tab w:val="left" w:pos="1832"/>
+          <w:tab w:val="left" w:pos="2748"/>
+          <w:tab w:val="left" w:pos="3664"/>
+          <w:tab w:val="left" w:pos="4580"/>
+          <w:tab w:val="left" w:pos="5496"/>
+          <w:tab w:val="left" w:pos="6412"/>
+          <w:tab w:val="left" w:pos="7328"/>
+          <w:tab w:val="left" w:pos="8244"/>
+          <w:tab w:val="left" w:pos="9160"/>
+          <w:tab w:val="left" w:pos="10076"/>
+          <w:tab w:val="left" w:pos="10992"/>
+          <w:tab w:val="left" w:pos="11908"/>
+          <w:tab w:val="left" w:pos="12824"/>
+          <w:tab w:val="left" w:pos="13740"/>
+          <w:tab w:val="left" w:pos="14656"/>
+        </w:tabs>
+        <w:spacing w:after="0" w:line="240" w:lineRule="auto"/>
+        <w:rPr>
+          <w:rFonts w:ascii="Courier New" w:eastAsia="Times New Roman" w:hAnsi="Courier New" w:cs="Courier New"/>
+          <w:sz w:val="20"/>
+          <w:szCs w:val="20"/>
+          <w:lang w:eastAsia="en-IN"/>
+        </w:rPr>
+      </w:pPr>
+      <w:r>
+        <w:rPr>
+          <w:rFonts w:ascii="Courier New" w:eastAsia="Times New Roman" w:hAnsi="Courier New" w:cs="Courier New"/>
+          <w:sz w:val="20"/>
+          <w:szCs w:val="20"/>
+          <w:lang w:eastAsia="en-IN"/>
+        </w:rPr>
+        <w:t xml:space="preserve">            </w:t>
+      </w:r>
+      <w:proofErr w:type="spellStart"/>
+      <w:r>
+        <w:rPr>
+          <w:rFonts w:ascii="Courier New" w:eastAsia="Times New Roman" w:hAnsi="Courier New" w:cs="Courier New"/>
+          <w:sz w:val="20"/>
+          <w:szCs w:val="20"/>
+          <w:lang w:eastAsia="en-IN"/>
+        </w:rPr>
+        <w:t>System.out.println</w:t>
+      </w:r>
+      <w:proofErr w:type="spellEnd"/>
+      <w:r>
+        <w:rPr>
+          <w:rFonts w:ascii="Courier New" w:eastAsia="Times New Roman" w:hAnsi="Courier New" w:cs="Courier New"/>
+          <w:sz w:val="20"/>
+          <w:szCs w:val="20"/>
+          <w:lang w:eastAsia="en-IN"/>
+        </w:rPr>
+        <w:t>("--- STARTING ROLLBACK (COMPENSATIONS) ---");</w:t>
+      </w:r>
+    </w:p>
+    <w:p>
+      <w:pPr>
+        <w:tabs>
+          <w:tab w:val="left" w:pos="916"/>
+          <w:tab w:val="left" w:pos="1832"/>
+          <w:tab w:val="left" w:pos="2748"/>
+          <w:tab w:val="left" w:pos="3664"/>
+          <w:tab w:val="left" w:pos="4580"/>
+          <w:tab w:val="left" w:pos="5496"/>
+          <w:tab w:val="left" w:pos="6412"/>
+          <w:tab w:val="left" w:pos="7328"/>
+          <w:tab w:val="left" w:pos="8244"/>
+          <w:tab w:val="left" w:pos="9160"/>
+          <w:tab w:val="left" w:pos="10076"/>
+          <w:tab w:val="left" w:pos="10992"/>
+          <w:tab w:val="left" w:pos="11908"/>
+          <w:tab w:val="left" w:pos="12824"/>
+          <w:tab w:val="left" w:pos="13740"/>
+          <w:tab w:val="left" w:pos="14656"/>
+        </w:tabs>
+        <w:spacing w:after="0" w:line="240" w:lineRule="auto"/>
+        <w:rPr>
+          <w:rFonts w:ascii="Courier New" w:eastAsia="Times New Roman" w:hAnsi="Courier New" w:cs="Courier New"/>
+          <w:sz w:val="20"/>
+          <w:szCs w:val="20"/>
+          <w:lang w:eastAsia="en-IN"/>
+        </w:rPr>
+      </w:pPr>
+    </w:p>
+    <w:p>
+      <w:pPr>
+        <w:tabs>
+          <w:tab w:val="left" w:pos="916"/>
+          <w:tab w:val="left" w:pos="1832"/>
+          <w:tab w:val="left" w:pos="2748"/>
+          <w:tab w:val="left" w:pos="3664"/>
+          <w:tab w:val="left" w:pos="4580"/>
+          <w:tab w:val="left" w:pos="5496"/>
+          <w:tab w:val="left" w:pos="6412"/>
+          <w:tab w:val="left" w:pos="7328"/>
+          <w:tab w:val="left" w:pos="8244"/>
+          <w:tab w:val="left" w:pos="9160"/>
+          <w:tab w:val="left" w:pos="10076"/>
+          <w:tab w:val="left" w:pos="10992"/>
+          <w:tab w:val="left" w:pos="11908"/>
+          <w:tab w:val="left" w:pos="12824"/>
+          <w:tab w:val="left" w:pos="13740"/>
+          <w:tab w:val="left" w:pos="14656"/>
+        </w:tabs>
+        <w:spacing w:after="0" w:line="240" w:lineRule="auto"/>
+        <w:rPr>
+          <w:rFonts w:ascii="Courier New" w:eastAsia="Times New Roman" w:hAnsi="Courier New" w:cs="Courier New"/>
+          <w:sz w:val="20"/>
+          <w:szCs w:val="20"/>
+          <w:lang w:eastAsia="en-IN"/>
+        </w:rPr>
+      </w:pPr>
+      <w:r>
+        <w:rPr>
+          <w:rFonts w:ascii="Courier New" w:eastAsia="Times New Roman" w:hAnsi="Courier New" w:cs="Courier New"/>
+          <w:sz w:val="20"/>
+          <w:szCs w:val="20"/>
+          <w:lang w:eastAsia="en-IN"/>
+        </w:rPr>
+        <w:t xml:space="preserve">            // Rollback in reverse order of what succeeded</w:t>
+      </w:r>
+    </w:p>
+    <w:p>
+      <w:pPr>
+        <w:tabs>
+          <w:tab w:val="left" w:pos="916"/>
+          <w:tab w:val="left" w:pos="1832"/>
+          <w:tab w:val="left" w:pos="2748"/>
+          <w:tab w:val="left" w:pos="3664"/>
+          <w:tab w:val="left" w:pos="4580"/>
+          <w:tab w:val="left" w:pos="5496"/>
+          <w:tab w:val="left" w:pos="6412"/>
+          <w:tab w:val="left" w:pos="7328"/>
+          <w:tab w:val="left" w:pos="8244"/>
+          <w:tab w:val="left" w:pos="9160"/>
+          <w:tab w:val="left" w:pos="10076"/>
+          <w:tab w:val="left" w:pos="10992"/>
+          <w:tab w:val="left" w:pos="11908"/>
+          <w:tab w:val="left" w:pos="12824"/>
+          <w:tab w:val="left" w:pos="13740"/>
+          <w:tab w:val="left" w:pos="14656"/>
+        </w:tabs>
+        <w:spacing w:after="0" w:line="240" w:lineRule="auto"/>
+        <w:rPr>
+          <w:rFonts w:ascii="Courier New" w:eastAsia="Times New Roman" w:hAnsi="Courier New" w:cs="Courier New"/>
+          <w:sz w:val="20"/>
+          <w:szCs w:val="20"/>
+          <w:lang w:eastAsia="en-IN"/>
+        </w:rPr>
+      </w:pPr>
+      <w:r>
+        <w:rPr>
+          <w:rFonts w:ascii="Courier New" w:eastAsia="Times New Roman" w:hAnsi="Courier New" w:cs="Courier New"/>
+          <w:sz w:val="20"/>
+          <w:szCs w:val="20"/>
+          <w:lang w:eastAsia="en-IN"/>
+        </w:rPr>
+        <w:t xml:space="preserve">            if (</w:t>
+      </w:r>
+      <w:proofErr w:type="spellStart"/>
+      <w:r>
+        <w:rPr>
+          <w:rFonts w:ascii="Courier New" w:eastAsia="Times New Roman" w:hAnsi="Courier New" w:cs="Courier New"/>
+          <w:sz w:val="20"/>
+          <w:szCs w:val="20"/>
+          <w:lang w:eastAsia="en-IN"/>
+        </w:rPr>
+        <w:t>flightBooked</w:t>
+      </w:r>
+      <w:proofErr w:type="spellEnd"/>
+      <w:r>
+        <w:rPr>
+          <w:rFonts w:ascii="Courier New" w:eastAsia="Times New Roman" w:hAnsi="Courier New" w:cs="Courier New"/>
+          <w:sz w:val="20"/>
+          <w:szCs w:val="20"/>
+          <w:lang w:eastAsia="en-IN"/>
+        </w:rPr>
+        <w:t>) {</w:t>
+      </w:r>
+    </w:p>
+    <w:p>
+      <w:pPr>
+        <w:tabs>
+          <w:tab w:val="left" w:pos="916"/>
+          <w:tab w:val="left" w:pos="1832"/>
+          <w:tab w:val="left" w:pos="2748"/>
+          <w:tab w:val="left" w:pos="3664"/>
+          <w:tab w:val="left" w:pos="4580"/>
+          <w:tab w:val="left" w:pos="5496"/>
+          <w:tab w:val="left" w:pos="6412"/>
+          <w:tab w:val="left" w:pos="7328"/>
+          <w:tab w:val="left" w:pos="8244"/>
+          <w:tab w:val="left" w:pos="9160"/>
+          <w:tab w:val="left" w:pos="10076"/>
+          <w:tab w:val="left" w:pos="10992"/>
+          <w:tab w:val="left" w:pos="11908"/>
+          <w:tab w:val="left" w:pos="12824"/>
+          <w:tab w:val="left" w:pos="13740"/>
+          <w:tab w:val="left" w:pos="14656"/>
+        </w:tabs>
+        <w:spacing w:after="0" w:line="240" w:lineRule="auto"/>
+        <w:rPr>
+          <w:rFonts w:ascii="Courier New" w:eastAsia="Times New Roman" w:hAnsi="Courier New" w:cs="Courier New"/>
+          <w:sz w:val="20"/>
+          <w:szCs w:val="20"/>
+          <w:lang w:eastAsia="en-IN"/>
+        </w:rPr>
+      </w:pPr>
+      <w:r>
+        <w:rPr>
+          <w:rFonts w:ascii="Courier New" w:eastAsia="Times New Roman" w:hAnsi="Courier New" w:cs="Courier New"/>
+          <w:sz w:val="20"/>
+          <w:szCs w:val="20"/>
+          <w:lang w:eastAsia="en-IN"/>
+        </w:rPr>
+        <w:t xml:space="preserve">                </w:t>
+      </w:r>
+      <w:proofErr w:type="spellStart"/>
+      <w:r>
+        <w:rPr>
+          <w:rFonts w:ascii="Courier New" w:eastAsia="Times New Roman" w:hAnsi="Courier New" w:cs="Courier New"/>
+          <w:sz w:val="20"/>
+          <w:szCs w:val="20"/>
+          <w:lang w:eastAsia="en-IN"/>
+        </w:rPr>
+        <w:t>flightService.cancelFlight</w:t>
+      </w:r>
+      <w:proofErr w:type="spellEnd"/>
+      <w:r>
+        <w:rPr>
+          <w:rFonts w:ascii="Courier New" w:eastAsia="Times New Roman" w:hAnsi="Courier New" w:cs="Courier New"/>
+          <w:sz w:val="20"/>
+          <w:szCs w:val="20"/>
+          <w:lang w:eastAsia="en-IN"/>
+        </w:rPr>
+        <w:t>();</w:t>
+      </w:r>
+    </w:p>
+    <w:p>
+      <w:pPr>
+        <w:tabs>
+          <w:tab w:val="left" w:pos="916"/>
+          <w:tab w:val="left" w:pos="1832"/>
+          <w:tab w:val="left" w:pos="2748"/>
+          <w:tab w:val="left" w:pos="3664"/>
+          <w:tab w:val="left" w:pos="4580"/>
+          <w:tab w:val="left" w:pos="5496"/>
+          <w:tab w:val="left" w:pos="6412"/>
+          <w:tab w:val="left" w:pos="7328"/>
+          <w:tab w:val="left" w:pos="8244"/>
+          <w:tab w:val="left" w:pos="9160"/>
+          <w:tab w:val="left" w:pos="10076"/>
+          <w:tab w:val="left" w:pos="10992"/>
+          <w:tab w:val="left" w:pos="11908"/>
+          <w:tab w:val="left" w:pos="12824"/>
+          <w:tab w:val="left" w:pos="13740"/>
+          <w:tab w:val="left" w:pos="14656"/>
+        </w:tabs>
+        <w:spacing w:after="0" w:line="240" w:lineRule="auto"/>
+        <w:rPr>
+          <w:rFonts w:ascii="Courier New" w:eastAsia="Times New Roman" w:hAnsi="Courier New" w:cs="Courier New"/>
+          <w:sz w:val="20"/>
+          <w:szCs w:val="20"/>
+          <w:lang w:eastAsia="en-IN"/>
+        </w:rPr>
+      </w:pPr>
+      <w:r>
+        <w:rPr>
+          <w:rFonts w:ascii="Courier New" w:eastAsia="Times New Roman" w:hAnsi="Courier New" w:cs="Courier New"/>
+          <w:sz w:val="20"/>
+          <w:szCs w:val="20"/>
+          <w:lang w:eastAsia="en-IN"/>
+        </w:rPr>
+        <w:t xml:space="preserve">            }</w:t>
+      </w:r>
+    </w:p>
+    <w:p>
+      <w:pPr>
+        <w:tabs>
+          <w:tab w:val="left" w:pos="916"/>
+          <w:tab w:val="left" w:pos="1832"/>
+          <w:tab w:val="left" w:pos="2748"/>
+          <w:tab w:val="left" w:pos="3664"/>
+          <w:tab w:val="left" w:pos="4580"/>
+          <w:tab w:val="left" w:pos="5496"/>
+          <w:tab w:val="left" w:pos="6412"/>
+          <w:tab w:val="left" w:pos="7328"/>
+          <w:tab w:val="left" w:pos="8244"/>
+          <w:tab w:val="left" w:pos="9160"/>
+          <w:tab w:val="left" w:pos="10076"/>
+          <w:tab w:val="left" w:pos="10992"/>
+          <w:tab w:val="left" w:pos="11908"/>
+          <w:tab w:val="left" w:pos="12824"/>
+          <w:tab w:val="left" w:pos="13740"/>
+          <w:tab w:val="left" w:pos="14656"/>
+        </w:tabs>
+        <w:spacing w:after="0" w:line="240" w:lineRule="auto"/>
+        <w:rPr>
+          <w:rFonts w:ascii="Courier New" w:eastAsia="Times New Roman" w:hAnsi="Courier New" w:cs="Courier New"/>
+          <w:sz w:val="20"/>
+          <w:szCs w:val="20"/>
+          <w:lang w:eastAsia="en-IN"/>
+        </w:rPr>
+      </w:pPr>
+      <w:r>
+        <w:rPr>
+          <w:rFonts w:ascii="Courier New" w:eastAsia="Times New Roman" w:hAnsi="Courier New" w:cs="Courier New"/>
+          <w:sz w:val="20"/>
+          <w:szCs w:val="20"/>
+          <w:lang w:eastAsia="en-IN"/>
+        </w:rPr>
+        <w:t xml:space="preserve">            if (</w:t>
+      </w:r>
+      <w:proofErr w:type="spellStart"/>
+      <w:r>
+        <w:rPr>
+          <w:rFonts w:ascii="Courier New" w:eastAsia="Times New Roman" w:hAnsi="Courier New" w:cs="Courier New"/>
+          <w:sz w:val="20"/>
+          <w:szCs w:val="20"/>
+          <w:lang w:eastAsia="en-IN"/>
+        </w:rPr>
+        <w:t>hotelBooked</w:t>
+      </w:r>
+      <w:proofErr w:type="spellEnd"/>
+      <w:r>
+        <w:rPr>
+          <w:rFonts w:ascii="Courier New" w:eastAsia="Times New Roman" w:hAnsi="Courier New" w:cs="Courier New"/>
+          <w:sz w:val="20"/>
+          <w:szCs w:val="20"/>
+          <w:lang w:eastAsia="en-IN"/>
+        </w:rPr>
+        <w:t>) {</w:t>
+      </w:r>
+    </w:p>
+    <w:p>
+      <w:pPr>
+        <w:tabs>
+          <w:tab w:val="left" w:pos="916"/>
+          <w:tab w:val="left" w:pos="1832"/>
+          <w:tab w:val="left" w:pos="2748"/>
+          <w:tab w:val="left" w:pos="3664"/>
+          <w:tab w:val="left" w:pos="4580"/>
+          <w:tab w:val="left" w:pos="5496"/>
+          <w:tab w:val="left" w:pos="6412"/>
+          <w:tab w:val="left" w:pos="7328"/>
+          <w:tab w:val="left" w:pos="8244"/>
+          <w:tab w:val="left" w:pos="9160"/>
+          <w:tab w:val="left" w:pos="10076"/>
+          <w:tab w:val="left" w:pos="10992"/>
+          <w:tab w:val="left" w:pos="11908"/>
+          <w:tab w:val="left" w:pos="12824"/>
+          <w:tab w:val="left" w:pos="13740"/>
+          <w:tab w:val="left" w:pos="14656"/>
+        </w:tabs>
+        <w:spacing w:after="0" w:line="240" w:lineRule="auto"/>
+        <w:rPr>
+          <w:rFonts w:ascii="Courier New" w:eastAsia="Times New Roman" w:hAnsi="Courier New" w:cs="Courier New"/>
+          <w:sz w:val="20"/>
+          <w:szCs w:val="20"/>
+          <w:lang w:eastAsia="en-IN"/>
+        </w:rPr>
+      </w:pPr>
+      <w:r>
+        <w:rPr>
+          <w:rFonts w:ascii="Courier New" w:eastAsia="Times New Roman" w:hAnsi="Courier New" w:cs="Courier New"/>
+          <w:sz w:val="20"/>
+          <w:szCs w:val="20"/>
+          <w:lang w:eastAsia="en-IN"/>
+        </w:rPr>
+        <w:t xml:space="preserve">                </w:t>
+      </w:r>
+      <w:proofErr w:type="spellStart"/>
+      <w:r>
+        <w:rPr>
+          <w:rFonts w:ascii="Courier New" w:eastAsia="Times New Roman" w:hAnsi="Courier New" w:cs="Courier New"/>
+          <w:sz w:val="20"/>
+          <w:szCs w:val="20"/>
+          <w:lang w:eastAsia="en-IN"/>
+        </w:rPr>
+        <w:t>hotelService.cancelHotel</w:t>
+      </w:r>
+      <w:proofErr w:type="spellEnd"/>
+      <w:r>
+        <w:rPr>
+          <w:rFonts w:ascii="Courier New" w:eastAsia="Times New Roman" w:hAnsi="Courier New" w:cs="Courier New"/>
+          <w:sz w:val="20"/>
+          <w:szCs w:val="20"/>
+          <w:lang w:eastAsia="en-IN"/>
+        </w:rPr>
+        <w:t>();</w:t>
+      </w:r>
+    </w:p>
+    <w:p>
+      <w:pPr>
+        <w:tabs>
+          <w:tab w:val="left" w:pos="916"/>
+          <w:tab w:val="left" w:pos="1832"/>
+          <w:tab w:val="left" w:pos="2748"/>
+          <w:tab w:val="left" w:pos="3664"/>
+          <w:tab w:val="left" w:pos="4580"/>
+          <w:tab w:val="left" w:pos="5496"/>
+          <w:tab w:val="left" w:pos="6412"/>
+          <w:tab w:val="left" w:pos="7328"/>
+          <w:tab w:val="left" w:pos="8244"/>
+          <w:tab w:val="left" w:pos="9160"/>
+          <w:tab w:val="left" w:pos="10076"/>
+          <w:tab w:val="left" w:pos="10992"/>
+          <w:tab w:val="left" w:pos="11908"/>
+          <w:tab w:val="left" w:pos="12824"/>
+          <w:tab w:val="left" w:pos="13740"/>
+          <w:tab w:val="left" w:pos="14656"/>
+        </w:tabs>
+        <w:spacing w:after="0" w:line="240" w:lineRule="auto"/>
+        <w:rPr>
+          <w:rFonts w:ascii="Courier New" w:eastAsia="Times New Roman" w:hAnsi="Courier New" w:cs="Courier New"/>
+          <w:sz w:val="20"/>
+          <w:szCs w:val="20"/>
+          <w:lang w:eastAsia="en-IN"/>
+        </w:rPr>
+      </w:pPr>
+      <w:r>
+        <w:rPr>
+          <w:rFonts w:ascii="Courier New" w:eastAsia="Times New Roman" w:hAnsi="Courier New" w:cs="Courier New"/>
+          <w:sz w:val="20"/>
+          <w:szCs w:val="20"/>
+          <w:lang w:eastAsia="en-IN"/>
+        </w:rPr>
+        <w:t xml:space="preserve">            }</w:t>
+      </w:r>
+    </w:p>
+    <w:p>
+      <w:pPr>
+        <w:tabs>
+          <w:tab w:val="left" w:pos="916"/>
+          <w:tab w:val="left" w:pos="1832"/>
+          <w:tab w:val="left" w:pos="2748"/>
+          <w:tab w:val="left" w:pos="3664"/>
+          <w:tab w:val="left" w:pos="4580"/>
+          <w:tab w:val="left" w:pos="5496"/>
+          <w:tab w:val="left" w:pos="6412"/>
+          <w:tab w:val="left" w:pos="7328"/>
+          <w:tab w:val="left" w:pos="8244"/>
+          <w:tab w:val="left" w:pos="9160"/>
+          <w:tab w:val="left" w:pos="10076"/>
+          <w:tab w:val="left" w:pos="10992"/>
+          <w:tab w:val="left" w:pos="11908"/>
+          <w:tab w:val="left" w:pos="12824"/>
+          <w:tab w:val="left" w:pos="13740"/>
+          <w:tab w:val="left" w:pos="14656"/>
+        </w:tabs>
+        <w:spacing w:after="0" w:line="240" w:lineRule="auto"/>
+        <w:rPr>
+          <w:rFonts w:ascii="Courier New" w:eastAsia="Times New Roman" w:hAnsi="Courier New" w:cs="Courier New"/>
+          <w:sz w:val="20"/>
+          <w:szCs w:val="20"/>
+          <w:lang w:eastAsia="en-IN"/>
+        </w:rPr>
+      </w:pPr>
+    </w:p>
+    <w:p>
+      <w:pPr>
+        <w:tabs>
+          <w:tab w:val="left" w:pos="916"/>
+          <w:tab w:val="left" w:pos="1832"/>
+          <w:tab w:val="left" w:pos="2748"/>
+          <w:tab w:val="left" w:pos="3664"/>
+          <w:tab w:val="left" w:pos="4580"/>
+          <w:tab w:val="left" w:pos="5496"/>
+          <w:tab w:val="left" w:pos="6412"/>
+          <w:tab w:val="left" w:pos="7328"/>
+          <w:tab w:val="left" w:pos="8244"/>
+          <w:tab w:val="left" w:pos="9160"/>
+          <w:tab w:val="left" w:pos="10076"/>
+          <w:tab w:val="left" w:pos="10992"/>
+          <w:tab w:val="left" w:pos="11908"/>
+          <w:tab w:val="left" w:pos="12824"/>
+          <w:tab w:val="left" w:pos="13740"/>
+          <w:tab w:val="left" w:pos="14656"/>
+        </w:tabs>
+        <w:spacing w:after="0" w:line="240" w:lineRule="auto"/>
+        <w:rPr>
+          <w:rFonts w:ascii="Courier New" w:eastAsia="Times New Roman" w:hAnsi="Courier New" w:cs="Courier New"/>
+          <w:sz w:val="20"/>
+          <w:szCs w:val="20"/>
+          <w:lang w:eastAsia="en-IN"/>
+        </w:rPr>
+      </w:pPr>
+      <w:r>
+        <w:rPr>
+          <w:rFonts w:ascii="Courier New" w:eastAsia="Times New Roman" w:hAnsi="Courier New" w:cs="Courier New"/>
+          <w:sz w:val="20"/>
+          <w:szCs w:val="20"/>
+          <w:lang w:eastAsia="en-IN"/>
+        </w:rPr>
+        <w:t xml:space="preserve">            </w:t>
+      </w:r>
+      <w:proofErr w:type="spellStart"/>
+      <w:r>
+        <w:rPr>
+          <w:rFonts w:ascii="Courier New" w:eastAsia="Times New Roman" w:hAnsi="Courier New" w:cs="Courier New"/>
+          <w:sz w:val="20"/>
+          <w:szCs w:val="20"/>
+          <w:lang w:eastAsia="en-IN"/>
+        </w:rPr>
+        <w:t>System.out.println</w:t>
+      </w:r>
+      <w:proofErr w:type="spellEnd"/>
+      <w:r>
+        <w:rPr>
+          <w:rFonts w:ascii="Courier New" w:eastAsia="Times New Roman" w:hAnsi="Courier New" w:cs="Courier New"/>
+          <w:sz w:val="20"/>
+          <w:szCs w:val="20"/>
+          <w:lang w:eastAsia="en-IN"/>
+        </w:rPr>
+        <w:t>("--- ROLLBACK FINISHED ---");</w:t>
+      </w:r>
+    </w:p>
+    <w:p>
+      <w:pPr>
+        <w:tabs>
+          <w:tab w:val="left" w:pos="916"/>
+          <w:tab w:val="left" w:pos="1832"/>
+          <w:tab w:val="left" w:pos="2748"/>
+          <w:tab w:val="left" w:pos="3664"/>
+          <w:tab w:val="left" w:pos="4580"/>
+          <w:tab w:val="left" w:pos="5496"/>
+          <w:tab w:val="left" w:pos="6412"/>
+          <w:tab w:val="left" w:pos="7328"/>
+          <w:tab w:val="left" w:pos="8244"/>
+          <w:tab w:val="left" w:pos="9160"/>
+          <w:tab w:val="left" w:pos="10076"/>
+          <w:tab w:val="left" w:pos="10992"/>
+          <w:tab w:val="left" w:pos="11908"/>
+          <w:tab w:val="left" w:pos="12824"/>
+          <w:tab w:val="left" w:pos="13740"/>
+          <w:tab w:val="left" w:pos="14656"/>
+        </w:tabs>
+        <w:spacing w:after="0" w:line="240" w:lineRule="auto"/>
+        <w:rPr>
+          <w:rFonts w:ascii="Courier New" w:eastAsia="Times New Roman" w:hAnsi="Courier New" w:cs="Courier New"/>
+          <w:sz w:val="20"/>
+          <w:szCs w:val="20"/>
+          <w:lang w:eastAsia="en-IN"/>
+        </w:rPr>
+      </w:pPr>
+      <w:r>
+        <w:rPr>
+          <w:rFonts w:ascii="Courier New" w:eastAsia="Times New Roman" w:hAnsi="Courier New" w:cs="Courier New"/>
+          <w:sz w:val="20"/>
+          <w:szCs w:val="20"/>
+          <w:lang w:eastAsia="en-IN"/>
+        </w:rPr>
+        <w:t xml:space="preserve">        }</w:t>
+      </w:r>
+    </w:p>
+    <w:p>
+      <w:pPr>
+        <w:tabs>
+          <w:tab w:val="left" w:pos="916"/>
+          <w:tab w:val="left" w:pos="1832"/>
+          <w:tab w:val="left" w:pos="2748"/>
+          <w:tab w:val="left" w:pos="3664"/>
+          <w:tab w:val="left" w:pos="4580"/>
+          <w:tab w:val="left" w:pos="5496"/>
+          <w:tab w:val="left" w:pos="6412"/>
+          <w:tab w:val="left" w:pos="7328"/>
+          <w:tab w:val="left" w:pos="8244"/>
+          <w:tab w:val="left" w:pos="9160"/>
+          <w:tab w:val="left" w:pos="10076"/>
+          <w:tab w:val="left" w:pos="10992"/>
+          <w:tab w:val="left" w:pos="11908"/>
+          <w:tab w:val="left" w:pos="12824"/>
+          <w:tab w:val="left" w:pos="13740"/>
+          <w:tab w:val="left" w:pos="14656"/>
+        </w:tabs>
+        <w:spacing w:after="0" w:line="240" w:lineRule="auto"/>
+        <w:rPr>
+          <w:rFonts w:ascii="Courier New" w:eastAsia="Times New Roman" w:hAnsi="Courier New" w:cs="Courier New"/>
+          <w:sz w:val="20"/>
+          <w:szCs w:val="20"/>
+          <w:lang w:eastAsia="en-IN"/>
+        </w:rPr>
+      </w:pPr>
+      <w:r>
+        <w:rPr>
+          <w:rFonts w:ascii="Courier New" w:eastAsia="Times New Roman" w:hAnsi="Courier New" w:cs="Courier New"/>
+          <w:sz w:val="20"/>
+          <w:szCs w:val="20"/>
+          <w:lang w:eastAsia="en-IN"/>
+        </w:rPr>
+        <w:t xml:space="preserve">    }</w:t>
+      </w:r>
+    </w:p>
+    <w:p>
+      <w:pPr>
+        <w:tabs>
+          <w:tab w:val="left" w:pos="916"/>
+          <w:tab w:val="left" w:pos="1832"/>
+          <w:tab w:val="left" w:pos="2748"/>
+          <w:tab w:val="left" w:pos="3664"/>
+          <w:tab w:val="left" w:pos="4580"/>
+          <w:tab w:val="left" w:pos="5496"/>
+          <w:tab w:val="left" w:pos="6412"/>
+          <w:tab w:val="left" w:pos="7328"/>
+          <w:tab w:val="left" w:pos="8244"/>
+          <w:tab w:val="left" w:pos="9160"/>
+          <w:tab w:val="left" w:pos="10076"/>
+          <w:tab w:val="left" w:pos="10992"/>
+          <w:tab w:val="left" w:pos="11908"/>
+          <w:tab w:val="left" w:pos="12824"/>
+          <w:tab w:val="left" w:pos="13740"/>
+          <w:tab w:val="left" w:pos="14656"/>
+        </w:tabs>
+        <w:spacing w:after="0" w:line="240" w:lineRule="auto"/>
+        <w:rPr>
+          <w:rFonts w:ascii="Courier New" w:eastAsia="Times New Roman" w:hAnsi="Courier New" w:cs="Courier New"/>
+          <w:sz w:val="20"/>
+          <w:szCs w:val="20"/>
+          <w:lang w:eastAsia="en-IN"/>
+        </w:rPr>
+      </w:pPr>
+      <w:r>
+        <w:rPr>
+          <w:rFonts w:ascii="Courier New" w:eastAsia="Times New Roman" w:hAnsi="Courier New" w:cs="Courier New"/>
+          <w:sz w:val="20"/>
+          <w:szCs w:val="20"/>
+          <w:lang w:eastAsia="en-IN"/>
+        </w:rPr>
+        <w:t>}</w:t>
+      </w:r>
+    </w:p>
+    <w:p>
+      <w:pPr>
+        <w:spacing w:before="100" w:beforeAutospacing="1" w:after="100" w:afterAutospacing="1" w:line="240" w:lineRule="auto"/>
+        <w:outlineLvl w:val="3"/>
+        <w:rPr>
+          <w:rFonts w:ascii="Times New Roman" w:eastAsia="Times New Roman" w:hAnsi="Times New Roman" w:cs="Times New Roman"/>
+          <w:b/>
+          <w:bCs/>
+          <w:sz w:val="24"/>
+          <w:szCs w:val="24"/>
+          <w:lang w:eastAsia="en-IN"/>
+        </w:rPr>
+      </w:pPr>
+      <w:r>
+        <w:rPr>
+          <w:rFonts w:ascii="Times New Roman" w:eastAsia="Times New Roman" w:hAnsi="Times New Roman" w:cs="Times New Roman"/>
+          <w:b/>
+          <w:bCs/>
+          <w:sz w:val="24"/>
+          <w:szCs w:val="24"/>
+          <w:lang w:eastAsia="en-IN"/>
+        </w:rPr>
+        <w:t>3. The Controller (The Trigger)</w:t>
+      </w:r>
+    </w:p>
+    <w:p>
+      <w:pPr>
+        <w:spacing w:before="100" w:beforeAutospacing="1" w:after="100" w:afterAutospacing="1" w:line="240" w:lineRule="auto"/>
+        <w:rPr>
+          <w:rFonts w:ascii="Times New Roman" w:eastAsia="Times New Roman" w:hAnsi="Times New Roman" w:cs="Times New Roman"/>
+          <w:sz w:val="24"/>
+          <w:szCs w:val="24"/>
+          <w:lang w:eastAsia="en-IN"/>
+        </w:rPr>
+      </w:pPr>
+      <w:r>
+        <w:rPr>
+          <w:rFonts w:ascii="Times New Roman" w:eastAsia="Times New Roman" w:hAnsi="Times New Roman" w:cs="Times New Roman"/>
+          <w:sz w:val="24"/>
+          <w:szCs w:val="24"/>
+          <w:lang w:eastAsia="en-IN"/>
+        </w:rPr>
+        <w:t>This just gives us a web URL to test our code.</w:t>
+      </w:r>
+    </w:p>
+    <w:p>
+      <w:pPr>
+        <w:spacing w:after="0" w:line="240" w:lineRule="auto"/>
+        <w:rPr>
+          <w:rFonts w:ascii="Times New Roman" w:eastAsia="Times New Roman" w:hAnsi="Times New Roman" w:cs="Times New Roman"/>
+          <w:sz w:val="24"/>
+          <w:szCs w:val="24"/>
+          <w:lang w:eastAsia="en-IN"/>
+        </w:rPr>
+      </w:pPr>
+      <w:r>
+        <w:rPr>
+          <w:rFonts w:ascii="Times New Roman" w:eastAsia="Times New Roman" w:hAnsi="Times New Roman" w:cs="Times New Roman"/>
+          <w:sz w:val="24"/>
+          <w:szCs w:val="24"/>
+          <w:lang w:eastAsia="en-IN"/>
+        </w:rPr>
+        <w:t>Java</w:t>
+      </w:r>
+    </w:p>
+    <w:p>
+      <w:pPr>
+        <w:tabs>
+          <w:tab w:val="left" w:pos="916"/>
+          <w:tab w:val="left" w:pos="1832"/>
+          <w:tab w:val="left" w:pos="2748"/>
+          <w:tab w:val="left" w:pos="3664"/>
+          <w:tab w:val="left" w:pos="4580"/>
+          <w:tab w:val="left" w:pos="5496"/>
+          <w:tab w:val="left" w:pos="6412"/>
+          <w:tab w:val="left" w:pos="7328"/>
+          <w:tab w:val="left" w:pos="8244"/>
+          <w:tab w:val="left" w:pos="9160"/>
+          <w:tab w:val="left" w:pos="10076"/>
+          <w:tab w:val="left" w:pos="10992"/>
+          <w:tab w:val="left" w:pos="11908"/>
+          <w:tab w:val="left" w:pos="12824"/>
+          <w:tab w:val="left" w:pos="13740"/>
+          <w:tab w:val="left" w:pos="14656"/>
+        </w:tabs>
+        <w:spacing w:after="0" w:line="240" w:lineRule="auto"/>
+        <w:rPr>
+          <w:rFonts w:ascii="Courier New" w:eastAsia="Times New Roman" w:hAnsi="Courier New" w:cs="Courier New"/>
+          <w:sz w:val="20"/>
+          <w:szCs w:val="20"/>
+          <w:lang w:eastAsia="en-IN"/>
+        </w:rPr>
+      </w:pPr>
+      <w:r>
+        <w:rPr>
+          <w:rFonts w:ascii="Courier New" w:eastAsia="Times New Roman" w:hAnsi="Courier New" w:cs="Courier New"/>
+          <w:sz w:val="20"/>
+          <w:szCs w:val="20"/>
+          <w:lang w:eastAsia="en-IN"/>
+        </w:rPr>
+        <w:t>@RestController</w:t>
+      </w:r>
+    </w:p>
+    <w:p>
+      <w:pPr>
+        <w:tabs>
+          <w:tab w:val="left" w:pos="916"/>
+          <w:tab w:val="left" w:pos="1832"/>
+          <w:tab w:val="left" w:pos="2748"/>
+          <w:tab w:val="left" w:pos="3664"/>
+          <w:tab w:val="left" w:pos="4580"/>
+          <w:tab w:val="left" w:pos="5496"/>
+          <w:tab w:val="left" w:pos="6412"/>
+          <w:tab w:val="left" w:pos="7328"/>
+          <w:tab w:val="left" w:pos="8244"/>
+          <w:tab w:val="left" w:pos="9160"/>
+          <w:tab w:val="left" w:pos="10076"/>
+          <w:tab w:val="left" w:pos="10992"/>
+          <w:tab w:val="left" w:pos="11908"/>
+          <w:tab w:val="left" w:pos="12824"/>
+          <w:tab w:val="left" w:pos="13740"/>
+          <w:tab w:val="left" w:pos="14656"/>
+        </w:tabs>
+        <w:spacing w:after="0" w:line="240" w:lineRule="auto"/>
+        <w:rPr>
+          <w:rFonts w:ascii="Courier New" w:eastAsia="Times New Roman" w:hAnsi="Courier New" w:cs="Courier New"/>
+          <w:sz w:val="20"/>
+          <w:szCs w:val="20"/>
+          <w:lang w:eastAsia="en-IN"/>
+        </w:rPr>
+      </w:pPr>
+      <w:r>
+        <w:rPr>
+          <w:rFonts w:ascii="Courier New" w:eastAsia="Times New Roman" w:hAnsi="Courier New" w:cs="Courier New"/>
+          <w:sz w:val="20"/>
+          <w:szCs w:val="20"/>
+          <w:lang w:eastAsia="en-IN"/>
+        </w:rPr>
+        <w:t xml:space="preserve">public class </w:t>
+      </w:r>
+      <w:proofErr w:type="spellStart"/>
+      <w:r>
+        <w:rPr>
+          <w:rFonts w:ascii="Courier New" w:eastAsia="Times New Roman" w:hAnsi="Courier New" w:cs="Courier New"/>
+          <w:sz w:val="20"/>
+          <w:szCs w:val="20"/>
+          <w:lang w:eastAsia="en-IN"/>
+        </w:rPr>
+        <w:t>VacationController</w:t>
+      </w:r>
+      <w:proofErr w:type="spellEnd"/>
+      <w:r>
+        <w:rPr>
+          <w:rFonts w:ascii="Courier New" w:eastAsia="Times New Roman" w:hAnsi="Courier New" w:cs="Courier New"/>
+          <w:sz w:val="20"/>
+          <w:szCs w:val="20"/>
+          <w:lang w:eastAsia="en-IN"/>
+        </w:rPr>
+        <w:t xml:space="preserve"> {</w:t>
+      </w:r>
+    </w:p>
+    <w:p>
+      <w:pPr>
+        <w:tabs>
+          <w:tab w:val="left" w:pos="916"/>
+          <w:tab w:val="left" w:pos="1832"/>
+          <w:tab w:val="left" w:pos="2748"/>
+          <w:tab w:val="left" w:pos="3664"/>
+          <w:tab w:val="left" w:pos="4580"/>
+          <w:tab w:val="left" w:pos="5496"/>
+          <w:tab w:val="left" w:pos="6412"/>
+          <w:tab w:val="left" w:pos="7328"/>
+          <w:tab w:val="left" w:pos="8244"/>
+          <w:tab w:val="left" w:pos="9160"/>
+          <w:tab w:val="left" w:pos="10076"/>
+          <w:tab w:val="left" w:pos="10992"/>
+          <w:tab w:val="left" w:pos="11908"/>
+          <w:tab w:val="left" w:pos="12824"/>
+          <w:tab w:val="left" w:pos="13740"/>
+          <w:tab w:val="left" w:pos="14656"/>
+        </w:tabs>
+        <w:spacing w:after="0" w:line="240" w:lineRule="auto"/>
+        <w:rPr>
+          <w:rFonts w:ascii="Courier New" w:eastAsia="Times New Roman" w:hAnsi="Courier New" w:cs="Courier New"/>
+          <w:sz w:val="20"/>
+          <w:szCs w:val="20"/>
+          <w:lang w:eastAsia="en-IN"/>
+        </w:rPr>
+      </w:pPr>
+    </w:p>
+    <w:p>
+      <w:pPr>
+        <w:tabs>
+          <w:tab w:val="left" w:pos="916"/>
+          <w:tab w:val="left" w:pos="1832"/>
+          <w:tab w:val="left" w:pos="2748"/>
+          <w:tab w:val="left" w:pos="3664"/>
+          <w:tab w:val="left" w:pos="4580"/>
+          <w:tab w:val="left" w:pos="5496"/>
+          <w:tab w:val="left" w:pos="6412"/>
+          <w:tab w:val="left" w:pos="7328"/>
+          <w:tab w:val="left" w:pos="8244"/>
+          <w:tab w:val="left" w:pos="9160"/>
+          <w:tab w:val="left" w:pos="10076"/>
+          <w:tab w:val="left" w:pos="10992"/>
+          <w:tab w:val="left" w:pos="11908"/>
+          <w:tab w:val="left" w:pos="12824"/>
+          <w:tab w:val="left" w:pos="13740"/>
+          <w:tab w:val="left" w:pos="14656"/>
+        </w:tabs>
+        <w:spacing w:after="0" w:line="240" w:lineRule="auto"/>
+        <w:rPr>
+          <w:rFonts w:ascii="Courier New" w:eastAsia="Times New Roman" w:hAnsi="Courier New" w:cs="Courier New"/>
+          <w:sz w:val="20"/>
+          <w:szCs w:val="20"/>
+          <w:lang w:eastAsia="en-IN"/>
+        </w:rPr>
+      </w:pPr>
+      <w:r>
+        <w:rPr>
+          <w:rFonts w:ascii="Courier New" w:eastAsia="Times New Roman" w:hAnsi="Courier New" w:cs="Courier New"/>
+          <w:sz w:val="20"/>
+          <w:szCs w:val="20"/>
+          <w:lang w:eastAsia="en-IN"/>
+        </w:rPr>
+        <w:t xml:space="preserve">    private final </w:t>
+      </w:r>
+      <w:proofErr w:type="spellStart"/>
+      <w:r>
+        <w:rPr>
+          <w:rFonts w:ascii="Courier New" w:eastAsia="Times New Roman" w:hAnsi="Courier New" w:cs="Courier New"/>
+          <w:sz w:val="20"/>
+          <w:szCs w:val="20"/>
+          <w:lang w:eastAsia="en-IN"/>
+        </w:rPr>
+        <w:t>VacationSagaManager</w:t>
+      </w:r>
+      <w:proofErr w:type="spellEnd"/>
+      <w:r>
+        <w:rPr>
+          <w:rFonts w:ascii="Courier New" w:eastAsia="Times New Roman" w:hAnsi="Courier New" w:cs="Courier New"/>
+          <w:sz w:val="20"/>
+          <w:szCs w:val="20"/>
+          <w:lang w:eastAsia="en-IN"/>
+        </w:rPr>
+        <w:t xml:space="preserve"> </w:t>
+      </w:r>
+      <w:proofErr w:type="spellStart"/>
+      <w:r>
+        <w:rPr>
+          <w:rFonts w:ascii="Courier New" w:eastAsia="Times New Roman" w:hAnsi="Courier New" w:cs="Courier New"/>
+          <w:sz w:val="20"/>
+          <w:szCs w:val="20"/>
+          <w:lang w:eastAsia="en-IN"/>
+        </w:rPr>
+        <w:t>sagaManager</w:t>
+      </w:r>
+      <w:proofErr w:type="spellEnd"/>
+      <w:r>
+        <w:rPr>
+          <w:rFonts w:ascii="Courier New" w:eastAsia="Times New Roman" w:hAnsi="Courier New" w:cs="Courier New"/>
+          <w:sz w:val="20"/>
+          <w:szCs w:val="20"/>
+          <w:lang w:eastAsia="en-IN"/>
+        </w:rPr>
+        <w:t>;</w:t>
+      </w:r>
+    </w:p>
+    <w:p>
+      <w:pPr>
+        <w:tabs>
+          <w:tab w:val="left" w:pos="916"/>
+          <w:tab w:val="left" w:pos="1832"/>
+          <w:tab w:val="left" w:pos="2748"/>
+          <w:tab w:val="left" w:pos="3664"/>
+          <w:tab w:val="left" w:pos="4580"/>
+          <w:tab w:val="left" w:pos="5496"/>
+          <w:tab w:val="left" w:pos="6412"/>
+          <w:tab w:val="left" w:pos="7328"/>
+          <w:tab w:val="left" w:pos="8244"/>
+          <w:tab w:val="left" w:pos="9160"/>
+          <w:tab w:val="left" w:pos="10076"/>
+          <w:tab w:val="left" w:pos="10992"/>
+          <w:tab w:val="left" w:pos="11908"/>
+          <w:tab w:val="left" w:pos="12824"/>
+          <w:tab w:val="left" w:pos="13740"/>
+          <w:tab w:val="left" w:pos="14656"/>
+        </w:tabs>
+        <w:spacing w:after="0" w:line="240" w:lineRule="auto"/>
+        <w:rPr>
+          <w:rFonts w:ascii="Courier New" w:eastAsia="Times New Roman" w:hAnsi="Courier New" w:cs="Courier New"/>
+          <w:sz w:val="20"/>
+          <w:szCs w:val="20"/>
+          <w:lang w:eastAsia="en-IN"/>
+        </w:rPr>
+      </w:pPr>
+    </w:p>
+    <w:p>
+      <w:pPr>
+        <w:tabs>
+          <w:tab w:val="left" w:pos="916"/>
+          <w:tab w:val="left" w:pos="1832"/>
+          <w:tab w:val="left" w:pos="2748"/>
+          <w:tab w:val="left" w:pos="3664"/>
+          <w:tab w:val="left" w:pos="4580"/>
+          <w:tab w:val="left" w:pos="5496"/>
+          <w:tab w:val="left" w:pos="6412"/>
+          <w:tab w:val="left" w:pos="7328"/>
+          <w:tab w:val="left" w:pos="8244"/>
+          <w:tab w:val="left" w:pos="9160"/>
+          <w:tab w:val="left" w:pos="10076"/>
+          <w:tab w:val="left" w:pos="10992"/>
+          <w:tab w:val="left" w:pos="11908"/>
+          <w:tab w:val="left" w:pos="12824"/>
+          <w:tab w:val="left" w:pos="13740"/>
+          <w:tab w:val="left" w:pos="14656"/>
+        </w:tabs>
+        <w:spacing w:after="0" w:line="240" w:lineRule="auto"/>
+        <w:rPr>
+          <w:rFonts w:ascii="Courier New" w:eastAsia="Times New Roman" w:hAnsi="Courier New" w:cs="Courier New"/>
+          <w:sz w:val="20"/>
+          <w:szCs w:val="20"/>
+          <w:lang w:eastAsia="en-IN"/>
+        </w:rPr>
+      </w:pPr>
+      <w:r>
+        <w:rPr>
+          <w:rFonts w:ascii="Courier New" w:eastAsia="Times New Roman" w:hAnsi="Courier New" w:cs="Courier New"/>
+          <w:sz w:val="20"/>
+          <w:szCs w:val="20"/>
+          <w:lang w:eastAsia="en-IN"/>
+        </w:rPr>
+        <w:t xml:space="preserve">    public </w:t>
+      </w:r>
+      <w:proofErr w:type="spellStart"/>
+      <w:proofErr w:type="gramStart"/>
+      <w:r>
+        <w:rPr>
+          <w:rFonts w:ascii="Courier New" w:eastAsia="Times New Roman" w:hAnsi="Courier New" w:cs="Courier New"/>
+          <w:sz w:val="20"/>
+          <w:szCs w:val="20"/>
+          <w:lang w:eastAsia="en-IN"/>
+        </w:rPr>
+        <w:t>VacationController</w:t>
+      </w:r>
+      <w:proofErr w:type="spellEnd"/>
+      <w:r>
+        <w:rPr>
+          <w:rFonts w:ascii="Courier New" w:eastAsia="Times New Roman" w:hAnsi="Courier New" w:cs="Courier New"/>
+          <w:sz w:val="20"/>
+          <w:szCs w:val="20"/>
+          <w:lang w:eastAsia="en-IN"/>
+        </w:rPr>
+        <w:t>(</w:t>
+      </w:r>
+      <w:proofErr w:type="spellStart"/>
+      <w:proofErr w:type="gramEnd"/>
+      <w:r>
+        <w:rPr>
+          <w:rFonts w:ascii="Courier New" w:eastAsia="Times New Roman" w:hAnsi="Courier New" w:cs="Courier New"/>
+          <w:sz w:val="20"/>
+          <w:szCs w:val="20"/>
+          <w:lang w:eastAsia="en-IN"/>
+        </w:rPr>
+        <w:t>VacationSagaManager</w:t>
+      </w:r>
+      <w:proofErr w:type="spellEnd"/>
+      <w:r>
+        <w:rPr>
+          <w:rFonts w:ascii="Courier New" w:eastAsia="Times New Roman" w:hAnsi="Courier New" w:cs="Courier New"/>
+          <w:sz w:val="20"/>
+          <w:szCs w:val="20"/>
+          <w:lang w:eastAsia="en-IN"/>
+        </w:rPr>
+        <w:t xml:space="preserve"> </w:t>
+      </w:r>
+      <w:proofErr w:type="spellStart"/>
+      <w:r>
+        <w:rPr>
+          <w:rFonts w:ascii="Courier New" w:eastAsia="Times New Roman" w:hAnsi="Courier New" w:cs="Courier New"/>
+          <w:sz w:val="20"/>
+          <w:szCs w:val="20"/>
+          <w:lang w:eastAsia="en-IN"/>
+        </w:rPr>
+        <w:t>sagaManager</w:t>
+      </w:r>
+      <w:proofErr w:type="spellEnd"/>
+      <w:r>
+        <w:rPr>
+          <w:rFonts w:ascii="Courier New" w:eastAsia="Times New Roman" w:hAnsi="Courier New" w:cs="Courier New"/>
+          <w:sz w:val="20"/>
+          <w:szCs w:val="20"/>
+          <w:lang w:eastAsia="en-IN"/>
+        </w:rPr>
+        <w:t>) {</w:t>
+      </w:r>
+    </w:p>
+    <w:p>
+      <w:pPr>
+        <w:tabs>
+          <w:tab w:val="left" w:pos="916"/>
+          <w:tab w:val="left" w:pos="1832"/>
+          <w:tab w:val="left" w:pos="2748"/>
+          <w:tab w:val="left" w:pos="3664"/>
+          <w:tab w:val="left" w:pos="4580"/>
+          <w:tab w:val="left" w:pos="5496"/>
+          <w:tab w:val="left" w:pos="6412"/>
+          <w:tab w:val="left" w:pos="7328"/>
+          <w:tab w:val="left" w:pos="8244"/>
+          <w:tab w:val="left" w:pos="9160"/>
+          <w:tab w:val="left" w:pos="10076"/>
+          <w:tab w:val="left" w:pos="10992"/>
+          <w:tab w:val="left" w:pos="11908"/>
+          <w:tab w:val="left" w:pos="12824"/>
+          <w:tab w:val="left" w:pos="13740"/>
+          <w:tab w:val="left" w:pos="14656"/>
+        </w:tabs>
+        <w:spacing w:after="0" w:line="240" w:lineRule="auto"/>
+        <w:rPr>
+          <w:rFonts w:ascii="Courier New" w:eastAsia="Times New Roman" w:hAnsi="Courier New" w:cs="Courier New"/>
+          <w:sz w:val="20"/>
+          <w:szCs w:val="20"/>
+          <w:lang w:eastAsia="en-IN"/>
+        </w:rPr>
+      </w:pPr>
+      <w:r>
+        <w:rPr>
+          <w:rFonts w:ascii="Courier New" w:eastAsia="Times New Roman" w:hAnsi="Courier New" w:cs="Courier New"/>
+          <w:sz w:val="20"/>
+          <w:szCs w:val="20"/>
+          <w:lang w:eastAsia="en-IN"/>
+        </w:rPr>
+        <w:t xml:space="preserve">        </w:t>
+      </w:r>
+      <w:proofErr w:type="spellStart"/>
+      <w:proofErr w:type="gramStart"/>
+      <w:r>
+        <w:rPr>
+          <w:rFonts w:ascii="Courier New" w:eastAsia="Times New Roman" w:hAnsi="Courier New" w:cs="Courier New"/>
+          <w:sz w:val="20"/>
+          <w:szCs w:val="20"/>
+          <w:lang w:eastAsia="en-IN"/>
+        </w:rPr>
+        <w:t>this.sagaManager</w:t>
+      </w:r>
+      <w:proofErr w:type="spellEnd"/>
+      <w:proofErr w:type="gramEnd"/>
+      <w:r>
+        <w:rPr>
+          <w:rFonts w:ascii="Courier New" w:eastAsia="Times New Roman" w:hAnsi="Courier New" w:cs="Courier New"/>
+          <w:sz w:val="20"/>
+          <w:szCs w:val="20"/>
+          <w:lang w:eastAsia="en-IN"/>
+        </w:rPr>
+        <w:t xml:space="preserve"> = </w:t>
+      </w:r>
+      <w:proofErr w:type="spellStart"/>
+      <w:r>
+        <w:rPr>
+          <w:rFonts w:ascii="Courier New" w:eastAsia="Times New Roman" w:hAnsi="Courier New" w:cs="Courier New"/>
+          <w:sz w:val="20"/>
+          <w:szCs w:val="20"/>
+          <w:lang w:eastAsia="en-IN"/>
+        </w:rPr>
+        <w:t>sagaManager</w:t>
+      </w:r>
+      <w:proofErr w:type="spellEnd"/>
+      <w:r>
+        <w:rPr>
+          <w:rFonts w:ascii="Courier New" w:eastAsia="Times New Roman" w:hAnsi="Courier New" w:cs="Courier New"/>
+          <w:sz w:val="20"/>
+          <w:szCs w:val="20"/>
+          <w:lang w:eastAsia="en-IN"/>
+        </w:rPr>
+        <w:t>;</w:t>
+      </w:r>
+    </w:p>
+    <w:p>
+      <w:pPr>
+        <w:tabs>
+          <w:tab w:val="left" w:pos="916"/>
+          <w:tab w:val="left" w:pos="1832"/>
+          <w:tab w:val="left" w:pos="2748"/>
+          <w:tab w:val="left" w:pos="3664"/>
+          <w:tab w:val="left" w:pos="4580"/>
+          <w:tab w:val="left" w:pos="5496"/>
+          <w:tab w:val="left" w:pos="6412"/>
+          <w:tab w:val="left" w:pos="7328"/>
+          <w:tab w:val="left" w:pos="8244"/>
+          <w:tab w:val="left" w:pos="9160"/>
+          <w:tab w:val="left" w:pos="10076"/>
+          <w:tab w:val="left" w:pos="10992"/>
+          <w:tab w:val="left" w:pos="11908"/>
+          <w:tab w:val="left" w:pos="12824"/>
+          <w:tab w:val="left" w:pos="13740"/>
+          <w:tab w:val="left" w:pos="14656"/>
+        </w:tabs>
+        <w:spacing w:after="0" w:line="240" w:lineRule="auto"/>
+        <w:rPr>
+          <w:rFonts w:ascii="Courier New" w:eastAsia="Times New Roman" w:hAnsi="Courier New" w:cs="Courier New"/>
+          <w:sz w:val="20"/>
+          <w:szCs w:val="20"/>
+          <w:lang w:eastAsia="en-IN"/>
+        </w:rPr>
+      </w:pPr>
+      <w:r>
+        <w:rPr>
+          <w:rFonts w:ascii="Courier New" w:eastAsia="Times New Roman" w:hAnsi="Courier New" w:cs="Courier New"/>
+          <w:sz w:val="20"/>
+          <w:szCs w:val="20"/>
+          <w:lang w:eastAsia="en-IN"/>
+        </w:rPr>
+        <w:t xml:space="preserve">    }</w:t>
+      </w:r>
+    </w:p>
+    <w:p>
+      <w:pPr>
+        <w:tabs>
+          <w:tab w:val="left" w:pos="916"/>
+          <w:tab w:val="left" w:pos="1832"/>
+          <w:tab w:val="left" w:pos="2748"/>
+          <w:tab w:val="left" w:pos="3664"/>
+          <w:tab w:val="left" w:pos="4580"/>
+          <w:tab w:val="left" w:pos="5496"/>
+          <w:tab w:val="left" w:pos="6412"/>
+          <w:tab w:val="left" w:pos="7328"/>
+          <w:tab w:val="left" w:pos="8244"/>
+          <w:tab w:val="left" w:pos="9160"/>
+          <w:tab w:val="left" w:pos="10076"/>
+          <w:tab w:val="left" w:pos="10992"/>
+          <w:tab w:val="left" w:pos="11908"/>
+          <w:tab w:val="left" w:pos="12824"/>
+          <w:tab w:val="left" w:pos="13740"/>
+          <w:tab w:val="left" w:pos="14656"/>
+        </w:tabs>
+        <w:spacing w:after="0" w:line="240" w:lineRule="auto"/>
+        <w:rPr>
+          <w:rFonts w:ascii="Courier New" w:eastAsia="Times New Roman" w:hAnsi="Courier New" w:cs="Courier New"/>
+          <w:sz w:val="20"/>
+          <w:szCs w:val="20"/>
+          <w:lang w:eastAsia="en-IN"/>
+        </w:rPr>
+      </w:pPr>
+    </w:p>
+    <w:p>
+      <w:pPr>
+        <w:tabs>
+          <w:tab w:val="left" w:pos="916"/>
+          <w:tab w:val="left" w:pos="1832"/>
+          <w:tab w:val="left" w:pos="2748"/>
+          <w:tab w:val="left" w:pos="3664"/>
+          <w:tab w:val="left" w:pos="4580"/>
+          <w:tab w:val="left" w:pos="5496"/>
+          <w:tab w:val="left" w:pos="6412"/>
+          <w:tab w:val="left" w:pos="7328"/>
+          <w:tab w:val="left" w:pos="8244"/>
+          <w:tab w:val="left" w:pos="9160"/>
+          <w:tab w:val="left" w:pos="10076"/>
+          <w:tab w:val="left" w:pos="10992"/>
+          <w:tab w:val="left" w:pos="11908"/>
+          <w:tab w:val="left" w:pos="12824"/>
+          <w:tab w:val="left" w:pos="13740"/>
+          <w:tab w:val="left" w:pos="14656"/>
+        </w:tabs>
+        <w:spacing w:after="0" w:line="240" w:lineRule="auto"/>
+        <w:rPr>
+          <w:rFonts w:ascii="Courier New" w:eastAsia="Times New Roman" w:hAnsi="Courier New" w:cs="Courier New"/>
+          <w:sz w:val="20"/>
+          <w:szCs w:val="20"/>
+          <w:lang w:eastAsia="en-IN"/>
+        </w:rPr>
+      </w:pPr>
+      <w:r>
+        <w:rPr>
+          <w:rFonts w:ascii="Courier New" w:eastAsia="Times New Roman" w:hAnsi="Courier New" w:cs="Courier New"/>
+          <w:sz w:val="20"/>
+          <w:szCs w:val="20"/>
+          <w:lang w:eastAsia="en-IN"/>
+        </w:rPr>
+        <w:t xml:space="preserve">    @GetMapping("/book-vacation")</w:t>
+      </w:r>
+    </w:p>
+    <w:p>
+      <w:pPr>
+        <w:tabs>
+          <w:tab w:val="left" w:pos="916"/>
+          <w:tab w:val="left" w:pos="1832"/>
+          <w:tab w:val="left" w:pos="2748"/>
+          <w:tab w:val="left" w:pos="3664"/>
+          <w:tab w:val="left" w:pos="4580"/>
+          <w:tab w:val="left" w:pos="5496"/>
+          <w:tab w:val="left" w:pos="6412"/>
+          <w:tab w:val="left" w:pos="7328"/>
+          <w:tab w:val="left" w:pos="8244"/>
+          <w:tab w:val="left" w:pos="9160"/>
+          <w:tab w:val="left" w:pos="10076"/>
+          <w:tab w:val="left" w:pos="10992"/>
+          <w:tab w:val="left" w:pos="11908"/>
+          <w:tab w:val="left" w:pos="12824"/>
+          <w:tab w:val="left" w:pos="13740"/>
+          <w:tab w:val="left" w:pos="14656"/>
+        </w:tabs>
+        <w:spacing w:after="0" w:line="240" w:lineRule="auto"/>
+        <w:rPr>
+          <w:rFonts w:ascii="Courier New" w:eastAsia="Times New Roman" w:hAnsi="Courier New" w:cs="Courier New"/>
+          <w:sz w:val="20"/>
+          <w:szCs w:val="20"/>
+          <w:lang w:eastAsia="en-IN"/>
+        </w:rPr>
+      </w:pPr>
+      <w:r>
+        <w:rPr>
+          <w:rFonts w:ascii="Courier New" w:eastAsia="Times New Roman" w:hAnsi="Courier New" w:cs="Courier New"/>
+          <w:sz w:val="20"/>
+          <w:szCs w:val="20"/>
+          <w:lang w:eastAsia="en-IN"/>
+        </w:rPr>
+        <w:t xml:space="preserve">    public String </w:t>
+      </w:r>
+      <w:proofErr w:type="spellStart"/>
+      <w:proofErr w:type="gramStart"/>
+      <w:r>
+        <w:rPr>
+          <w:rFonts w:ascii="Courier New" w:eastAsia="Times New Roman" w:hAnsi="Courier New" w:cs="Courier New"/>
+          <w:sz w:val="20"/>
+          <w:szCs w:val="20"/>
+          <w:lang w:eastAsia="en-IN"/>
+        </w:rPr>
+        <w:t>bookVacation</w:t>
+      </w:r>
+      <w:proofErr w:type="spellEnd"/>
+      <w:r>
+        <w:rPr>
+          <w:rFonts w:ascii="Courier New" w:eastAsia="Times New Roman" w:hAnsi="Courier New" w:cs="Courier New"/>
+          <w:sz w:val="20"/>
+          <w:szCs w:val="20"/>
+          <w:lang w:eastAsia="en-IN"/>
+        </w:rPr>
+        <w:t>(</w:t>
+      </w:r>
+      <w:proofErr w:type="gramEnd"/>
+      <w:r>
+        <w:rPr>
+          <w:rFonts w:ascii="Courier New" w:eastAsia="Times New Roman" w:hAnsi="Courier New" w:cs="Courier New"/>
+          <w:sz w:val="20"/>
+          <w:szCs w:val="20"/>
+          <w:lang w:eastAsia="en-IN"/>
+        </w:rPr>
+        <w:t>) {</w:t>
+      </w:r>
+    </w:p>
+    <w:p>
+      <w:pPr>
+        <w:tabs>
+          <w:tab w:val="left" w:pos="916"/>
+          <w:tab w:val="left" w:pos="1832"/>
+          <w:tab w:val="left" w:pos="2748"/>
+          <w:tab w:val="left" w:pos="3664"/>
+          <w:tab w:val="left" w:pos="4580"/>
+          <w:tab w:val="left" w:pos="5496"/>
+          <w:tab w:val="left" w:pos="6412"/>
+          <w:tab w:val="left" w:pos="7328"/>
+          <w:tab w:val="left" w:pos="8244"/>
+          <w:tab w:val="left" w:pos="9160"/>
+          <w:tab w:val="left" w:pos="10076"/>
+          <w:tab w:val="left" w:pos="10992"/>
+          <w:tab w:val="left" w:pos="11908"/>
+          <w:tab w:val="left" w:pos="12824"/>
+          <w:tab w:val="left" w:pos="13740"/>
+          <w:tab w:val="left" w:pos="14656"/>
+        </w:tabs>
+        <w:spacing w:after="0" w:line="240" w:lineRule="auto"/>
+        <w:rPr>
+          <w:rFonts w:ascii="Courier New" w:eastAsia="Times New Roman" w:hAnsi="Courier New" w:cs="Courier New"/>
+          <w:sz w:val="20"/>
+          <w:szCs w:val="20"/>
+          <w:lang w:eastAsia="en-IN"/>
+        </w:rPr>
+      </w:pPr>
+      <w:r>
+        <w:rPr>
+          <w:rFonts w:ascii="Courier New" w:eastAsia="Times New Roman" w:hAnsi="Courier New" w:cs="Courier New"/>
+          <w:sz w:val="20"/>
+          <w:szCs w:val="20"/>
+          <w:lang w:eastAsia="en-IN"/>
+        </w:rPr>
+        <w:t xml:space="preserve">        </w:t>
+      </w:r>
+      <w:proofErr w:type="spellStart"/>
+      <w:r>
+        <w:rPr>
+          <w:rFonts w:ascii="Courier New" w:eastAsia="Times New Roman" w:hAnsi="Courier New" w:cs="Courier New"/>
+          <w:sz w:val="20"/>
+          <w:szCs w:val="20"/>
+          <w:lang w:eastAsia="en-IN"/>
+        </w:rPr>
+        <w:t>sagaManager.startBooking</w:t>
+      </w:r>
+      <w:proofErr w:type="spellEnd"/>
+      <w:r>
+        <w:rPr>
+          <w:rFonts w:ascii="Courier New" w:eastAsia="Times New Roman" w:hAnsi="Courier New" w:cs="Courier New"/>
+          <w:sz w:val="20"/>
+          <w:szCs w:val="20"/>
+          <w:lang w:eastAsia="en-IN"/>
+        </w:rPr>
+        <w:t>();</w:t>
+      </w:r>
+    </w:p>
+    <w:p>
+      <w:pPr>
+        <w:tabs>
+          <w:tab w:val="left" w:pos="916"/>
+          <w:tab w:val="left" w:pos="1832"/>
+          <w:tab w:val="left" w:pos="2748"/>
+          <w:tab w:val="left" w:pos="3664"/>
+          <w:tab w:val="left" w:pos="4580"/>
+          <w:tab w:val="left" w:pos="5496"/>
+          <w:tab w:val="left" w:pos="6412"/>
+          <w:tab w:val="left" w:pos="7328"/>
+          <w:tab w:val="left" w:pos="8244"/>
+          <w:tab w:val="left" w:pos="9160"/>
+          <w:tab w:val="left" w:pos="10076"/>
+          <w:tab w:val="left" w:pos="10992"/>
+          <w:tab w:val="left" w:pos="11908"/>
+          <w:tab w:val="left" w:pos="12824"/>
+          <w:tab w:val="left" w:pos="13740"/>
+          <w:tab w:val="left" w:pos="14656"/>
+        </w:tabs>
+        <w:spacing w:after="0" w:line="240" w:lineRule="auto"/>
+        <w:rPr>
+          <w:rFonts w:ascii="Courier New" w:eastAsia="Times New Roman" w:hAnsi="Courier New" w:cs="Courier New"/>
+          <w:sz w:val="20"/>
+          <w:szCs w:val="20"/>
+          <w:lang w:eastAsia="en-IN"/>
+        </w:rPr>
+      </w:pPr>
+      <w:r>
+        <w:rPr>
+          <w:rFonts w:ascii="Courier New" w:eastAsia="Times New Roman" w:hAnsi="Courier New" w:cs="Courier New"/>
+          <w:sz w:val="20"/>
+          <w:szCs w:val="20"/>
+          <w:lang w:eastAsia="en-IN"/>
+        </w:rPr>
+        <w:t xml:space="preserve">        return "Check your console logs to see the Saga pattern in action!";</w:t>
+      </w:r>
+    </w:p>
+    <w:p>
+      <w:pPr>
+        <w:tabs>
+          <w:tab w:val="left" w:pos="916"/>
+          <w:tab w:val="left" w:pos="1832"/>
+          <w:tab w:val="left" w:pos="2748"/>
+          <w:tab w:val="left" w:pos="3664"/>
+          <w:tab w:val="left" w:pos="4580"/>
+          <w:tab w:val="left" w:pos="5496"/>
+          <w:tab w:val="left" w:pos="6412"/>
+          <w:tab w:val="left" w:pos="7328"/>
+          <w:tab w:val="left" w:pos="8244"/>
+          <w:tab w:val="left" w:pos="9160"/>
+          <w:tab w:val="left" w:pos="10076"/>
+          <w:tab w:val="left" w:pos="10992"/>
+          <w:tab w:val="left" w:pos="11908"/>
+          <w:tab w:val="left" w:pos="12824"/>
+          <w:tab w:val="left" w:pos="13740"/>
+          <w:tab w:val="left" w:pos="14656"/>
+        </w:tabs>
+        <w:spacing w:after="0" w:line="240" w:lineRule="auto"/>
+        <w:rPr>
+          <w:rFonts w:ascii="Courier New" w:eastAsia="Times New Roman" w:hAnsi="Courier New" w:cs="Courier New"/>
+          <w:sz w:val="20"/>
+          <w:szCs w:val="20"/>
+          <w:lang w:eastAsia="en-IN"/>
+        </w:rPr>
+      </w:pPr>
+      <w:r>
+        <w:rPr>
+          <w:rFonts w:ascii="Courier New" w:eastAsia="Times New Roman" w:hAnsi="Courier New" w:cs="Courier New"/>
+          <w:sz w:val="20"/>
+          <w:szCs w:val="20"/>
+          <w:lang w:eastAsia="en-IN"/>
+        </w:rPr>
+        <w:t xml:space="preserve">    }</w:t>
+      </w:r>
+    </w:p>
+    <w:p>
+      <w:pPr>
+        <w:tabs>
+          <w:tab w:val="left" w:pos="916"/>
+          <w:tab w:val="left" w:pos="1832"/>
+          <w:tab w:val="left" w:pos="2748"/>
+          <w:tab w:val="left" w:pos="3664"/>
+          <w:tab w:val="left" w:pos="4580"/>
+          <w:tab w:val="left" w:pos="5496"/>
+          <w:tab w:val="left" w:pos="6412"/>
+          <w:tab w:val="left" w:pos="7328"/>
+          <w:tab w:val="left" w:pos="8244"/>
+          <w:tab w:val="left" w:pos="9160"/>
+          <w:tab w:val="left" w:pos="10076"/>
+          <w:tab w:val="left" w:pos="10992"/>
+          <w:tab w:val="left" w:pos="11908"/>
+          <w:tab w:val="left" w:pos="12824"/>
+          <w:tab w:val="left" w:pos="13740"/>
+          <w:tab w:val="left" w:pos="14656"/>
+        </w:tabs>
+        <w:spacing w:after="0" w:line="240" w:lineRule="auto"/>
+        <w:rPr>
+          <w:rFonts w:ascii="Courier New" w:eastAsia="Times New Roman" w:hAnsi="Courier New" w:cs="Courier New"/>
+          <w:sz w:val="20"/>
+          <w:szCs w:val="20"/>
+          <w:lang w:eastAsia="en-IN"/>
+        </w:rPr>
+      </w:pPr>
+      <w:r>
+        <w:rPr>
+          <w:rFonts w:ascii="Courier New" w:eastAsia="Times New Roman" w:hAnsi="Courier New" w:cs="Courier New"/>
+          <w:sz w:val="20"/>
+          <w:szCs w:val="20"/>
+          <w:lang w:eastAsia="en-IN"/>
+        </w:rPr>
+        <w:t>}</w:t>
+      </w:r>
+    </w:p>
+    <w:p>
+      <w:pPr>
+        <w:spacing w:before="100" w:beforeAutospacing="1" w:after="100" w:afterAutospacing="1" w:line="240" w:lineRule="auto"/>
+        <w:outlineLvl w:val="2"/>
+        <w:rPr>
+          <w:rFonts w:ascii="Times New Roman" w:eastAsia="Times New Roman" w:hAnsi="Times New Roman" w:cs="Times New Roman"/>
+          <w:b/>
+          <w:bCs/>
+          <w:sz w:val="27"/>
+          <w:szCs w:val="27"/>
+          <w:lang w:eastAsia="en-IN"/>
+        </w:rPr>
+      </w:pPr>
+      <w:r>
+        <w:rPr>
+          <w:rFonts w:ascii="Times New Roman" w:eastAsia="Times New Roman" w:hAnsi="Times New Roman" w:cs="Times New Roman"/>
+          <w:b/>
+          <w:bCs/>
+          <w:sz w:val="27"/>
+          <w:szCs w:val="27"/>
+          <w:lang w:eastAsia="en-IN"/>
+        </w:rPr>
+        <w:t>What happens when you run this?</w:t>
+      </w:r>
+    </w:p>
+    <w:p>
+      <w:pPr>
+        <w:spacing w:before="100" w:beforeAutospacing="1" w:after="100" w:afterAutospacing="1" w:line="240" w:lineRule="auto"/>
+        <w:rPr>
+          <w:rFonts w:ascii="Times New Roman" w:eastAsia="Times New Roman" w:hAnsi="Times New Roman" w:cs="Times New Roman"/>
+          <w:sz w:val="24"/>
+          <w:szCs w:val="24"/>
+          <w:lang w:eastAsia="en-IN"/>
+        </w:rPr>
+      </w:pPr>
+      <w:r>
+        <w:rPr>
+          <w:rFonts w:ascii="Times New Roman" w:eastAsia="Times New Roman" w:hAnsi="Times New Roman" w:cs="Times New Roman"/>
+          <w:sz w:val="24"/>
+          <w:szCs w:val="24"/>
+          <w:lang w:eastAsia="en-IN"/>
+        </w:rPr>
+        <w:t xml:space="preserve">If you trigger </w:t>
+      </w:r>
+      <w:r>
+        <w:rPr>
+          <w:rFonts w:ascii="Courier New" w:eastAsia="Times New Roman" w:hAnsi="Courier New" w:cs="Courier New"/>
+          <w:sz w:val="20"/>
+          <w:szCs w:val="20"/>
+          <w:lang w:eastAsia="en-IN"/>
+        </w:rPr>
+        <w:t>/book-vacation</w:t>
+      </w:r>
+      <w:r>
+        <w:rPr>
+          <w:rFonts w:ascii="Times New Roman" w:eastAsia="Times New Roman" w:hAnsi="Times New Roman" w:cs="Times New Roman"/>
+          <w:sz w:val="24"/>
+          <w:szCs w:val="24"/>
+          <w:lang w:eastAsia="en-IN"/>
+        </w:rPr>
+        <w:t>, your console logs will print:</w:t>
+      </w:r>
+    </w:p>
+    <w:p>
+      <w:pPr>
+        <w:spacing w:after="0" w:line="240" w:lineRule="auto"/>
+        <w:rPr>
+          <w:rFonts w:ascii="Times New Roman" w:eastAsia="Times New Roman" w:hAnsi="Times New Roman" w:cs="Times New Roman"/>
+          <w:sz w:val="24"/>
+          <w:szCs w:val="24"/>
+          <w:lang w:eastAsia="en-IN"/>
+        </w:rPr>
+      </w:pPr>
+      <w:r>
+        <w:rPr>
+          <w:rFonts w:ascii="Times New Roman" w:eastAsia="Times New Roman" w:hAnsi="Times New Roman" w:cs="Times New Roman"/>
+          <w:sz w:val="24"/>
+          <w:szCs w:val="24"/>
+          <w:lang w:eastAsia="en-IN"/>
+        </w:rPr>
+        <w:t>Plaintext</w:t>
+      </w:r>
+    </w:p>
+    <w:p>
+      <w:pPr>
+        <w:tabs>
+          <w:tab w:val="left" w:pos="916"/>
+          <w:tab w:val="left" w:pos="1832"/>
+          <w:tab w:val="left" w:pos="2748"/>
+          <w:tab w:val="left" w:pos="3664"/>
+          <w:tab w:val="left" w:pos="4580"/>
+          <w:tab w:val="left" w:pos="5496"/>
+          <w:tab w:val="left" w:pos="6412"/>
+          <w:tab w:val="left" w:pos="7328"/>
+          <w:tab w:val="left" w:pos="8244"/>
+          <w:tab w:val="left" w:pos="9160"/>
+          <w:tab w:val="left" w:pos="10076"/>
+          <w:tab w:val="left" w:pos="10992"/>
+          <w:tab w:val="left" w:pos="11908"/>
+          <w:tab w:val="left" w:pos="12824"/>
+          <w:tab w:val="left" w:pos="13740"/>
+          <w:tab w:val="left" w:pos="14656"/>
+        </w:tabs>
+        <w:spacing w:after="0" w:line="240" w:lineRule="auto"/>
+        <w:rPr>
+          <w:rFonts w:ascii="Courier New" w:eastAsia="Times New Roman" w:hAnsi="Courier New" w:cs="Courier New"/>
+          <w:sz w:val="20"/>
+          <w:szCs w:val="20"/>
+          <w:lang w:eastAsia="en-IN"/>
+        </w:rPr>
+      </w:pPr>
+      <w:r>
+        <w:rPr>
+          <w:rFonts w:ascii="Segoe UI Emoji" w:eastAsia="Times New Roman" w:hAnsi="Segoe UI Emoji" w:cs="Segoe UI Emoji"/>
+          <w:sz w:val="20"/>
+          <w:szCs w:val="20"/>
+          <w:lang w:eastAsia="en-IN"/>
+        </w:rPr>
+        <w:t>✅</w:t>
+      </w:r>
+      <w:r>
+        <w:rPr>
+          <w:rFonts w:ascii="Courier New" w:eastAsia="Times New Roman" w:hAnsi="Courier New" w:cs="Courier New"/>
+          <w:sz w:val="20"/>
+          <w:szCs w:val="20"/>
+          <w:lang w:eastAsia="en-IN"/>
+        </w:rPr>
+        <w:t xml:space="preserve"> Hotel booked successfully!</w:t>
+      </w:r>
+    </w:p>
+    <w:p>
+      <w:pPr>
+        <w:tabs>
+          <w:tab w:val="left" w:pos="916"/>
+          <w:tab w:val="left" w:pos="1832"/>
+          <w:tab w:val="left" w:pos="2748"/>
+          <w:tab w:val="left" w:pos="3664"/>
+          <w:tab w:val="left" w:pos="4580"/>
+          <w:tab w:val="left" w:pos="5496"/>
+          <w:tab w:val="left" w:pos="6412"/>
+          <w:tab w:val="left" w:pos="7328"/>
+          <w:tab w:val="left" w:pos="8244"/>
+          <w:tab w:val="left" w:pos="9160"/>
+          <w:tab w:val="left" w:pos="10076"/>
+          <w:tab w:val="left" w:pos="10992"/>
+          <w:tab w:val="left" w:pos="11908"/>
+          <w:tab w:val="left" w:pos="12824"/>
+          <w:tab w:val="left" w:pos="13740"/>
+          <w:tab w:val="left" w:pos="14656"/>
+        </w:tabs>
+        <w:spacing w:after="0" w:line="240" w:lineRule="auto"/>
+        <w:rPr>
+          <w:rFonts w:ascii="Courier New" w:eastAsia="Times New Roman" w:hAnsi="Courier New" w:cs="Courier New"/>
+          <w:sz w:val="20"/>
+          <w:szCs w:val="20"/>
+          <w:lang w:eastAsia="en-IN"/>
+        </w:rPr>
+      </w:pPr>
+      <w:r>
+        <w:rPr>
+          <w:rFonts w:ascii="Segoe UI Emoji" w:eastAsia="Times New Roman" w:hAnsi="Segoe UI Emoji" w:cs="Segoe UI Emoji"/>
+          <w:sz w:val="20"/>
+          <w:szCs w:val="20"/>
+          <w:lang w:eastAsia="en-IN"/>
+        </w:rPr>
+        <w:t>✅</w:t>
+      </w:r>
+      <w:r>
+        <w:rPr>
+          <w:rFonts w:ascii="Courier New" w:eastAsia="Times New Roman" w:hAnsi="Courier New" w:cs="Courier New"/>
+          <w:sz w:val="20"/>
+          <w:szCs w:val="20"/>
+          <w:lang w:eastAsia="en-IN"/>
+        </w:rPr>
+        <w:t xml:space="preserve"> Flight booked successfully!</w:t>
+      </w:r>
+    </w:p>
+    <w:p>
+      <w:pPr>
+        <w:tabs>
+          <w:tab w:val="left" w:pos="916"/>
+          <w:tab w:val="left" w:pos="1832"/>
+          <w:tab w:val="left" w:pos="2748"/>
+          <w:tab w:val="left" w:pos="3664"/>
+          <w:tab w:val="left" w:pos="4580"/>
+          <w:tab w:val="left" w:pos="5496"/>
+          <w:tab w:val="left" w:pos="6412"/>
+          <w:tab w:val="left" w:pos="7328"/>
+          <w:tab w:val="left" w:pos="8244"/>
+          <w:tab w:val="left" w:pos="9160"/>
+          <w:tab w:val="left" w:pos="10076"/>
+          <w:tab w:val="left" w:pos="10992"/>
+          <w:tab w:val="left" w:pos="11908"/>
+          <w:tab w:val="left" w:pos="12824"/>
+          <w:tab w:val="left" w:pos="13740"/>
+          <w:tab w:val="left" w:pos="14656"/>
+        </w:tabs>
+        <w:spacing w:after="0" w:line="240" w:lineRule="auto"/>
+        <w:rPr>
+          <w:rFonts w:ascii="Courier New" w:eastAsia="Times New Roman" w:hAnsi="Courier New" w:cs="Courier New"/>
+          <w:sz w:val="20"/>
+          <w:szCs w:val="20"/>
+          <w:lang w:eastAsia="en-IN"/>
+        </w:rPr>
+      </w:pPr>
+      <w:r>
+        <w:rPr>
+          <w:rFonts w:ascii="Segoe UI Emoji" w:eastAsia="Times New Roman" w:hAnsi="Segoe UI Emoji" w:cs="Segoe UI Emoji"/>
+          <w:sz w:val="20"/>
+          <w:szCs w:val="20"/>
+          <w:lang w:eastAsia="en-IN"/>
+        </w:rPr>
+        <w:lastRenderedPageBreak/>
+        <w:t>❌</w:t>
+      </w:r>
+      <w:r>
+        <w:rPr>
+          <w:rFonts w:ascii="Courier New" w:eastAsia="Times New Roman" w:hAnsi="Courier New" w:cs="Courier New"/>
+          <w:sz w:val="20"/>
+          <w:szCs w:val="20"/>
+          <w:lang w:eastAsia="en-IN"/>
+        </w:rPr>
+        <w:t xml:space="preserve"> Trying to book a car...</w:t>
+      </w:r>
+    </w:p>
+    <w:p>
+      <w:pPr>
+        <w:tabs>
+          <w:tab w:val="left" w:pos="916"/>
+          <w:tab w:val="left" w:pos="1832"/>
+          <w:tab w:val="left" w:pos="2748"/>
+          <w:tab w:val="left" w:pos="3664"/>
+          <w:tab w:val="left" w:pos="4580"/>
+          <w:tab w:val="left" w:pos="5496"/>
+          <w:tab w:val="left" w:pos="6412"/>
+          <w:tab w:val="left" w:pos="7328"/>
+          <w:tab w:val="left" w:pos="8244"/>
+          <w:tab w:val="left" w:pos="9160"/>
+          <w:tab w:val="left" w:pos="10076"/>
+          <w:tab w:val="left" w:pos="10992"/>
+          <w:tab w:val="left" w:pos="11908"/>
+          <w:tab w:val="left" w:pos="12824"/>
+          <w:tab w:val="left" w:pos="13740"/>
+          <w:tab w:val="left" w:pos="14656"/>
+        </w:tabs>
+        <w:spacing w:after="0" w:line="240" w:lineRule="auto"/>
+        <w:rPr>
+          <w:rFonts w:ascii="Courier New" w:eastAsia="Times New Roman" w:hAnsi="Courier New" w:cs="Courier New"/>
+          <w:sz w:val="20"/>
+          <w:szCs w:val="20"/>
+          <w:lang w:eastAsia="en-IN"/>
+        </w:rPr>
+      </w:pPr>
+      <w:r>
+        <w:rPr>
+          <w:rFonts w:ascii="Segoe UI Emoji" w:eastAsia="Times New Roman" w:hAnsi="Segoe UI Emoji" w:cs="Segoe UI Emoji"/>
+          <w:sz w:val="20"/>
+          <w:szCs w:val="20"/>
+          <w:lang w:eastAsia="en-IN"/>
+        </w:rPr>
+        <w:t>⚠️</w:t>
+      </w:r>
+      <w:r>
+        <w:rPr>
+          <w:rFonts w:ascii="Courier New" w:eastAsia="Times New Roman" w:hAnsi="Courier New" w:cs="Courier New"/>
+          <w:sz w:val="20"/>
+          <w:szCs w:val="20"/>
+          <w:lang w:eastAsia="en-IN"/>
+        </w:rPr>
+        <w:t xml:space="preserve"> Error occurred: Car rental failed: Out of cars!</w:t>
+      </w:r>
+    </w:p>
+    <w:p>
+      <w:pPr>
+        <w:tabs>
+          <w:tab w:val="left" w:pos="916"/>
+          <w:tab w:val="left" w:pos="1832"/>
+          <w:tab w:val="left" w:pos="2748"/>
+          <w:tab w:val="left" w:pos="3664"/>
+          <w:tab w:val="left" w:pos="4580"/>
+          <w:tab w:val="left" w:pos="5496"/>
+          <w:tab w:val="left" w:pos="6412"/>
+          <w:tab w:val="left" w:pos="7328"/>
+          <w:tab w:val="left" w:pos="8244"/>
+          <w:tab w:val="left" w:pos="9160"/>
+          <w:tab w:val="left" w:pos="10076"/>
+          <w:tab w:val="left" w:pos="10992"/>
+          <w:tab w:val="left" w:pos="11908"/>
+          <w:tab w:val="left" w:pos="12824"/>
+          <w:tab w:val="left" w:pos="13740"/>
+          <w:tab w:val="left" w:pos="14656"/>
+        </w:tabs>
+        <w:spacing w:after="0" w:line="240" w:lineRule="auto"/>
+        <w:rPr>
+          <w:rFonts w:ascii="Courier New" w:eastAsia="Times New Roman" w:hAnsi="Courier New" w:cs="Courier New"/>
+          <w:sz w:val="20"/>
+          <w:szCs w:val="20"/>
+          <w:lang w:eastAsia="en-IN"/>
+        </w:rPr>
+      </w:pPr>
+      <w:r>
+        <w:rPr>
+          <w:rFonts w:ascii="Courier New" w:eastAsia="Times New Roman" w:hAnsi="Courier New" w:cs="Courier New"/>
+          <w:sz w:val="20"/>
+          <w:szCs w:val="20"/>
+          <w:lang w:eastAsia="en-IN"/>
+        </w:rPr>
+        <w:t>--- STARTING ROLLBACK (COMPENSATIONS) ---</w:t>
+      </w:r>
+    </w:p>
+    <w:p>
+      <w:pPr>
+        <w:tabs>
+          <w:tab w:val="left" w:pos="916"/>
+          <w:tab w:val="left" w:pos="1832"/>
+          <w:tab w:val="left" w:pos="2748"/>
+          <w:tab w:val="left" w:pos="3664"/>
+          <w:tab w:val="left" w:pos="4580"/>
+          <w:tab w:val="left" w:pos="5496"/>
+          <w:tab w:val="left" w:pos="6412"/>
+          <w:tab w:val="left" w:pos="7328"/>
+          <w:tab w:val="left" w:pos="8244"/>
+          <w:tab w:val="left" w:pos="9160"/>
+          <w:tab w:val="left" w:pos="10076"/>
+          <w:tab w:val="left" w:pos="10992"/>
+          <w:tab w:val="left" w:pos="11908"/>
+          <w:tab w:val="left" w:pos="12824"/>
+          <w:tab w:val="left" w:pos="13740"/>
+          <w:tab w:val="left" w:pos="14656"/>
+        </w:tabs>
+        <w:spacing w:after="0" w:line="240" w:lineRule="auto"/>
+        <w:rPr>
+          <w:rFonts w:ascii="Courier New" w:eastAsia="Times New Roman" w:hAnsi="Courier New" w:cs="Courier New"/>
+          <w:sz w:val="20"/>
+          <w:szCs w:val="20"/>
+          <w:lang w:eastAsia="en-IN"/>
+        </w:rPr>
+      </w:pPr>
+      <w:r>
+        <w:rPr>
+          <w:rFonts w:ascii="Segoe UI Emoji" w:eastAsia="Times New Roman" w:hAnsi="Segoe UI Emoji" w:cs="Segoe UI Emoji"/>
+          <w:sz w:val="20"/>
+          <w:szCs w:val="20"/>
+          <w:lang w:eastAsia="en-IN"/>
+        </w:rPr>
+        <w:t>🔄</w:t>
+      </w:r>
+      <w:r>
+        <w:rPr>
+          <w:rFonts w:ascii="Courier New" w:eastAsia="Times New Roman" w:hAnsi="Courier New" w:cs="Courier New"/>
+          <w:sz w:val="20"/>
+          <w:szCs w:val="20"/>
+          <w:lang w:eastAsia="en-IN"/>
+        </w:rPr>
+        <w:t xml:space="preserve"> COMPENSATION: Cancelling the flight ticket.</w:t>
+      </w:r>
+    </w:p>
+    <w:p>
+      <w:pPr>
+        <w:tabs>
+          <w:tab w:val="left" w:pos="916"/>
+          <w:tab w:val="left" w:pos="1832"/>
+          <w:tab w:val="left" w:pos="2748"/>
+          <w:tab w:val="left" w:pos="3664"/>
+          <w:tab w:val="left" w:pos="4580"/>
+          <w:tab w:val="left" w:pos="5496"/>
+          <w:tab w:val="left" w:pos="6412"/>
+          <w:tab w:val="left" w:pos="7328"/>
+          <w:tab w:val="left" w:pos="8244"/>
+          <w:tab w:val="left" w:pos="9160"/>
+          <w:tab w:val="left" w:pos="10076"/>
+          <w:tab w:val="left" w:pos="10992"/>
+          <w:tab w:val="left" w:pos="11908"/>
+          <w:tab w:val="left" w:pos="12824"/>
+          <w:tab w:val="left" w:pos="13740"/>
+          <w:tab w:val="left" w:pos="14656"/>
+        </w:tabs>
+        <w:spacing w:after="0" w:line="240" w:lineRule="auto"/>
+        <w:rPr>
+          <w:rFonts w:ascii="Courier New" w:eastAsia="Times New Roman" w:hAnsi="Courier New" w:cs="Courier New"/>
+          <w:sz w:val="20"/>
+          <w:szCs w:val="20"/>
+          <w:lang w:eastAsia="en-IN"/>
+        </w:rPr>
+      </w:pPr>
+      <w:r>
+        <w:rPr>
+          <w:rFonts w:ascii="Segoe UI Emoji" w:eastAsia="Times New Roman" w:hAnsi="Segoe UI Emoji" w:cs="Segoe UI Emoji"/>
+          <w:sz w:val="20"/>
+          <w:szCs w:val="20"/>
+          <w:lang w:eastAsia="en-IN"/>
+        </w:rPr>
+        <w:t>🔄</w:t>
+      </w:r>
+      <w:r>
+        <w:rPr>
+          <w:rFonts w:ascii="Courier New" w:eastAsia="Times New Roman" w:hAnsi="Courier New" w:cs="Courier New"/>
+          <w:sz w:val="20"/>
+          <w:szCs w:val="20"/>
+          <w:lang w:eastAsia="en-IN"/>
+        </w:rPr>
+        <w:t xml:space="preserve"> COMPENSATION: Cancelling the hotel booking.</w:t>
+      </w:r>
+    </w:p>
+    <w:p>
+      <w:pPr>
+        <w:tabs>
+          <w:tab w:val="left" w:pos="916"/>
+          <w:tab w:val="left" w:pos="1832"/>
+          <w:tab w:val="left" w:pos="2748"/>
+          <w:tab w:val="left" w:pos="3664"/>
+          <w:tab w:val="left" w:pos="4580"/>
+          <w:tab w:val="left" w:pos="5496"/>
+          <w:tab w:val="left" w:pos="6412"/>
+          <w:tab w:val="left" w:pos="7328"/>
+          <w:tab w:val="left" w:pos="8244"/>
+          <w:tab w:val="left" w:pos="9160"/>
+          <w:tab w:val="left" w:pos="10076"/>
+          <w:tab w:val="left" w:pos="10992"/>
+          <w:tab w:val="left" w:pos="11908"/>
+          <w:tab w:val="left" w:pos="12824"/>
+          <w:tab w:val="left" w:pos="13740"/>
+          <w:tab w:val="left" w:pos="14656"/>
+        </w:tabs>
+        <w:spacing w:after="0" w:line="240" w:lineRule="auto"/>
+        <w:rPr>
+          <w:rFonts w:ascii="Courier New" w:eastAsia="Times New Roman" w:hAnsi="Courier New" w:cs="Courier New"/>
+          <w:sz w:val="20"/>
+          <w:szCs w:val="20"/>
+          <w:lang w:eastAsia="en-IN"/>
+        </w:rPr>
+      </w:pPr>
+      <w:r>
+        <w:rPr>
+          <w:rFonts w:ascii="Courier New" w:eastAsia="Times New Roman" w:hAnsi="Courier New" w:cs="Courier New"/>
+          <w:sz w:val="20"/>
+          <w:szCs w:val="20"/>
+          <w:lang w:eastAsia="en-IN"/>
+        </w:rPr>
+        <w:t>--- ROLLBACK FINISHED ---</w:t>
+      </w:r>
+    </w:p>
+    <w:p>
+      <w:pPr>
+        <w:spacing w:before="100" w:beforeAutospacing="1" w:after="100" w:afterAutospacing="1" w:line="240" w:lineRule="auto"/>
+        <w:outlineLvl w:val="2"/>
+        <w:rPr>
+          <w:rFonts w:ascii="Times New Roman" w:eastAsia="Times New Roman" w:hAnsi="Times New Roman" w:cs="Times New Roman"/>
+          <w:b/>
+          <w:bCs/>
+          <w:sz w:val="27"/>
+          <w:szCs w:val="27"/>
+          <w:lang w:eastAsia="en-IN"/>
+        </w:rPr>
+      </w:pPr>
+      <w:r>
+        <w:rPr>
+          <w:rFonts w:ascii="Times New Roman" w:eastAsia="Times New Roman" w:hAnsi="Times New Roman" w:cs="Times New Roman"/>
+          <w:b/>
+          <w:bCs/>
+          <w:sz w:val="27"/>
+          <w:szCs w:val="27"/>
+          <w:lang w:eastAsia="en-IN"/>
+        </w:rPr>
+        <w:t>Summary</w:t>
+      </w:r>
+    </w:p>
+    <w:p>
+      <w:pPr>
+        <w:numPr>
+          <w:ilvl w:val="0"/>
+          <w:numId w:val="7"/>
+        </w:numPr>
+        <w:spacing w:before="100" w:beforeAutospacing="1" w:after="100" w:afterAutospacing="1" w:line="240" w:lineRule="auto"/>
+        <w:rPr>
+          <w:rFonts w:ascii="Times New Roman" w:eastAsia="Times New Roman" w:hAnsi="Times New Roman" w:cs="Times New Roman"/>
+          <w:sz w:val="24"/>
+          <w:szCs w:val="24"/>
+          <w:lang w:eastAsia="en-IN"/>
+        </w:rPr>
+      </w:pPr>
+      <w:r>
+        <w:rPr>
+          <w:rFonts w:ascii="Times New Roman" w:eastAsia="Times New Roman" w:hAnsi="Times New Roman" w:cs="Times New Roman"/>
+          <w:b/>
+          <w:bCs/>
+          <w:sz w:val="24"/>
+          <w:szCs w:val="24"/>
+          <w:lang w:eastAsia="en-IN"/>
+        </w:rPr>
+        <w:t>Forward steps:</w:t>
+      </w:r>
+      <w:r>
+        <w:rPr>
+          <w:rFonts w:ascii="Times New Roman" w:eastAsia="Times New Roman" w:hAnsi="Times New Roman" w:cs="Times New Roman"/>
+          <w:sz w:val="24"/>
+          <w:szCs w:val="24"/>
+          <w:lang w:eastAsia="en-IN"/>
+        </w:rPr>
+        <w:t xml:space="preserve"> Hotel →\</w:t>
+      </w:r>
+      <w:proofErr w:type="spellStart"/>
+      <w:r>
+        <w:rPr>
+          <w:rFonts w:ascii="Times New Roman" w:eastAsia="Times New Roman" w:hAnsi="Times New Roman" w:cs="Times New Roman"/>
+          <w:sz w:val="24"/>
+          <w:szCs w:val="24"/>
+          <w:lang w:eastAsia="en-IN"/>
+        </w:rPr>
+        <w:t>rightarrow</w:t>
+      </w:r>
+      <w:proofErr w:type="spellEnd"/>
+      <w:r>
+        <w:rPr>
+          <w:rFonts w:ascii="Times New Roman" w:eastAsia="Times New Roman" w:hAnsi="Times New Roman" w:cs="Times New Roman"/>
+          <w:sz w:val="24"/>
+          <w:szCs w:val="24"/>
+          <w:lang w:eastAsia="en-IN"/>
+        </w:rPr>
+        <w:t>→ Flight →\</w:t>
+      </w:r>
+      <w:proofErr w:type="spellStart"/>
+      <w:r>
+        <w:rPr>
+          <w:rFonts w:ascii="Times New Roman" w:eastAsia="Times New Roman" w:hAnsi="Times New Roman" w:cs="Times New Roman"/>
+          <w:sz w:val="24"/>
+          <w:szCs w:val="24"/>
+          <w:lang w:eastAsia="en-IN"/>
+        </w:rPr>
+        <w:t>rightarrow</w:t>
+      </w:r>
+      <w:proofErr w:type="spellEnd"/>
+      <w:r>
+        <w:rPr>
+          <w:rFonts w:ascii="Times New Roman" w:eastAsia="Times New Roman" w:hAnsi="Times New Roman" w:cs="Times New Roman"/>
+          <w:sz w:val="24"/>
+          <w:szCs w:val="24"/>
+          <w:lang w:eastAsia="en-IN"/>
+        </w:rPr>
+        <w:t>→ Car (fails).</w:t>
+      </w:r>
+    </w:p>
+    <w:p>
+      <w:pPr>
+        <w:numPr>
+          <w:ilvl w:val="0"/>
+          <w:numId w:val="7"/>
+        </w:numPr>
+        <w:spacing w:before="100" w:beforeAutospacing="1" w:after="100" w:afterAutospacing="1" w:line="240" w:lineRule="auto"/>
+        <w:rPr>
+          <w:rFonts w:ascii="Times New Roman" w:eastAsia="Times New Roman" w:hAnsi="Times New Roman" w:cs="Times New Roman"/>
+          <w:sz w:val="24"/>
+          <w:szCs w:val="24"/>
+          <w:lang w:eastAsia="en-IN"/>
+        </w:rPr>
+      </w:pPr>
+      <w:r>
+        <w:rPr>
+          <w:rFonts w:ascii="Times New Roman" w:eastAsia="Times New Roman" w:hAnsi="Times New Roman" w:cs="Times New Roman"/>
+          <w:b/>
+          <w:bCs/>
+          <w:sz w:val="24"/>
+          <w:szCs w:val="24"/>
+          <w:lang w:eastAsia="en-IN"/>
+        </w:rPr>
+        <w:t>Compensating steps (Rollback):</w:t>
+      </w:r>
+      <w:r>
+        <w:rPr>
+          <w:rFonts w:ascii="Times New Roman" w:eastAsia="Times New Roman" w:hAnsi="Times New Roman" w:cs="Times New Roman"/>
+          <w:sz w:val="24"/>
+          <w:szCs w:val="24"/>
+          <w:lang w:eastAsia="en-IN"/>
+        </w:rPr>
+        <w:t xml:space="preserve"> Cancel Flight →\</w:t>
+      </w:r>
+      <w:proofErr w:type="spellStart"/>
+      <w:r>
+        <w:rPr>
+          <w:rFonts w:ascii="Times New Roman" w:eastAsia="Times New Roman" w:hAnsi="Times New Roman" w:cs="Times New Roman"/>
+          <w:sz w:val="24"/>
+          <w:szCs w:val="24"/>
+          <w:lang w:eastAsia="en-IN"/>
+        </w:rPr>
+        <w:t>rightarrow</w:t>
+      </w:r>
+      <w:proofErr w:type="spellEnd"/>
+      <w:r>
+        <w:rPr>
+          <w:rFonts w:ascii="Times New Roman" w:eastAsia="Times New Roman" w:hAnsi="Times New Roman" w:cs="Times New Roman"/>
+          <w:sz w:val="24"/>
+          <w:szCs w:val="24"/>
+          <w:lang w:eastAsia="en-IN"/>
+        </w:rPr>
+        <w:t>→ Cancel Hotel.</w:t>
+      </w:r>
+    </w:p>
+    <w:p>
+      <w:pPr>
+        <w:numPr>
+          <w:ilvl w:val="0"/>
+          <w:numId w:val="7"/>
+        </w:numPr>
+        <w:spacing w:before="100" w:beforeAutospacing="1" w:after="100" w:afterAutospacing="1" w:line="240" w:lineRule="auto"/>
+        <w:rPr>
+          <w:rFonts w:ascii="Times New Roman" w:eastAsia="Times New Roman" w:hAnsi="Times New Roman" w:cs="Times New Roman"/>
+          <w:sz w:val="24"/>
+          <w:szCs w:val="24"/>
+          <w:lang w:eastAsia="en-IN"/>
+        </w:rPr>
+      </w:pPr>
+      <w:r>
+        <w:rPr>
+          <w:rFonts w:ascii="Times New Roman" w:eastAsia="Times New Roman" w:hAnsi="Times New Roman" w:cs="Times New Roman"/>
+          <w:sz w:val="24"/>
+          <w:szCs w:val="24"/>
+          <w:lang w:eastAsia="en-IN"/>
+        </w:rPr>
+        <w:t>This ensures that even though different services have separate databases, your system stays clean and consistent without leaving half-booked vacations!</w:t>
       </w:r>
     </w:p>
     <w:p/>
@@ -5346,6 +11770,119 @@
     </w:lvl>
   </w:abstractNum>
   <w:abstractNum w:abstractNumId="2" w15:restartNumberingAfterBreak="0">
+    <w:nsid w:val="0F670425"/>
+    <w:multiLevelType w:val="multilevel"/>
+    <w:tmpl w:val="431877DC"/>
+    <w:lvl w:ilvl="0">
+      <w:start w:val="1"/>
+      <w:numFmt w:val="decimal"/>
+      <w:lvlText w:val="%1."/>
+      <w:lvlJc w:val="left"/>
+      <w:pPr>
+        <w:tabs>
+          <w:tab w:val="num" w:pos="720"/>
+        </w:tabs>
+        <w:ind w:left="720" w:hanging="360"/>
+      </w:pPr>
+    </w:lvl>
+    <w:lvl w:ilvl="1" w:tentative="1">
+      <w:start w:val="1"/>
+      <w:numFmt w:val="decimal"/>
+      <w:lvlText w:val="%2."/>
+      <w:lvlJc w:val="left"/>
+      <w:pPr>
+        <w:tabs>
+          <w:tab w:val="num" w:pos="1440"/>
+        </w:tabs>
+        <w:ind w:left="1440" w:hanging="360"/>
+      </w:pPr>
+    </w:lvl>
+    <w:lvl w:ilvl="2" w:tentative="1">
+      <w:start w:val="1"/>
+      <w:numFmt w:val="decimal"/>
+      <w:lvlText w:val="%3."/>
+      <w:lvlJc w:val="left"/>
+      <w:pPr>
+        <w:tabs>
+          <w:tab w:val="num" w:pos="2160"/>
+        </w:tabs>
+        <w:ind w:left="2160" w:hanging="360"/>
+      </w:pPr>
+    </w:lvl>
+    <w:lvl w:ilvl="3" w:tentative="1">
+      <w:start w:val="1"/>
+      <w:numFmt w:val="decimal"/>
+      <w:lvlText w:val="%4."/>
+      <w:lvlJc w:val="left"/>
+      <w:pPr>
+        <w:tabs>
+          <w:tab w:val="num" w:pos="2880"/>
+        </w:tabs>
+        <w:ind w:left="2880" w:hanging="360"/>
+      </w:pPr>
+    </w:lvl>
+    <w:lvl w:ilvl="4" w:tentative="1">
+      <w:start w:val="1"/>
+      <w:numFmt w:val="decimal"/>
+      <w:lvlText w:val="%5."/>
+      <w:lvlJc w:val="left"/>
+      <w:pPr>
+        <w:tabs>
+          <w:tab w:val="num" w:pos="3600"/>
+        </w:tabs>
+        <w:ind w:left="3600" w:hanging="360"/>
+      </w:pPr>
+    </w:lvl>
+    <w:lvl w:ilvl="5" w:tentative="1">
+      <w:start w:val="1"/>
+      <w:numFmt w:val="decimal"/>
+      <w:lvlText w:val="%6."/>
+      <w:lvlJc w:val="left"/>
+      <w:pPr>
+        <w:tabs>
+          <w:tab w:val="num" w:pos="4320"/>
+        </w:tabs>
+        <w:ind w:left="4320" w:hanging="360"/>
+      </w:pPr>
+    </w:lvl>
+    <w:lvl w:ilvl="6" w:tentative="1">
+      <w:start w:val="1"/>
+      <w:numFmt w:val="decimal"/>
+      <w:lvlText w:val="%7."/>
+      <w:lvlJc w:val="left"/>
+      <w:pPr>
+        <w:tabs>
+          <w:tab w:val="num" w:pos="5040"/>
+        </w:tabs>
+        <w:ind w:left="5040" w:hanging="360"/>
+      </w:pPr>
+    </w:lvl>
+    <w:lvl w:ilvl="7" w:tentative="1">
+      <w:start w:val="1"/>
+      <w:numFmt w:val="decimal"/>
+      <w:lvlText w:val="%8."/>
+      <w:lvlJc w:val="left"/>
+      <w:pPr>
+        <w:tabs>
+          <w:tab w:val="num" w:pos="5760"/>
+        </w:tabs>
+        <w:ind w:left="5760" w:hanging="360"/>
+      </w:pPr>
+    </w:lvl>
+    <w:lvl w:ilvl="8" w:tentative="1">
+      <w:start w:val="1"/>
+      <w:numFmt w:val="decimal"/>
+      <w:lvlText w:val="%9."/>
+      <w:lvlJc w:val="left"/>
+      <w:pPr>
+        <w:tabs>
+          <w:tab w:val="num" w:pos="6480"/>
+        </w:tabs>
+        <w:ind w:left="6480" w:hanging="360"/>
+      </w:pPr>
+    </w:lvl>
+  </w:abstractNum>
+  <w:abstractNum w:abstractNumId="3" w15:restartNumberingAfterBreak="0">
     <w:nsid w:val="236F212D"/>
     <w:multiLevelType w:val="multilevel"/>
     <w:tmpl w:val="D5D28270"/>
@@ -5494,7 +12031,7 @@
       </w:rPr>
     </w:lvl>
   </w:abstractNum>
-  <w:abstractNum w:abstractNumId="3" w15:restartNumberingAfterBreak="0">
+  <w:abstractNum w:abstractNumId="4" w15:restartNumberingAfterBreak="0">
     <w:nsid w:val="37736C9C"/>
     <w:multiLevelType w:val="multilevel"/>
     <w:tmpl w:val="E2685740"/>
@@ -5643,7 +12180,156 @@
       </w:rPr>
     </w:lvl>
   </w:abstractNum>
-  <w:abstractNum w:abstractNumId="4" w15:restartNumberingAfterBreak="0">
+  <w:abstractNum w:abstractNumId="5" w15:restartNumberingAfterBreak="0">
+    <w:nsid w:val="3FC53803"/>
+    <w:multiLevelType w:val="multilevel"/>
+    <w:tmpl w:val="372C23D8"/>
+    <w:lvl w:ilvl="0">
+      <w:start w:val="1"/>
+      <w:numFmt w:val="bullet"/>
+      <w:lvlText w:val=""/>
+      <w:lvlJc w:val="left"/>
+      <w:pPr>
+        <w:tabs>
+          <w:tab w:val="num" w:pos="720"/>
+        </w:tabs>
+        <w:ind w:left="720" w:hanging="360"/>
+      </w:pPr>
+      <w:rPr>
+        <w:rFonts w:ascii="Symbol" w:hAnsi="Symbol" w:hint="default"/>
+        <w:sz w:val="20"/>
+      </w:rPr>
+    </w:lvl>
+    <w:lvl w:ilvl="1" w:tentative="1">
+      <w:start w:val="1"/>
+      <w:numFmt w:val="bullet"/>
+      <w:lvlText w:val="o"/>
+      <w:lvlJc w:val="left"/>
+      <w:pPr>
+        <w:tabs>
+          <w:tab w:val="num" w:pos="1440"/>
+        </w:tabs>
+        <w:ind w:left="1440" w:hanging="360"/>
+      </w:pPr>
+      <w:rPr>
+        <w:rFonts w:ascii="Courier New" w:hAnsi="Courier New" w:hint="default"/>
+        <w:sz w:val="20"/>
+      </w:rPr>
+    </w:lvl>
+    <w:lvl w:ilvl="2" w:tentative="1">
+      <w:start w:val="1"/>
+      <w:numFmt w:val="bullet"/>
+      <w:lvlText w:val=""/>
+      <w:lvlJc w:val="left"/>
+      <w:pPr>
+        <w:tabs>
+          <w:tab w:val="num" w:pos="2160"/>
+        </w:tabs>
+        <w:ind w:left="2160" w:hanging="360"/>
+      </w:pPr>
+      <w:rPr>
+        <w:rFonts w:ascii="Wingdings" w:hAnsi="Wingdings" w:hint="default"/>
+        <w:sz w:val="20"/>
+      </w:rPr>
+    </w:lvl>
+    <w:lvl w:ilvl="3" w:tentative="1">
+      <w:start w:val="1"/>
+      <w:numFmt w:val="bullet"/>
+      <w:lvlText w:val=""/>
+      <w:lvlJc w:val="left"/>
+      <w:pPr>
+        <w:tabs>
+          <w:tab w:val="num" w:pos="2880"/>
+        </w:tabs>
+        <w:ind w:left="2880" w:hanging="360"/>
+      </w:pPr>
+      <w:rPr>
+        <w:rFonts w:ascii="Wingdings" w:hAnsi="Wingdings" w:hint="default"/>
+        <w:sz w:val="20"/>
+      </w:rPr>
+    </w:lvl>
+    <w:lvl w:ilvl="4" w:tentative="1">
+      <w:start w:val="1"/>
+      <w:numFmt w:val="bullet"/>
+      <w:lvlText w:val=""/>
+      <w:lvlJc w:val="left"/>
+      <w:pPr>
+        <w:tabs>
+          <w:tab w:val="num" w:pos="3600"/>
+        </w:tabs>
+        <w:ind w:left="3600" w:hanging="360"/>
+      </w:pPr>
+      <w:rPr>
+        <w:rFonts w:ascii="Wingdings" w:hAnsi="Wingdings" w:hint="default"/>
+        <w:sz w:val="20"/>
+      </w:rPr>
+    </w:lvl>
+    <w:lvl w:ilvl="5" w:tentative="1">
+      <w:start w:val="1"/>
+      <w:numFmt w:val="bullet"/>
+      <w:lvlText w:val=""/>
+      <w:lvlJc w:val="left"/>
+      <w:pPr>
+        <w:tabs>
+          <w:tab w:val="num" w:pos="4320"/>
+        </w:tabs>
+        <w:ind w:left="4320" w:hanging="360"/>
+      </w:pPr>
+      <w:rPr>
+        <w:rFonts w:ascii="Wingdings" w:hAnsi="Wingdings" w:hint="default"/>
+        <w:sz w:val="20"/>
+      </w:rPr>
+    </w:lvl>
+    <w:lvl w:ilvl="6" w:tentative="1">
+      <w:start w:val="1"/>
+      <w:numFmt w:val="bullet"/>
+      <w:lvlText w:val=""/>
+      <w:lvlJc w:val="left"/>
+      <w:pPr>
+        <w:tabs>
+          <w:tab w:val="num" w:pos="5040"/>
+        </w:tabs>
+        <w:ind w:left="5040" w:hanging="360"/>
+      </w:pPr>
+      <w:rPr>
+        <w:rFonts w:ascii="Wingdings" w:hAnsi="Wingdings" w:hint="default"/>
+        <w:sz w:val="20"/>
+      </w:rPr>
+    </w:lvl>
+    <w:lvl w:ilvl="7" w:tentative="1">
+      <w:start w:val="1"/>
+      <w:numFmt w:val="bullet"/>
+      <w:lvlText w:val=""/>
+      <w:lvlJc w:val="left"/>
+      <w:pPr>
+        <w:tabs>
+          <w:tab w:val="num" w:pos="5760"/>
+        </w:tabs>
+        <w:ind w:left="5760" w:hanging="360"/>
+      </w:pPr>
+      <w:rPr>
+        <w:rFonts w:ascii="Wingdings" w:hAnsi="Wingdings" w:hint="default"/>
+        <w:sz w:val="20"/>
+      </w:rPr>
+    </w:lvl>
+    <w:lvl w:ilvl="8" w:tentative="1">
+      <w:start w:val="1"/>
+      <w:numFmt w:val="bullet"/>
+      <w:lvlText w:val=""/>
+      <w:lvlJc w:val="left"/>
+      <w:pPr>
+        <w:tabs>
+          <w:tab w:val="num" w:pos="6480"/>
+        </w:tabs>
+        <w:ind w:left="6480" w:hanging="360"/>
+      </w:pPr>
+      <w:rPr>
+        <w:rFonts w:ascii="Wingdings" w:hAnsi="Wingdings" w:hint="default"/>
+        <w:sz w:val="20"/>
+      </w:rPr>
+    </w:lvl>
+  </w:abstractNum>
+  <w:abstractNum w:abstractNumId="6" w15:restartNumberingAfterBreak="0">
     <w:nsid w:val="654F546F"/>
     <w:multiLevelType w:val="multilevel"/>
     <w:tmpl w:val="B8D0A03E"/>
@@ -5761,10 +12447,10 @@
     </w:lvl>
   </w:abstractNum>
   <w:num w:numId="1">
-    <w:abstractNumId w:val="3"/>
+    <w:abstractNumId w:val="4"/>
   </w:num>
   <w:num w:numId="2">
-    <w:abstractNumId w:val="4"/>
+    <w:abstractNumId w:val="6"/>
   </w:num>
   <w:num w:numId="3">
     <w:abstractNumId w:val="1"/>
@@ -5773,7 +12459,13 @@
     <w:abstractNumId w:val="0"/>
   </w:num>
   <w:num w:numId="5">
+    <w:abstractNumId w:val="3"/>
+  </w:num>
+  <w:num w:numId="6">
     <w:abstractNumId w:val="2"/>
+  </w:num>
+  <w:num w:numId="7">
+    <w:abstractNumId w:val="5"/>
   </w:num>
 </w:numbering>
 </file>
@@ -6434,6 +13126,46 @@
     <w:basedOn w:val="DefaultParagraphFont"/>
     <w:rsid w:val="00136D17"/>
   </w:style>
+  <w:style w:type="character" w:customStyle="1" w:styleId="ng-tns-c4104818652-20">
+    <w:name w:val="ng-tns-c4104818652-20"/>
+    <w:basedOn w:val="DefaultParagraphFont"/>
+    <w:rsid w:val="00517D10"/>
+  </w:style>
+  <w:style w:type="character" w:customStyle="1" w:styleId="ng-tns-c4104818652-21">
+    <w:name w:val="ng-tns-c4104818652-21"/>
+    <w:basedOn w:val="DefaultParagraphFont"/>
+    <w:rsid w:val="00517D10"/>
+  </w:style>
+  <w:style w:type="character" w:customStyle="1" w:styleId="hljs-string">
+    <w:name w:val="hljs-string"/>
+    <w:basedOn w:val="DefaultParagraphFont"/>
+    <w:rsid w:val="00517D10"/>
+  </w:style>
+  <w:style w:type="character" w:customStyle="1" w:styleId="ng-tns-c4104818652-22">
+    <w:name w:val="ng-tns-c4104818652-22"/>
+    <w:basedOn w:val="DefaultParagraphFont"/>
+    <w:rsid w:val="00517D10"/>
+  </w:style>
+  <w:style w:type="character" w:customStyle="1" w:styleId="ng-tns-c4104818652-23">
+    <w:name w:val="ng-tns-c4104818652-23"/>
+    <w:basedOn w:val="DefaultParagraphFont"/>
+    <w:rsid w:val="00517D10"/>
+  </w:style>
+  <w:style w:type="character" w:customStyle="1" w:styleId="ng-tns-c4104818652-24">
+    <w:name w:val="ng-tns-c4104818652-24"/>
+    <w:basedOn w:val="DefaultParagraphFont"/>
+    <w:rsid w:val="00517D10"/>
+  </w:style>
+  <w:style w:type="character" w:customStyle="1" w:styleId="katex-mathml">
+    <w:name w:val="katex-mathml"/>
+    <w:basedOn w:val="DefaultParagraphFont"/>
+    <w:rsid w:val="00517D10"/>
+  </w:style>
+  <w:style w:type="character" w:customStyle="1" w:styleId="mrel">
+    <w:name w:val="mrel"/>
+    <w:basedOn w:val="DefaultParagraphFont"/>
+    <w:rsid w:val="00517D10"/>
+  </w:style>
 </w:styles>
 </file>
 
